--- a/Project Report Group 8.docx
+++ b/Project Report Group 8.docx
@@ -21,12 +21,12 @@
           <wp:inline distB="114300" distT="114300" distL="114300" distR="114300">
             <wp:extent cx="1833563" cy="1681273"/>
             <wp:effectExtent b="0" l="0" r="0" t="0"/>
-            <wp:docPr id="44" name="image54.png"/>
+            <wp:docPr id="46" name="image62.png"/>
             <a:graphic>
               <a:graphicData uri="http://schemas.openxmlformats.org/drawingml/2006/picture">
                 <pic:pic>
                   <pic:nvPicPr>
-                    <pic:cNvPr id="0" name="image54.png"/>
+                    <pic:cNvPr id="0" name="image62.png"/>
                     <pic:cNvPicPr preferRelativeResize="0"/>
                   </pic:nvPicPr>
                   <pic:blipFill>
@@ -1743,8 +1743,12 @@
             </w:pPr>
             <w:r>
               <w:rPr>
+                <w:rFonts w:ascii="Times New Roman" w:cs="Times New Roman" w:eastAsia="Times New Roman" w:hAnsi="Times New Roman"/>
+                <w:sz w:val="24"/>
+                <w:szCs w:val="24"/>
                 <w:rtl w:val="0"/>
               </w:rPr>
+              <w:t xml:space="preserve">4</w:t>
             </w:r>
           </w:p>
         </w:tc>
@@ -1865,8 +1869,12 @@
             </w:pPr>
             <w:r>
               <w:rPr>
+                <w:rFonts w:ascii="Times New Roman" w:cs="Times New Roman" w:eastAsia="Times New Roman" w:hAnsi="Times New Roman"/>
+                <w:sz w:val="24"/>
+                <w:szCs w:val="24"/>
                 <w:rtl w:val="0"/>
               </w:rPr>
+              <w:t xml:space="preserve">5</w:t>
             </w:r>
           </w:p>
         </w:tc>
@@ -1975,8 +1983,12 @@
             </w:pPr>
             <w:r>
               <w:rPr>
+                <w:rFonts w:ascii="Times New Roman" w:cs="Times New Roman" w:eastAsia="Times New Roman" w:hAnsi="Times New Roman"/>
+                <w:sz w:val="24"/>
+                <w:szCs w:val="24"/>
                 <w:rtl w:val="0"/>
               </w:rPr>
+              <w:t xml:space="preserve">6</w:t>
             </w:r>
           </w:p>
         </w:tc>
@@ -2085,8 +2097,12 @@
             </w:pPr>
             <w:r>
               <w:rPr>
+                <w:rFonts w:ascii="Times New Roman" w:cs="Times New Roman" w:eastAsia="Times New Roman" w:hAnsi="Times New Roman"/>
+                <w:sz w:val="24"/>
+                <w:szCs w:val="24"/>
                 <w:rtl w:val="0"/>
               </w:rPr>
+              <w:t xml:space="preserve">7</w:t>
             </w:r>
           </w:p>
         </w:tc>
@@ -2195,8 +2211,12 @@
             </w:pPr>
             <w:r>
               <w:rPr>
+                <w:rFonts w:ascii="Times New Roman" w:cs="Times New Roman" w:eastAsia="Times New Roman" w:hAnsi="Times New Roman"/>
+                <w:sz w:val="24"/>
+                <w:szCs w:val="24"/>
                 <w:rtl w:val="0"/>
               </w:rPr>
+              <w:t xml:space="preserve">20</w:t>
             </w:r>
           </w:p>
         </w:tc>
@@ -2305,8 +2325,12 @@
             </w:pPr>
             <w:r>
               <w:rPr>
+                <w:rFonts w:ascii="Times New Roman" w:cs="Times New Roman" w:eastAsia="Times New Roman" w:hAnsi="Times New Roman"/>
+                <w:sz w:val="24"/>
+                <w:szCs w:val="24"/>
                 <w:rtl w:val="0"/>
               </w:rPr>
+              <w:t xml:space="preserve">32</w:t>
             </w:r>
           </w:p>
         </w:tc>
@@ -2415,8 +2439,12 @@
             </w:pPr>
             <w:r>
               <w:rPr>
+                <w:rFonts w:ascii="Times New Roman" w:cs="Times New Roman" w:eastAsia="Times New Roman" w:hAnsi="Times New Roman"/>
+                <w:sz w:val="24"/>
+                <w:szCs w:val="24"/>
                 <w:rtl w:val="0"/>
               </w:rPr>
+              <w:t xml:space="preserve">32</w:t>
             </w:r>
           </w:p>
         </w:tc>
@@ -4783,6 +4811,45 @@
       </w:pPr>
       <w:r>
         <w:rPr>
+          <w:rFonts w:ascii="Times New Roman" w:cs="Times New Roman" w:eastAsia="Times New Roman" w:hAnsi="Times New Roman"/>
+          <w:sz w:val="24"/>
+          <w:szCs w:val="24"/>
+        </w:rPr>
+        <w:drawing>
+          <wp:inline distB="114300" distT="114300" distL="114300" distR="114300">
+            <wp:extent cx="5724525" cy="5781675"/>
+            <wp:effectExtent b="0" l="0" r="0" t="0"/>
+            <wp:docPr id="31" name="image21.png"/>
+            <a:graphic>
+              <a:graphicData uri="http://schemas.openxmlformats.org/drawingml/2006/picture">
+                <pic:pic>
+                  <pic:nvPicPr>
+                    <pic:cNvPr id="0" name="image21.png"/>
+                    <pic:cNvPicPr preferRelativeResize="0"/>
+                  </pic:nvPicPr>
+                  <pic:blipFill>
+                    <a:blip r:embed="rId7"/>
+                    <a:srcRect b="0" l="0" r="0" t="0"/>
+                    <a:stretch>
+                      <a:fillRect/>
+                    </a:stretch>
+                  </pic:blipFill>
+                  <pic:spPr>
+                    <a:xfrm>
+                      <a:off x="0" y="0"/>
+                      <a:ext cx="5724525" cy="5781675"/>
+                    </a:xfrm>
+                    <a:prstGeom prst="rect"/>
+                    <a:ln/>
+                  </pic:spPr>
+                </pic:pic>
+              </a:graphicData>
+            </a:graphic>
+          </wp:inline>
+        </w:drawing>
+      </w:r>
+      <w:r>
+        <w:rPr>
           <w:rtl w:val="0"/>
         </w:rPr>
       </w:r>
@@ -4910,411 +4977,6 @@
     <w:p>
       <w:pPr>
         <w:jc w:val="center"/>
-        <w:rPr>
-          <w:rFonts w:ascii="Times New Roman" w:cs="Times New Roman" w:eastAsia="Times New Roman" w:hAnsi="Times New Roman"/>
-          <w:sz w:val="24"/>
-          <w:szCs w:val="24"/>
-        </w:rPr>
-      </w:pPr>
-      <w:r>
-        <w:rPr>
-          <w:rtl w:val="0"/>
-        </w:rPr>
-      </w:r>
-    </w:p>
-    <w:p>
-      <w:pPr>
-        <w:jc w:val="center"/>
-        <w:rPr>
-          <w:rFonts w:ascii="Times New Roman" w:cs="Times New Roman" w:eastAsia="Times New Roman" w:hAnsi="Times New Roman"/>
-          <w:sz w:val="24"/>
-          <w:szCs w:val="24"/>
-        </w:rPr>
-      </w:pPr>
-      <w:r>
-        <w:rPr>
-          <w:rtl w:val="0"/>
-        </w:rPr>
-      </w:r>
-    </w:p>
-    <w:p>
-      <w:pPr>
-        <w:jc w:val="center"/>
-        <w:rPr>
-          <w:rFonts w:ascii="Times New Roman" w:cs="Times New Roman" w:eastAsia="Times New Roman" w:hAnsi="Times New Roman"/>
-          <w:sz w:val="24"/>
-          <w:szCs w:val="24"/>
-        </w:rPr>
-      </w:pPr>
-      <w:r>
-        <w:rPr>
-          <w:rtl w:val="0"/>
-        </w:rPr>
-      </w:r>
-    </w:p>
-    <w:p>
-      <w:pPr>
-        <w:jc w:val="center"/>
-        <w:rPr>
-          <w:rFonts w:ascii="Times New Roman" w:cs="Times New Roman" w:eastAsia="Times New Roman" w:hAnsi="Times New Roman"/>
-          <w:sz w:val="24"/>
-          <w:szCs w:val="24"/>
-        </w:rPr>
-      </w:pPr>
-      <w:r>
-        <w:rPr>
-          <w:rtl w:val="0"/>
-        </w:rPr>
-      </w:r>
-    </w:p>
-    <w:p>
-      <w:pPr>
-        <w:jc w:val="center"/>
-        <w:rPr>
-          <w:rFonts w:ascii="Times New Roman" w:cs="Times New Roman" w:eastAsia="Times New Roman" w:hAnsi="Times New Roman"/>
-          <w:sz w:val="24"/>
-          <w:szCs w:val="24"/>
-        </w:rPr>
-      </w:pPr>
-      <w:r>
-        <w:rPr>
-          <w:rtl w:val="0"/>
-        </w:rPr>
-      </w:r>
-    </w:p>
-    <w:p>
-      <w:pPr>
-        <w:jc w:val="center"/>
-        <w:rPr>
-          <w:rFonts w:ascii="Times New Roman" w:cs="Times New Roman" w:eastAsia="Times New Roman" w:hAnsi="Times New Roman"/>
-          <w:sz w:val="24"/>
-          <w:szCs w:val="24"/>
-        </w:rPr>
-      </w:pPr>
-      <w:r>
-        <w:rPr>
-          <w:rtl w:val="0"/>
-        </w:rPr>
-      </w:r>
-    </w:p>
-    <w:p>
-      <w:pPr>
-        <w:jc w:val="center"/>
-        <w:rPr>
-          <w:rFonts w:ascii="Times New Roman" w:cs="Times New Roman" w:eastAsia="Times New Roman" w:hAnsi="Times New Roman"/>
-          <w:sz w:val="24"/>
-          <w:szCs w:val="24"/>
-        </w:rPr>
-      </w:pPr>
-      <w:r>
-        <w:rPr>
-          <w:rtl w:val="0"/>
-        </w:rPr>
-      </w:r>
-    </w:p>
-    <w:p>
-      <w:pPr>
-        <w:jc w:val="center"/>
-        <w:rPr>
-          <w:rFonts w:ascii="Times New Roman" w:cs="Times New Roman" w:eastAsia="Times New Roman" w:hAnsi="Times New Roman"/>
-          <w:sz w:val="24"/>
-          <w:szCs w:val="24"/>
-        </w:rPr>
-      </w:pPr>
-      <w:r>
-        <w:rPr>
-          <w:rtl w:val="0"/>
-        </w:rPr>
-      </w:r>
-    </w:p>
-    <w:p>
-      <w:pPr>
-        <w:jc w:val="center"/>
-        <w:rPr>
-          <w:rFonts w:ascii="Times New Roman" w:cs="Times New Roman" w:eastAsia="Times New Roman" w:hAnsi="Times New Roman"/>
-          <w:sz w:val="24"/>
-          <w:szCs w:val="24"/>
-        </w:rPr>
-      </w:pPr>
-      <w:r>
-        <w:rPr>
-          <w:rtl w:val="0"/>
-        </w:rPr>
-      </w:r>
-    </w:p>
-    <w:p>
-      <w:pPr>
-        <w:jc w:val="center"/>
-        <w:rPr>
-          <w:rFonts w:ascii="Times New Roman" w:cs="Times New Roman" w:eastAsia="Times New Roman" w:hAnsi="Times New Roman"/>
-          <w:sz w:val="24"/>
-          <w:szCs w:val="24"/>
-        </w:rPr>
-      </w:pPr>
-      <w:r>
-        <w:rPr>
-          <w:rtl w:val="0"/>
-        </w:rPr>
-      </w:r>
-    </w:p>
-    <w:p>
-      <w:pPr>
-        <w:jc w:val="center"/>
-        <w:rPr>
-          <w:rFonts w:ascii="Times New Roman" w:cs="Times New Roman" w:eastAsia="Times New Roman" w:hAnsi="Times New Roman"/>
-          <w:sz w:val="24"/>
-          <w:szCs w:val="24"/>
-        </w:rPr>
-      </w:pPr>
-      <w:r>
-        <w:rPr>
-          <w:rtl w:val="0"/>
-        </w:rPr>
-      </w:r>
-    </w:p>
-    <w:p>
-      <w:pPr>
-        <w:jc w:val="center"/>
-        <w:rPr>
-          <w:rFonts w:ascii="Times New Roman" w:cs="Times New Roman" w:eastAsia="Times New Roman" w:hAnsi="Times New Roman"/>
-          <w:sz w:val="24"/>
-          <w:szCs w:val="24"/>
-        </w:rPr>
-      </w:pPr>
-      <w:r>
-        <w:rPr>
-          <w:rtl w:val="0"/>
-        </w:rPr>
-      </w:r>
-    </w:p>
-    <w:p>
-      <w:pPr>
-        <w:jc w:val="center"/>
-        <w:rPr>
-          <w:rFonts w:ascii="Times New Roman" w:cs="Times New Roman" w:eastAsia="Times New Roman" w:hAnsi="Times New Roman"/>
-          <w:sz w:val="24"/>
-          <w:szCs w:val="24"/>
-        </w:rPr>
-      </w:pPr>
-      <w:r>
-        <w:rPr>
-          <w:rtl w:val="0"/>
-        </w:rPr>
-      </w:r>
-    </w:p>
-    <w:p>
-      <w:pPr>
-        <w:jc w:val="center"/>
-        <w:rPr>
-          <w:rFonts w:ascii="Times New Roman" w:cs="Times New Roman" w:eastAsia="Times New Roman" w:hAnsi="Times New Roman"/>
-          <w:sz w:val="24"/>
-          <w:szCs w:val="24"/>
-        </w:rPr>
-      </w:pPr>
-      <w:r>
-        <w:rPr>
-          <w:rtl w:val="0"/>
-        </w:rPr>
-      </w:r>
-    </w:p>
-    <w:p>
-      <w:pPr>
-        <w:jc w:val="center"/>
-        <w:rPr>
-          <w:rFonts w:ascii="Times New Roman" w:cs="Times New Roman" w:eastAsia="Times New Roman" w:hAnsi="Times New Roman"/>
-          <w:sz w:val="24"/>
-          <w:szCs w:val="24"/>
-        </w:rPr>
-      </w:pPr>
-      <w:r>
-        <w:rPr>
-          <w:rtl w:val="0"/>
-        </w:rPr>
-      </w:r>
-    </w:p>
-    <w:p>
-      <w:pPr>
-        <w:jc w:val="center"/>
-        <w:rPr>
-          <w:rFonts w:ascii="Times New Roman" w:cs="Times New Roman" w:eastAsia="Times New Roman" w:hAnsi="Times New Roman"/>
-          <w:sz w:val="24"/>
-          <w:szCs w:val="24"/>
-        </w:rPr>
-      </w:pPr>
-      <w:r>
-        <w:rPr>
-          <w:rtl w:val="0"/>
-        </w:rPr>
-      </w:r>
-    </w:p>
-    <w:p>
-      <w:pPr>
-        <w:jc w:val="center"/>
-        <w:rPr>
-          <w:rFonts w:ascii="Times New Roman" w:cs="Times New Roman" w:eastAsia="Times New Roman" w:hAnsi="Times New Roman"/>
-          <w:sz w:val="24"/>
-          <w:szCs w:val="24"/>
-        </w:rPr>
-      </w:pPr>
-      <w:r>
-        <w:rPr>
-          <w:rtl w:val="0"/>
-        </w:rPr>
-      </w:r>
-    </w:p>
-    <w:p>
-      <w:pPr>
-        <w:jc w:val="center"/>
-        <w:rPr>
-          <w:rFonts w:ascii="Times New Roman" w:cs="Times New Roman" w:eastAsia="Times New Roman" w:hAnsi="Times New Roman"/>
-          <w:sz w:val="24"/>
-          <w:szCs w:val="24"/>
-        </w:rPr>
-      </w:pPr>
-      <w:r>
-        <w:rPr>
-          <w:rtl w:val="0"/>
-        </w:rPr>
-      </w:r>
-    </w:p>
-    <w:p>
-      <w:pPr>
-        <w:jc w:val="center"/>
-        <w:rPr>
-          <w:rFonts w:ascii="Times New Roman" w:cs="Times New Roman" w:eastAsia="Times New Roman" w:hAnsi="Times New Roman"/>
-          <w:sz w:val="24"/>
-          <w:szCs w:val="24"/>
-        </w:rPr>
-      </w:pPr>
-      <w:r>
-        <w:rPr>
-          <w:rtl w:val="0"/>
-        </w:rPr>
-      </w:r>
-    </w:p>
-    <w:p>
-      <w:pPr>
-        <w:jc w:val="center"/>
-        <w:rPr>
-          <w:rFonts w:ascii="Times New Roman" w:cs="Times New Roman" w:eastAsia="Times New Roman" w:hAnsi="Times New Roman"/>
-          <w:sz w:val="24"/>
-          <w:szCs w:val="24"/>
-        </w:rPr>
-      </w:pPr>
-      <w:r>
-        <w:rPr>
-          <w:rtl w:val="0"/>
-        </w:rPr>
-      </w:r>
-    </w:p>
-    <w:p>
-      <w:pPr>
-        <w:jc w:val="center"/>
-        <w:rPr>
-          <w:rFonts w:ascii="Times New Roman" w:cs="Times New Roman" w:eastAsia="Times New Roman" w:hAnsi="Times New Roman"/>
-          <w:sz w:val="24"/>
-          <w:szCs w:val="24"/>
-        </w:rPr>
-      </w:pPr>
-      <w:r>
-        <w:rPr>
-          <w:rtl w:val="0"/>
-        </w:rPr>
-      </w:r>
-    </w:p>
-    <w:p>
-      <w:pPr>
-        <w:jc w:val="center"/>
-        <w:rPr>
-          <w:rFonts w:ascii="Times New Roman" w:cs="Times New Roman" w:eastAsia="Times New Roman" w:hAnsi="Times New Roman"/>
-          <w:sz w:val="24"/>
-          <w:szCs w:val="24"/>
-        </w:rPr>
-      </w:pPr>
-      <w:r>
-        <w:rPr>
-          <w:rtl w:val="0"/>
-        </w:rPr>
-      </w:r>
-    </w:p>
-    <w:p>
-      <w:pPr>
-        <w:jc w:val="center"/>
-        <w:rPr>
-          <w:rFonts w:ascii="Times New Roman" w:cs="Times New Roman" w:eastAsia="Times New Roman" w:hAnsi="Times New Roman"/>
-          <w:sz w:val="24"/>
-          <w:szCs w:val="24"/>
-        </w:rPr>
-      </w:pPr>
-      <w:r>
-        <w:rPr>
-          <w:rtl w:val="0"/>
-        </w:rPr>
-      </w:r>
-    </w:p>
-    <w:p>
-      <w:pPr>
-        <w:jc w:val="center"/>
-        <w:rPr>
-          <w:rFonts w:ascii="Times New Roman" w:cs="Times New Roman" w:eastAsia="Times New Roman" w:hAnsi="Times New Roman"/>
-          <w:sz w:val="24"/>
-          <w:szCs w:val="24"/>
-        </w:rPr>
-      </w:pPr>
-      <w:r>
-        <w:rPr>
-          <w:rtl w:val="0"/>
-        </w:rPr>
-      </w:r>
-    </w:p>
-    <w:p>
-      <w:pPr>
-        <w:jc w:val="center"/>
-        <w:rPr>
-          <w:rFonts w:ascii="Times New Roman" w:cs="Times New Roman" w:eastAsia="Times New Roman" w:hAnsi="Times New Roman"/>
-          <w:sz w:val="24"/>
-          <w:szCs w:val="24"/>
-        </w:rPr>
-      </w:pPr>
-      <w:r>
-        <w:rPr>
-          <w:rtl w:val="0"/>
-        </w:rPr>
-      </w:r>
-    </w:p>
-    <w:p>
-      <w:pPr>
-        <w:jc w:val="center"/>
-        <w:rPr>
-          <w:rFonts w:ascii="Times New Roman" w:cs="Times New Roman" w:eastAsia="Times New Roman" w:hAnsi="Times New Roman"/>
-          <w:sz w:val="24"/>
-          <w:szCs w:val="24"/>
-        </w:rPr>
-      </w:pPr>
-      <w:r>
-        <w:rPr>
-          <w:rtl w:val="0"/>
-        </w:rPr>
-      </w:r>
-    </w:p>
-    <w:p>
-      <w:pPr>
-        <w:jc w:val="center"/>
-        <w:rPr>
-          <w:rFonts w:ascii="Times New Roman" w:cs="Times New Roman" w:eastAsia="Times New Roman" w:hAnsi="Times New Roman"/>
-          <w:sz w:val="24"/>
-          <w:szCs w:val="24"/>
-        </w:rPr>
-      </w:pPr>
-      <w:r>
-        <w:rPr>
-          <w:rtl w:val="0"/>
-        </w:rPr>
-      </w:r>
-    </w:p>
-    <w:p>
-      <w:pPr>
-        <w:jc w:val="left"/>
         <w:rPr>
           <w:rFonts w:ascii="Times New Roman" w:cs="Times New Roman" w:eastAsia="Times New Roman" w:hAnsi="Times New Roman"/>
           <w:sz w:val="24"/>
@@ -5355,25 +5017,14 @@
       </w:pPr>
       <w:r>
         <w:rPr>
-          <w:rtl w:val="0"/>
-        </w:rPr>
-      </w:r>
-    </w:p>
-    <w:p>
-      <w:pPr>
-        <w:jc w:val="center"/>
-        <w:rPr>
           <w:rFonts w:ascii="Times New Roman" w:cs="Times New Roman" w:eastAsia="Times New Roman" w:hAnsi="Times New Roman"/>
           <w:b w:val="1"/>
           <w:bCs w:val="1"/>
           <w:sz w:val="28"/>
           <w:szCs w:val="28"/>
-        </w:rPr>
-      </w:pPr>
-      <w:r>
-        <w:rPr>
-          <w:rtl w:val="0"/>
-        </w:rPr>
+          <w:rtl w:val="0"/>
+        </w:rPr>
+        <w:t xml:space="preserve">Schema Diagram</w:t>
       </w:r>
     </w:p>
     <w:p>
@@ -5411,9 +5062,44 @@
           <w:bCs w:val="1"/>
           <w:sz w:val="28"/>
           <w:szCs w:val="28"/>
-          <w:rtl w:val="0"/>
-        </w:rPr>
-        <w:t xml:space="preserve">Schema Diagram</w:t>
+        </w:rPr>
+        <w:drawing>
+          <wp:inline distB="114300" distT="114300" distL="114300" distR="114300">
+            <wp:extent cx="5731200" cy="7416800"/>
+            <wp:effectExtent b="0" l="0" r="0" t="0"/>
+            <wp:docPr id="7" name="image4.jpg"/>
+            <a:graphic>
+              <a:graphicData uri="http://schemas.openxmlformats.org/drawingml/2006/picture">
+                <pic:pic>
+                  <pic:nvPicPr>
+                    <pic:cNvPr id="0" name="image4.jpg"/>
+                    <pic:cNvPicPr preferRelativeResize="0"/>
+                  </pic:nvPicPr>
+                  <pic:blipFill>
+                    <a:blip r:embed="rId8"/>
+                    <a:srcRect b="0" l="0" r="0" t="0"/>
+                    <a:stretch>
+                      <a:fillRect/>
+                    </a:stretch>
+                  </pic:blipFill>
+                  <pic:spPr>
+                    <a:xfrm>
+                      <a:off x="0" y="0"/>
+                      <a:ext cx="5731200" cy="7416800"/>
+                    </a:xfrm>
+                    <a:prstGeom prst="rect"/>
+                    <a:ln/>
+                  </pic:spPr>
+                </pic:pic>
+              </a:graphicData>
+            </a:graphic>
+          </wp:inline>
+        </w:drawing>
+      </w:r>
+      <w:r>
+        <w:rPr>
+          <w:rtl w:val="0"/>
+        </w:rPr>
       </w:r>
     </w:p>
     <w:p>
@@ -5470,534 +5156,6 @@
           <w:szCs w:val="24"/>
         </w:rPr>
       </w:pPr>
-      <w:r>
-        <w:rPr>
-          <w:rtl w:val="0"/>
-        </w:rPr>
-      </w:r>
-    </w:p>
-    <w:p>
-      <w:pPr>
-        <w:jc w:val="center"/>
-        <w:rPr>
-          <w:rFonts w:ascii="Times New Roman" w:cs="Times New Roman" w:eastAsia="Times New Roman" w:hAnsi="Times New Roman"/>
-          <w:sz w:val="24"/>
-          <w:szCs w:val="24"/>
-        </w:rPr>
-      </w:pPr>
-      <w:r>
-        <w:rPr>
-          <w:rtl w:val="0"/>
-        </w:rPr>
-      </w:r>
-    </w:p>
-    <w:p>
-      <w:pPr>
-        <w:jc w:val="center"/>
-        <w:rPr>
-          <w:rFonts w:ascii="Times New Roman" w:cs="Times New Roman" w:eastAsia="Times New Roman" w:hAnsi="Times New Roman"/>
-          <w:sz w:val="24"/>
-          <w:szCs w:val="24"/>
-        </w:rPr>
-      </w:pPr>
-      <w:r>
-        <w:rPr>
-          <w:rtl w:val="0"/>
-        </w:rPr>
-      </w:r>
-    </w:p>
-    <w:p>
-      <w:pPr>
-        <w:jc w:val="center"/>
-        <w:rPr>
-          <w:rFonts w:ascii="Times New Roman" w:cs="Times New Roman" w:eastAsia="Times New Roman" w:hAnsi="Times New Roman"/>
-          <w:sz w:val="24"/>
-          <w:szCs w:val="24"/>
-        </w:rPr>
-      </w:pPr>
-      <w:r>
-        <w:rPr>
-          <w:rtl w:val="0"/>
-        </w:rPr>
-      </w:r>
-    </w:p>
-    <w:p>
-      <w:pPr>
-        <w:jc w:val="center"/>
-        <w:rPr>
-          <w:rFonts w:ascii="Times New Roman" w:cs="Times New Roman" w:eastAsia="Times New Roman" w:hAnsi="Times New Roman"/>
-          <w:sz w:val="24"/>
-          <w:szCs w:val="24"/>
-        </w:rPr>
-      </w:pPr>
-      <w:r>
-        <w:rPr>
-          <w:rtl w:val="0"/>
-        </w:rPr>
-      </w:r>
-    </w:p>
-    <w:p>
-      <w:pPr>
-        <w:jc w:val="center"/>
-        <w:rPr>
-          <w:rFonts w:ascii="Times New Roman" w:cs="Times New Roman" w:eastAsia="Times New Roman" w:hAnsi="Times New Roman"/>
-          <w:sz w:val="24"/>
-          <w:szCs w:val="24"/>
-        </w:rPr>
-      </w:pPr>
-      <w:r>
-        <w:rPr>
-          <w:rtl w:val="0"/>
-        </w:rPr>
-      </w:r>
-    </w:p>
-    <w:p>
-      <w:pPr>
-        <w:jc w:val="center"/>
-        <w:rPr>
-          <w:rFonts w:ascii="Times New Roman" w:cs="Times New Roman" w:eastAsia="Times New Roman" w:hAnsi="Times New Roman"/>
-          <w:sz w:val="24"/>
-          <w:szCs w:val="24"/>
-        </w:rPr>
-      </w:pPr>
-      <w:r>
-        <w:rPr>
-          <w:rtl w:val="0"/>
-        </w:rPr>
-      </w:r>
-    </w:p>
-    <w:p>
-      <w:pPr>
-        <w:jc w:val="center"/>
-        <w:rPr>
-          <w:rFonts w:ascii="Times New Roman" w:cs="Times New Roman" w:eastAsia="Times New Roman" w:hAnsi="Times New Roman"/>
-          <w:sz w:val="24"/>
-          <w:szCs w:val="24"/>
-        </w:rPr>
-      </w:pPr>
-      <w:r>
-        <w:rPr>
-          <w:rtl w:val="0"/>
-        </w:rPr>
-      </w:r>
-    </w:p>
-    <w:p>
-      <w:pPr>
-        <w:jc w:val="center"/>
-        <w:rPr>
-          <w:rFonts w:ascii="Times New Roman" w:cs="Times New Roman" w:eastAsia="Times New Roman" w:hAnsi="Times New Roman"/>
-          <w:sz w:val="24"/>
-          <w:szCs w:val="24"/>
-        </w:rPr>
-      </w:pPr>
-      <w:r>
-        <w:rPr>
-          <w:rtl w:val="0"/>
-        </w:rPr>
-      </w:r>
-    </w:p>
-    <w:p>
-      <w:pPr>
-        <w:jc w:val="center"/>
-        <w:rPr>
-          <w:rFonts w:ascii="Times New Roman" w:cs="Times New Roman" w:eastAsia="Times New Roman" w:hAnsi="Times New Roman"/>
-          <w:sz w:val="24"/>
-          <w:szCs w:val="24"/>
-        </w:rPr>
-      </w:pPr>
-      <w:r>
-        <w:rPr>
-          <w:rtl w:val="0"/>
-        </w:rPr>
-      </w:r>
-    </w:p>
-    <w:p>
-      <w:pPr>
-        <w:jc w:val="center"/>
-        <w:rPr>
-          <w:rFonts w:ascii="Times New Roman" w:cs="Times New Roman" w:eastAsia="Times New Roman" w:hAnsi="Times New Roman"/>
-          <w:sz w:val="24"/>
-          <w:szCs w:val="24"/>
-        </w:rPr>
-      </w:pPr>
-      <w:r>
-        <w:rPr>
-          <w:rtl w:val="0"/>
-        </w:rPr>
-      </w:r>
-    </w:p>
-    <w:p>
-      <w:pPr>
-        <w:jc w:val="center"/>
-        <w:rPr>
-          <w:rFonts w:ascii="Times New Roman" w:cs="Times New Roman" w:eastAsia="Times New Roman" w:hAnsi="Times New Roman"/>
-          <w:sz w:val="24"/>
-          <w:szCs w:val="24"/>
-        </w:rPr>
-      </w:pPr>
-      <w:r>
-        <w:rPr>
-          <w:rtl w:val="0"/>
-        </w:rPr>
-      </w:r>
-    </w:p>
-    <w:p>
-      <w:pPr>
-        <w:jc w:val="center"/>
-        <w:rPr>
-          <w:rFonts w:ascii="Times New Roman" w:cs="Times New Roman" w:eastAsia="Times New Roman" w:hAnsi="Times New Roman"/>
-          <w:sz w:val="24"/>
-          <w:szCs w:val="24"/>
-        </w:rPr>
-      </w:pPr>
-      <w:r>
-        <w:rPr>
-          <w:rtl w:val="0"/>
-        </w:rPr>
-      </w:r>
-    </w:p>
-    <w:p>
-      <w:pPr>
-        <w:jc w:val="center"/>
-        <w:rPr>
-          <w:rFonts w:ascii="Times New Roman" w:cs="Times New Roman" w:eastAsia="Times New Roman" w:hAnsi="Times New Roman"/>
-          <w:sz w:val="24"/>
-          <w:szCs w:val="24"/>
-        </w:rPr>
-      </w:pPr>
-      <w:r>
-        <w:rPr>
-          <w:rtl w:val="0"/>
-        </w:rPr>
-      </w:r>
-    </w:p>
-    <w:p>
-      <w:pPr>
-        <w:jc w:val="center"/>
-        <w:rPr>
-          <w:rFonts w:ascii="Times New Roman" w:cs="Times New Roman" w:eastAsia="Times New Roman" w:hAnsi="Times New Roman"/>
-          <w:sz w:val="24"/>
-          <w:szCs w:val="24"/>
-        </w:rPr>
-      </w:pPr>
-      <w:r>
-        <w:rPr>
-          <w:rtl w:val="0"/>
-        </w:rPr>
-      </w:r>
-    </w:p>
-    <w:p>
-      <w:pPr>
-        <w:jc w:val="center"/>
-        <w:rPr>
-          <w:rFonts w:ascii="Times New Roman" w:cs="Times New Roman" w:eastAsia="Times New Roman" w:hAnsi="Times New Roman"/>
-          <w:sz w:val="24"/>
-          <w:szCs w:val="24"/>
-        </w:rPr>
-      </w:pPr>
-      <w:r>
-        <w:rPr>
-          <w:rtl w:val="0"/>
-        </w:rPr>
-      </w:r>
-    </w:p>
-    <w:p>
-      <w:pPr>
-        <w:jc w:val="center"/>
-        <w:rPr>
-          <w:rFonts w:ascii="Times New Roman" w:cs="Times New Roman" w:eastAsia="Times New Roman" w:hAnsi="Times New Roman"/>
-          <w:sz w:val="24"/>
-          <w:szCs w:val="24"/>
-        </w:rPr>
-      </w:pPr>
-      <w:r>
-        <w:rPr>
-          <w:rtl w:val="0"/>
-        </w:rPr>
-      </w:r>
-    </w:p>
-    <w:p>
-      <w:pPr>
-        <w:jc w:val="center"/>
-        <w:rPr>
-          <w:rFonts w:ascii="Times New Roman" w:cs="Times New Roman" w:eastAsia="Times New Roman" w:hAnsi="Times New Roman"/>
-          <w:sz w:val="24"/>
-          <w:szCs w:val="24"/>
-        </w:rPr>
-      </w:pPr>
-      <w:r>
-        <w:rPr>
-          <w:rtl w:val="0"/>
-        </w:rPr>
-      </w:r>
-    </w:p>
-    <w:p>
-      <w:pPr>
-        <w:jc w:val="center"/>
-        <w:rPr>
-          <w:rFonts w:ascii="Times New Roman" w:cs="Times New Roman" w:eastAsia="Times New Roman" w:hAnsi="Times New Roman"/>
-          <w:sz w:val="24"/>
-          <w:szCs w:val="24"/>
-        </w:rPr>
-      </w:pPr>
-      <w:r>
-        <w:rPr>
-          <w:rtl w:val="0"/>
-        </w:rPr>
-      </w:r>
-    </w:p>
-    <w:p>
-      <w:pPr>
-        <w:jc w:val="center"/>
-        <w:rPr>
-          <w:rFonts w:ascii="Times New Roman" w:cs="Times New Roman" w:eastAsia="Times New Roman" w:hAnsi="Times New Roman"/>
-          <w:sz w:val="24"/>
-          <w:szCs w:val="24"/>
-        </w:rPr>
-      </w:pPr>
-      <w:r>
-        <w:rPr>
-          <w:rtl w:val="0"/>
-        </w:rPr>
-      </w:r>
-    </w:p>
-    <w:p>
-      <w:pPr>
-        <w:jc w:val="center"/>
-        <w:rPr>
-          <w:rFonts w:ascii="Times New Roman" w:cs="Times New Roman" w:eastAsia="Times New Roman" w:hAnsi="Times New Roman"/>
-          <w:sz w:val="24"/>
-          <w:szCs w:val="24"/>
-        </w:rPr>
-      </w:pPr>
-      <w:r>
-        <w:rPr>
-          <w:rtl w:val="0"/>
-        </w:rPr>
-      </w:r>
-    </w:p>
-    <w:p>
-      <w:pPr>
-        <w:jc w:val="center"/>
-        <w:rPr>
-          <w:rFonts w:ascii="Times New Roman" w:cs="Times New Roman" w:eastAsia="Times New Roman" w:hAnsi="Times New Roman"/>
-          <w:sz w:val="24"/>
-          <w:szCs w:val="24"/>
-        </w:rPr>
-      </w:pPr>
-      <w:r>
-        <w:rPr>
-          <w:rtl w:val="0"/>
-        </w:rPr>
-      </w:r>
-    </w:p>
-    <w:p>
-      <w:pPr>
-        <w:jc w:val="center"/>
-        <w:rPr>
-          <w:rFonts w:ascii="Times New Roman" w:cs="Times New Roman" w:eastAsia="Times New Roman" w:hAnsi="Times New Roman"/>
-          <w:sz w:val="24"/>
-          <w:szCs w:val="24"/>
-        </w:rPr>
-      </w:pPr>
-      <w:r>
-        <w:rPr>
-          <w:rtl w:val="0"/>
-        </w:rPr>
-      </w:r>
-    </w:p>
-    <w:p>
-      <w:pPr>
-        <w:jc w:val="center"/>
-        <w:rPr>
-          <w:rFonts w:ascii="Times New Roman" w:cs="Times New Roman" w:eastAsia="Times New Roman" w:hAnsi="Times New Roman"/>
-          <w:sz w:val="24"/>
-          <w:szCs w:val="24"/>
-        </w:rPr>
-      </w:pPr>
-      <w:r>
-        <w:rPr>
-          <w:rtl w:val="0"/>
-        </w:rPr>
-      </w:r>
-    </w:p>
-    <w:p>
-      <w:pPr>
-        <w:jc w:val="center"/>
-        <w:rPr>
-          <w:rFonts w:ascii="Times New Roman" w:cs="Times New Roman" w:eastAsia="Times New Roman" w:hAnsi="Times New Roman"/>
-          <w:sz w:val="24"/>
-          <w:szCs w:val="24"/>
-        </w:rPr>
-      </w:pPr>
-      <w:r>
-        <w:rPr>
-          <w:rtl w:val="0"/>
-        </w:rPr>
-      </w:r>
-    </w:p>
-    <w:p>
-      <w:pPr>
-        <w:jc w:val="center"/>
-        <w:rPr>
-          <w:rFonts w:ascii="Times New Roman" w:cs="Times New Roman" w:eastAsia="Times New Roman" w:hAnsi="Times New Roman"/>
-          <w:sz w:val="24"/>
-          <w:szCs w:val="24"/>
-        </w:rPr>
-      </w:pPr>
-      <w:r>
-        <w:rPr>
-          <w:rtl w:val="0"/>
-        </w:rPr>
-      </w:r>
-    </w:p>
-    <w:p>
-      <w:pPr>
-        <w:jc w:val="center"/>
-        <w:rPr>
-          <w:rFonts w:ascii="Times New Roman" w:cs="Times New Roman" w:eastAsia="Times New Roman" w:hAnsi="Times New Roman"/>
-          <w:sz w:val="24"/>
-          <w:szCs w:val="24"/>
-        </w:rPr>
-      </w:pPr>
-      <w:r>
-        <w:rPr>
-          <w:rtl w:val="0"/>
-        </w:rPr>
-      </w:r>
-    </w:p>
-    <w:p>
-      <w:pPr>
-        <w:jc w:val="center"/>
-        <w:rPr>
-          <w:rFonts w:ascii="Times New Roman" w:cs="Times New Roman" w:eastAsia="Times New Roman" w:hAnsi="Times New Roman"/>
-          <w:sz w:val="24"/>
-          <w:szCs w:val="24"/>
-        </w:rPr>
-      </w:pPr>
-      <w:r>
-        <w:rPr>
-          <w:rtl w:val="0"/>
-        </w:rPr>
-      </w:r>
-    </w:p>
-    <w:p>
-      <w:pPr>
-        <w:jc w:val="center"/>
-        <w:rPr>
-          <w:rFonts w:ascii="Times New Roman" w:cs="Times New Roman" w:eastAsia="Times New Roman" w:hAnsi="Times New Roman"/>
-          <w:sz w:val="24"/>
-          <w:szCs w:val="24"/>
-        </w:rPr>
-      </w:pPr>
-      <w:r>
-        <w:rPr>
-          <w:rtl w:val="0"/>
-        </w:rPr>
-      </w:r>
-    </w:p>
-    <w:p>
-      <w:pPr>
-        <w:jc w:val="center"/>
-        <w:rPr>
-          <w:rFonts w:ascii="Times New Roman" w:cs="Times New Roman" w:eastAsia="Times New Roman" w:hAnsi="Times New Roman"/>
-          <w:sz w:val="24"/>
-          <w:szCs w:val="24"/>
-        </w:rPr>
-      </w:pPr>
-      <w:r>
-        <w:rPr>
-          <w:rtl w:val="0"/>
-        </w:rPr>
-      </w:r>
-    </w:p>
-    <w:p>
-      <w:pPr>
-        <w:jc w:val="center"/>
-        <w:rPr>
-          <w:rFonts w:ascii="Times New Roman" w:cs="Times New Roman" w:eastAsia="Times New Roman" w:hAnsi="Times New Roman"/>
-          <w:sz w:val="24"/>
-          <w:szCs w:val="24"/>
-        </w:rPr>
-      </w:pPr>
-      <w:r>
-        <w:rPr>
-          <w:rtl w:val="0"/>
-        </w:rPr>
-      </w:r>
-    </w:p>
-    <w:p>
-      <w:pPr>
-        <w:jc w:val="center"/>
-        <w:rPr>
-          <w:rFonts w:ascii="Times New Roman" w:cs="Times New Roman" w:eastAsia="Times New Roman" w:hAnsi="Times New Roman"/>
-          <w:sz w:val="24"/>
-          <w:szCs w:val="24"/>
-        </w:rPr>
-      </w:pPr>
-      <w:r>
-        <w:rPr>
-          <w:rtl w:val="0"/>
-        </w:rPr>
-      </w:r>
-    </w:p>
-    <w:p>
-      <w:pPr>
-        <w:jc w:val="center"/>
-        <w:rPr>
-          <w:rFonts w:ascii="Times New Roman" w:cs="Times New Roman" w:eastAsia="Times New Roman" w:hAnsi="Times New Roman"/>
-          <w:sz w:val="24"/>
-          <w:szCs w:val="24"/>
-        </w:rPr>
-      </w:pPr>
-      <w:r>
-        <w:rPr>
-          <w:rtl w:val="0"/>
-        </w:rPr>
-      </w:r>
-    </w:p>
-    <w:p>
-      <w:pPr>
-        <w:jc w:val="center"/>
-        <w:rPr>
-          <w:rFonts w:ascii="Times New Roman" w:cs="Times New Roman" w:eastAsia="Times New Roman" w:hAnsi="Times New Roman"/>
-          <w:sz w:val="24"/>
-          <w:szCs w:val="24"/>
-        </w:rPr>
-      </w:pPr>
-      <w:r>
-        <w:rPr>
-          <w:rtl w:val="0"/>
-        </w:rPr>
-      </w:r>
-    </w:p>
-    <w:p>
-      <w:pPr>
-        <w:jc w:val="center"/>
-        <w:rPr>
-          <w:rFonts w:ascii="Times New Roman" w:cs="Times New Roman" w:eastAsia="Times New Roman" w:hAnsi="Times New Roman"/>
-          <w:sz w:val="24"/>
-          <w:szCs w:val="24"/>
-        </w:rPr>
-      </w:pPr>
-      <w:r>
-        <w:rPr>
-          <w:rtl w:val="0"/>
-        </w:rPr>
-      </w:r>
-    </w:p>
-    <w:p>
-      <w:pPr>
-        <w:jc w:val="left"/>
-        <w:rPr>
-          <w:rFonts w:ascii="Times New Roman" w:cs="Times New Roman" w:eastAsia="Times New Roman" w:hAnsi="Times New Roman"/>
-          <w:sz w:val="24"/>
-          <w:szCs w:val="24"/>
-        </w:rPr>
-      </w:pPr>
-      <w:r>
-        <w:br w:type="page"/>
-      </w:r>
       <w:r>
         <w:rPr>
           <w:rtl w:val="0"/>
@@ -6736,16 +5894,16 @@
           <wp:inline distB="114300" distT="114300" distL="114300" distR="114300">
             <wp:extent cx="5731200" cy="2705100"/>
             <wp:effectExtent b="0" l="0" r="0" t="0"/>
-            <wp:docPr id="19" name="image22.png"/>
+            <wp:docPr id="20" name="image9.png"/>
             <a:graphic>
               <a:graphicData uri="http://schemas.openxmlformats.org/drawingml/2006/picture">
                 <pic:pic>
                   <pic:nvPicPr>
-                    <pic:cNvPr id="0" name="image22.png"/>
+                    <pic:cNvPr id="0" name="image9.png"/>
                     <pic:cNvPicPr preferRelativeResize="0"/>
                   </pic:nvPicPr>
                   <pic:blipFill>
-                    <a:blip r:embed="rId7"/>
+                    <a:blip r:embed="rId9"/>
                     <a:srcRect b="0" l="0" r="0" t="0"/>
                     <a:stretch>
                       <a:fillRect/>
@@ -6892,16 +6050,16 @@
           <wp:inline distB="114300" distT="114300" distL="114300" distR="114300">
             <wp:extent cx="5731200" cy="2692400"/>
             <wp:effectExtent b="0" l="0" r="0" t="0"/>
-            <wp:docPr id="29" name="image23.png"/>
+            <wp:docPr id="30" name="image20.png"/>
             <a:graphic>
               <a:graphicData uri="http://schemas.openxmlformats.org/drawingml/2006/picture">
                 <pic:pic>
                   <pic:nvPicPr>
-                    <pic:cNvPr id="0" name="image23.png"/>
+                    <pic:cNvPr id="0" name="image20.png"/>
                     <pic:cNvPicPr preferRelativeResize="0"/>
                   </pic:nvPicPr>
                   <pic:blipFill>
-                    <a:blip r:embed="rId8"/>
+                    <a:blip r:embed="rId10"/>
                     <a:srcRect b="0" l="0" r="0" t="0"/>
                     <a:stretch>
                       <a:fillRect/>
@@ -6991,7 +6149,7 @@
           <wp:inline distB="114300" distT="114300" distL="114300" distR="114300">
             <wp:extent cx="5731200" cy="2679700"/>
             <wp:effectExtent b="0" l="0" r="0" t="0"/>
-            <wp:docPr id="14" name="image11.png"/>
+            <wp:docPr id="15" name="image11.png"/>
             <a:graphic>
               <a:graphicData uri="http://schemas.openxmlformats.org/drawingml/2006/picture">
                 <pic:pic>
@@ -7000,7 +6158,7 @@
                     <pic:cNvPicPr preferRelativeResize="0"/>
                   </pic:nvPicPr>
                   <pic:blipFill>
-                    <a:blip r:embed="rId9"/>
+                    <a:blip r:embed="rId11"/>
                     <a:srcRect b="0" l="0" r="0" t="0"/>
                     <a:stretch>
                       <a:fillRect/>
@@ -7090,16 +6248,16 @@
           <wp:inline distB="114300" distT="114300" distL="114300" distR="114300">
             <wp:extent cx="5731200" cy="2895600"/>
             <wp:effectExtent b="0" l="0" r="0" t="0"/>
-            <wp:docPr id="1" name="image26.png"/>
+            <wp:docPr id="1" name="image34.png"/>
             <a:graphic>
               <a:graphicData uri="http://schemas.openxmlformats.org/drawingml/2006/picture">
                 <pic:pic>
                   <pic:nvPicPr>
-                    <pic:cNvPr id="0" name="image26.png"/>
+                    <pic:cNvPr id="0" name="image34.png"/>
                     <pic:cNvPicPr preferRelativeResize="0"/>
                   </pic:nvPicPr>
                   <pic:blipFill>
-                    <a:blip r:embed="rId10"/>
+                    <a:blip r:embed="rId12"/>
                     <a:srcRect b="0" l="0" r="0" t="0"/>
                     <a:stretch>
                       <a:fillRect/>
@@ -7193,16 +6351,16 @@
           <wp:inline distB="114300" distT="114300" distL="114300" distR="114300">
             <wp:extent cx="5731200" cy="2857500"/>
             <wp:effectExtent b="0" l="0" r="0" t="0"/>
-            <wp:docPr id="55" name="image55.png"/>
+            <wp:docPr id="57" name="image40.png"/>
             <a:graphic>
               <a:graphicData uri="http://schemas.openxmlformats.org/drawingml/2006/picture">
                 <pic:pic>
                   <pic:nvPicPr>
-                    <pic:cNvPr id="0" name="image55.png"/>
+                    <pic:cNvPr id="0" name="image40.png"/>
                     <pic:cNvPicPr preferRelativeResize="0"/>
                   </pic:nvPicPr>
                   <pic:blipFill>
-                    <a:blip r:embed="rId11"/>
+                    <a:blip r:embed="rId13"/>
                     <a:srcRect b="0" l="0" r="0" t="0"/>
                     <a:stretch>
                       <a:fillRect/>
@@ -7319,16 +6477,16 @@
           <wp:inline distB="114300" distT="114300" distL="114300" distR="114300">
             <wp:extent cx="5731200" cy="2882900"/>
             <wp:effectExtent b="0" l="0" r="0" t="0"/>
-            <wp:docPr id="18" name="image4.png"/>
+            <wp:docPr id="19" name="image30.png"/>
             <a:graphic>
               <a:graphicData uri="http://schemas.openxmlformats.org/drawingml/2006/picture">
                 <pic:pic>
                   <pic:nvPicPr>
-                    <pic:cNvPr id="0" name="image4.png"/>
+                    <pic:cNvPr id="0" name="image30.png"/>
                     <pic:cNvPicPr preferRelativeResize="0"/>
                   </pic:nvPicPr>
                   <pic:blipFill>
-                    <a:blip r:embed="rId12"/>
+                    <a:blip r:embed="rId14"/>
                     <a:srcRect b="0" l="0" r="0" t="0"/>
                     <a:stretch>
                       <a:fillRect/>
@@ -7449,16 +6607,16 @@
           <wp:inline distB="114300" distT="114300" distL="114300" distR="114300">
             <wp:extent cx="5731200" cy="2832100"/>
             <wp:effectExtent b="0" l="0" r="0" t="0"/>
-            <wp:docPr id="28" name="image18.png"/>
+            <wp:docPr id="29" name="image23.png"/>
             <a:graphic>
               <a:graphicData uri="http://schemas.openxmlformats.org/drawingml/2006/picture">
                 <pic:pic>
                   <pic:nvPicPr>
-                    <pic:cNvPr id="0" name="image18.png"/>
+                    <pic:cNvPr id="0" name="image23.png"/>
                     <pic:cNvPicPr preferRelativeResize="0"/>
                   </pic:nvPicPr>
                   <pic:blipFill>
-                    <a:blip r:embed="rId13"/>
+                    <a:blip r:embed="rId15"/>
                     <a:srcRect b="0" l="0" r="0" t="0"/>
                     <a:stretch>
                       <a:fillRect/>
@@ -7583,489 +6741,12 @@
           <wp:inline distB="114300" distT="114300" distL="114300" distR="114300">
             <wp:extent cx="5731200" cy="2870200"/>
             <wp:effectExtent b="0" l="0" r="0" t="0"/>
-            <wp:docPr id="31" name="image60.png"/>
+            <wp:docPr id="33" name="image19.png"/>
             <a:graphic>
               <a:graphicData uri="http://schemas.openxmlformats.org/drawingml/2006/picture">
                 <pic:pic>
                   <pic:nvPicPr>
-                    <pic:cNvPr id="0" name="image60.png"/>
-                    <pic:cNvPicPr preferRelativeResize="0"/>
-                  </pic:nvPicPr>
-                  <pic:blipFill>
-                    <a:blip r:embed="rId14"/>
-                    <a:srcRect b="0" l="0" r="0" t="0"/>
-                    <a:stretch>
-                      <a:fillRect/>
-                    </a:stretch>
-                  </pic:blipFill>
-                  <pic:spPr>
-                    <a:xfrm>
-                      <a:off x="0" y="0"/>
-                      <a:ext cx="5731200" cy="2870200"/>
-                    </a:xfrm>
-                    <a:prstGeom prst="rect"/>
-                    <a:ln/>
-                  </pic:spPr>
-                </pic:pic>
-              </a:graphicData>
-            </a:graphic>
-          </wp:inline>
-        </w:drawing>
-      </w:r>
-      <w:r>
-        <w:rPr>
-          <w:rtl w:val="0"/>
-        </w:rPr>
-      </w:r>
-    </w:p>
-    <w:p>
-      <w:pPr>
-        <w:rPr>
-          <w:rFonts w:ascii="Times New Roman" w:cs="Times New Roman" w:eastAsia="Times New Roman" w:hAnsi="Times New Roman"/>
-          <w:b w:val="1"/>
-          <w:bCs w:val="1"/>
-          <w:sz w:val="24"/>
-          <w:szCs w:val="24"/>
-        </w:rPr>
-      </w:pPr>
-      <w:r>
-        <w:rPr>
-          <w:rtl w:val="0"/>
-        </w:rPr>
-      </w:r>
-    </w:p>
-    <w:p>
-      <w:pPr>
-        <w:rPr>
-          <w:rFonts w:ascii="Times New Roman" w:cs="Times New Roman" w:eastAsia="Times New Roman" w:hAnsi="Times New Roman"/>
-          <w:b w:val="1"/>
-          <w:bCs w:val="1"/>
-          <w:sz w:val="24"/>
-          <w:szCs w:val="24"/>
-        </w:rPr>
-      </w:pPr>
-      <w:r>
-        <w:rPr>
-          <w:rtl w:val="0"/>
-        </w:rPr>
-      </w:r>
-    </w:p>
-    <w:p>
-      <w:pPr>
-        <w:rPr>
-          <w:rFonts w:ascii="Times New Roman" w:cs="Times New Roman" w:eastAsia="Times New Roman" w:hAnsi="Times New Roman"/>
-          <w:sz w:val="24"/>
-          <w:szCs w:val="24"/>
-        </w:rPr>
-      </w:pPr>
-      <w:r>
-        <w:rPr>
-          <w:rFonts w:ascii="Times New Roman" w:cs="Times New Roman" w:eastAsia="Times New Roman" w:hAnsi="Times New Roman"/>
-          <w:b w:val="1"/>
-          <w:bCs w:val="1"/>
-          <w:sz w:val="24"/>
-          <w:szCs w:val="24"/>
-          <w:rtl w:val="0"/>
-        </w:rPr>
-        <w:t xml:space="preserve">Become_volunteer: </w:t>
-      </w:r>
-      <w:r>
-        <w:rPr>
-          <w:rFonts w:ascii="Times New Roman" w:cs="Times New Roman" w:eastAsia="Times New Roman" w:hAnsi="Times New Roman"/>
-          <w:sz w:val="24"/>
-          <w:szCs w:val="24"/>
-          <w:rtl w:val="0"/>
-        </w:rPr>
-        <w:t xml:space="preserve">Menu for customers to become a volunteer by providing relevant information.</w:t>
-      </w:r>
-    </w:p>
-    <w:p>
-      <w:pPr>
-        <w:rPr>
-          <w:rFonts w:ascii="Times New Roman" w:cs="Times New Roman" w:eastAsia="Times New Roman" w:hAnsi="Times New Roman"/>
-          <w:b w:val="1"/>
-          <w:bCs w:val="1"/>
-          <w:sz w:val="24"/>
-          <w:szCs w:val="24"/>
-        </w:rPr>
-      </w:pPr>
-      <w:r>
-        <w:rPr>
-          <w:rtl w:val="0"/>
-        </w:rPr>
-      </w:r>
-    </w:p>
-    <w:p>
-      <w:pPr>
-        <w:rPr>
-          <w:rFonts w:ascii="Times New Roman" w:cs="Times New Roman" w:eastAsia="Times New Roman" w:hAnsi="Times New Roman"/>
-          <w:b w:val="1"/>
-          <w:bCs w:val="1"/>
-          <w:sz w:val="24"/>
-          <w:szCs w:val="24"/>
-        </w:rPr>
-      </w:pPr>
-      <w:r>
-        <w:rPr>
-          <w:rFonts w:ascii="Times New Roman" w:cs="Times New Roman" w:eastAsia="Times New Roman" w:hAnsi="Times New Roman"/>
-          <w:b w:val="1"/>
-          <w:bCs w:val="1"/>
-          <w:sz w:val="24"/>
-          <w:szCs w:val="24"/>
-        </w:rPr>
-        <w:drawing>
-          <wp:inline distB="114300" distT="114300" distL="114300" distR="114300">
-            <wp:extent cx="5731200" cy="2895600"/>
-            <wp:effectExtent b="0" l="0" r="0" t="0"/>
-            <wp:docPr id="41" name="image33.png"/>
-            <a:graphic>
-              <a:graphicData uri="http://schemas.openxmlformats.org/drawingml/2006/picture">
-                <pic:pic>
-                  <pic:nvPicPr>
-                    <pic:cNvPr id="0" name="image33.png"/>
-                    <pic:cNvPicPr preferRelativeResize="0"/>
-                  </pic:nvPicPr>
-                  <pic:blipFill>
-                    <a:blip r:embed="rId15"/>
-                    <a:srcRect b="0" l="0" r="0" t="0"/>
-                    <a:stretch>
-                      <a:fillRect/>
-                    </a:stretch>
-                  </pic:blipFill>
-                  <pic:spPr>
-                    <a:xfrm>
-                      <a:off x="0" y="0"/>
-                      <a:ext cx="5731200" cy="2895600"/>
-                    </a:xfrm>
-                    <a:prstGeom prst="rect"/>
-                    <a:ln/>
-                  </pic:spPr>
-                </pic:pic>
-              </a:graphicData>
-            </a:graphic>
-          </wp:inline>
-        </w:drawing>
-      </w:r>
-      <w:r>
-        <w:rPr>
-          <w:rtl w:val="0"/>
-        </w:rPr>
-      </w:r>
-    </w:p>
-    <w:p>
-      <w:pPr>
-        <w:rPr>
-          <w:rFonts w:ascii="Times New Roman" w:cs="Times New Roman" w:eastAsia="Times New Roman" w:hAnsi="Times New Roman"/>
-          <w:sz w:val="24"/>
-          <w:szCs w:val="24"/>
-        </w:rPr>
-      </w:pPr>
-      <w:r>
-        <w:rPr>
-          <w:rtl w:val="0"/>
-        </w:rPr>
-      </w:r>
-    </w:p>
-    <w:p>
-      <w:pPr>
-        <w:rPr>
-          <w:rFonts w:ascii="Times New Roman" w:cs="Times New Roman" w:eastAsia="Times New Roman" w:hAnsi="Times New Roman"/>
-          <w:b w:val="1"/>
-          <w:bCs w:val="1"/>
-          <w:sz w:val="24"/>
-          <w:szCs w:val="24"/>
-        </w:rPr>
-      </w:pPr>
-      <w:r>
-        <w:rPr>
-          <w:rtl w:val="0"/>
-        </w:rPr>
-      </w:r>
-    </w:p>
-    <w:p>
-      <w:pPr>
-        <w:jc w:val="center"/>
-        <w:rPr>
-          <w:rFonts w:ascii="Times New Roman" w:cs="Times New Roman" w:eastAsia="Times New Roman" w:hAnsi="Times New Roman"/>
-          <w:b w:val="1"/>
-          <w:bCs w:val="1"/>
-          <w:sz w:val="24"/>
-          <w:szCs w:val="24"/>
-        </w:rPr>
-      </w:pPr>
-      <w:r>
-        <w:rPr>
-          <w:rtl w:val="0"/>
-        </w:rPr>
-      </w:r>
-    </w:p>
-    <w:p>
-      <w:pPr>
-        <w:jc w:val="center"/>
-        <w:rPr>
-          <w:rFonts w:ascii="Times New Roman" w:cs="Times New Roman" w:eastAsia="Times New Roman" w:hAnsi="Times New Roman"/>
-          <w:b w:val="1"/>
-          <w:bCs w:val="1"/>
-          <w:sz w:val="24"/>
-          <w:szCs w:val="24"/>
-        </w:rPr>
-      </w:pPr>
-      <w:r>
-        <w:rPr>
-          <w:rtl w:val="0"/>
-        </w:rPr>
-      </w:r>
-    </w:p>
-    <w:p>
-      <w:pPr>
-        <w:jc w:val="center"/>
-        <w:rPr>
-          <w:rFonts w:ascii="Times New Roman" w:cs="Times New Roman" w:eastAsia="Times New Roman" w:hAnsi="Times New Roman"/>
-          <w:b w:val="1"/>
-          <w:bCs w:val="1"/>
-          <w:sz w:val="24"/>
-          <w:szCs w:val="24"/>
-        </w:rPr>
-      </w:pPr>
-      <w:r>
-        <w:rPr>
-          <w:rtl w:val="0"/>
-        </w:rPr>
-      </w:r>
-    </w:p>
-    <w:p>
-      <w:pPr>
-        <w:jc w:val="center"/>
-        <w:rPr>
-          <w:rFonts w:ascii="Times New Roman" w:cs="Times New Roman" w:eastAsia="Times New Roman" w:hAnsi="Times New Roman"/>
-          <w:b w:val="1"/>
-          <w:bCs w:val="1"/>
-          <w:sz w:val="24"/>
-          <w:szCs w:val="24"/>
-        </w:rPr>
-      </w:pPr>
-      <w:r>
-        <w:rPr>
-          <w:rtl w:val="0"/>
-        </w:rPr>
-      </w:r>
-    </w:p>
-    <w:p>
-      <w:pPr>
-        <w:jc w:val="center"/>
-        <w:rPr>
-          <w:rFonts w:ascii="Times New Roman" w:cs="Times New Roman" w:eastAsia="Times New Roman" w:hAnsi="Times New Roman"/>
-          <w:b w:val="1"/>
-          <w:bCs w:val="1"/>
-          <w:sz w:val="24"/>
-          <w:szCs w:val="24"/>
-        </w:rPr>
-      </w:pPr>
-      <w:r>
-        <w:rPr>
-          <w:rtl w:val="0"/>
-        </w:rPr>
-      </w:r>
-    </w:p>
-    <w:p>
-      <w:pPr>
-        <w:jc w:val="center"/>
-        <w:rPr>
-          <w:rFonts w:ascii="Times New Roman" w:cs="Times New Roman" w:eastAsia="Times New Roman" w:hAnsi="Times New Roman"/>
-          <w:b w:val="1"/>
-          <w:bCs w:val="1"/>
-          <w:sz w:val="24"/>
-          <w:szCs w:val="24"/>
-        </w:rPr>
-      </w:pPr>
-      <w:r>
-        <w:rPr>
-          <w:rtl w:val="0"/>
-        </w:rPr>
-      </w:r>
-    </w:p>
-    <w:p>
-      <w:pPr>
-        <w:jc w:val="center"/>
-        <w:rPr>
-          <w:rFonts w:ascii="Times New Roman" w:cs="Times New Roman" w:eastAsia="Times New Roman" w:hAnsi="Times New Roman"/>
-          <w:b w:val="1"/>
-          <w:bCs w:val="1"/>
-          <w:sz w:val="24"/>
-          <w:szCs w:val="24"/>
-        </w:rPr>
-      </w:pPr>
-      <w:r>
-        <w:rPr>
-          <w:rtl w:val="0"/>
-        </w:rPr>
-      </w:r>
-    </w:p>
-    <w:p>
-      <w:pPr>
-        <w:jc w:val="center"/>
-        <w:rPr>
-          <w:rFonts w:ascii="Times New Roman" w:cs="Times New Roman" w:eastAsia="Times New Roman" w:hAnsi="Times New Roman"/>
-          <w:b w:val="1"/>
-          <w:bCs w:val="1"/>
-          <w:sz w:val="24"/>
-          <w:szCs w:val="24"/>
-        </w:rPr>
-      </w:pPr>
-      <w:r>
-        <w:rPr>
-          <w:rtl w:val="0"/>
-        </w:rPr>
-      </w:r>
-    </w:p>
-    <w:p>
-      <w:pPr>
-        <w:rPr>
-          <w:rFonts w:ascii="Times New Roman" w:cs="Times New Roman" w:eastAsia="Times New Roman" w:hAnsi="Times New Roman"/>
-          <w:b w:val="1"/>
-          <w:bCs w:val="1"/>
-          <w:sz w:val="24"/>
-          <w:szCs w:val="24"/>
-        </w:rPr>
-      </w:pPr>
-      <w:r>
-        <w:rPr>
-          <w:rFonts w:ascii="Times New Roman" w:cs="Times New Roman" w:eastAsia="Times New Roman" w:hAnsi="Times New Roman"/>
-          <w:b w:val="1"/>
-          <w:bCs w:val="1"/>
-          <w:sz w:val="24"/>
-          <w:szCs w:val="24"/>
-          <w:rtl w:val="0"/>
-        </w:rPr>
-        <w:t xml:space="preserve">Contribution of ID: 24301348, Name: Kazi Aryan Rahman</w:t>
-      </w:r>
-    </w:p>
-    <w:p>
-      <w:pPr>
-        <w:rPr>
-          <w:rFonts w:ascii="Times New Roman" w:cs="Times New Roman" w:eastAsia="Times New Roman" w:hAnsi="Times New Roman"/>
-          <w:b w:val="1"/>
-          <w:bCs w:val="1"/>
-          <w:sz w:val="24"/>
-          <w:szCs w:val="24"/>
-        </w:rPr>
-      </w:pPr>
-      <w:r>
-        <w:rPr>
-          <w:rtl w:val="0"/>
-        </w:rPr>
-      </w:r>
-    </w:p>
-    <w:p>
-      <w:pPr>
-        <w:keepNext w:val="0"/>
-        <w:keepLines w:val="0"/>
-        <w:pageBreakBefore w:val="0"/>
-        <w:widowControl w:val="1"/>
-        <w:pBdr>
-          <w:top w:space="0" w:sz="0" w:val="nil"/>
-          <w:left w:space="0" w:sz="0" w:val="nil"/>
-          <w:bottom w:space="0" w:sz="0" w:val="nil"/>
-          <w:right w:space="0" w:sz="0" w:val="nil"/>
-          <w:between w:space="0" w:sz="0" w:val="nil"/>
-        </w:pBdr>
-        <w:shd w:fill="auto" w:val="clear"/>
-        <w:spacing w:after="0" w:before="0" w:line="276" w:lineRule="auto"/>
-        <w:ind w:left="0" w:right="0" w:firstLine="0"/>
-        <w:jc w:val="left"/>
-        <w:rPr>
-          <w:rFonts w:ascii="Times New Roman" w:cs="Times New Roman" w:eastAsia="Times New Roman" w:hAnsi="Times New Roman"/>
-          <w:sz w:val="24"/>
-          <w:szCs w:val="24"/>
-        </w:rPr>
-      </w:pPr>
-      <w:r>
-        <w:rPr>
-          <w:rFonts w:ascii="Times New Roman" w:cs="Times New Roman" w:eastAsia="Times New Roman" w:hAnsi="Times New Roman"/>
-          <w:sz w:val="24"/>
-          <w:szCs w:val="24"/>
-          <w:rtl w:val="0"/>
-        </w:rPr>
-        <w:t xml:space="preserve">In the frontend section, I designed the following administrative interfaces:</w:t>
-      </w:r>
-    </w:p>
-    <w:p>
-      <w:pPr>
-        <w:rPr>
-          <w:rFonts w:ascii="Times New Roman" w:cs="Times New Roman" w:eastAsia="Times New Roman" w:hAnsi="Times New Roman"/>
-          <w:b w:val="1"/>
-          <w:bCs w:val="1"/>
-          <w:sz w:val="24"/>
-          <w:szCs w:val="24"/>
-        </w:rPr>
-      </w:pPr>
-      <w:r>
-        <w:rPr>
-          <w:rtl w:val="0"/>
-        </w:rPr>
-      </w:r>
-    </w:p>
-    <w:p>
-      <w:pPr>
-        <w:rPr>
-          <w:sz w:val="24"/>
-          <w:szCs w:val="24"/>
-        </w:rPr>
-      </w:pPr>
-      <w:r>
-        <w:rPr>
-          <w:rFonts w:ascii="Times New Roman" w:cs="Times New Roman" w:eastAsia="Times New Roman" w:hAnsi="Times New Roman"/>
-          <w:b w:val="1"/>
-          <w:bCs w:val="1"/>
-          <w:sz w:val="24"/>
-          <w:szCs w:val="24"/>
-          <w:rtl w:val="0"/>
-        </w:rPr>
-        <w:t xml:space="preserve">1. manage_zones page (Disaster Zone &amp; Shipment Tracking): </w:t>
-      </w:r>
-      <w:r>
-        <w:rPr>
-          <w:rFonts w:ascii="Times New Roman" w:cs="Times New Roman" w:eastAsia="Times New Roman" w:hAnsi="Times New Roman"/>
-          <w:sz w:val="24"/>
-          <w:szCs w:val="24"/>
-          <w:rtl w:val="0"/>
-        </w:rPr>
-        <w:t xml:space="preserve">Interface for admins to declare new disaster zones and update the operational statuses of active ones.</w:t>
-      </w:r>
-      <w:r>
-        <w:rPr>
-          <w:rtl w:val="0"/>
-        </w:rPr>
-      </w:r>
-    </w:p>
-    <w:p>
-      <w:pPr>
-        <w:rPr>
-          <w:rFonts w:ascii="Times New Roman" w:cs="Times New Roman" w:eastAsia="Times New Roman" w:hAnsi="Times New Roman"/>
-          <w:b w:val="1"/>
-          <w:bCs w:val="1"/>
-          <w:sz w:val="24"/>
-          <w:szCs w:val="24"/>
-        </w:rPr>
-      </w:pPr>
-      <w:r>
-        <w:rPr>
-          <w:rFonts w:ascii="Times New Roman" w:cs="Times New Roman" w:eastAsia="Times New Roman" w:hAnsi="Times New Roman"/>
-          <w:b w:val="1"/>
-          <w:bCs w:val="1"/>
-          <w:sz w:val="24"/>
-          <w:szCs w:val="24"/>
-        </w:rPr>
-        <w:drawing>
-          <wp:inline distB="114300" distT="114300" distL="114300" distR="114300">
-            <wp:extent cx="5731200" cy="2870200"/>
-            <wp:effectExtent b="0" l="0" r="0" t="0"/>
-            <wp:docPr id="37" name="image36.png"/>
-            <a:graphic>
-              <a:graphicData uri="http://schemas.openxmlformats.org/drawingml/2006/picture">
-                <pic:pic>
-                  <pic:nvPicPr>
-                    <pic:cNvPr id="0" name="image36.png"/>
+                    <pic:cNvPr id="0" name="image19.png"/>
                     <pic:cNvPicPr preferRelativeResize="0"/>
                   </pic:nvPicPr>
                   <pic:blipFill>
@@ -8107,6 +6788,83 @@
       </w:pPr>
       <w:r>
         <w:rPr>
+          <w:rtl w:val="0"/>
+        </w:rPr>
+      </w:r>
+    </w:p>
+    <w:p>
+      <w:pPr>
+        <w:rPr>
+          <w:rFonts w:ascii="Times New Roman" w:cs="Times New Roman" w:eastAsia="Times New Roman" w:hAnsi="Times New Roman"/>
+          <w:b w:val="1"/>
+          <w:bCs w:val="1"/>
+          <w:sz w:val="24"/>
+          <w:szCs w:val="24"/>
+        </w:rPr>
+      </w:pPr>
+      <w:r>
+        <w:rPr>
+          <w:rtl w:val="0"/>
+        </w:rPr>
+      </w:r>
+    </w:p>
+    <w:p>
+      <w:pPr>
+        <w:rPr>
+          <w:rFonts w:ascii="Times New Roman" w:cs="Times New Roman" w:eastAsia="Times New Roman" w:hAnsi="Times New Roman"/>
+          <w:sz w:val="24"/>
+          <w:szCs w:val="24"/>
+        </w:rPr>
+      </w:pPr>
+      <w:r>
+        <w:rPr>
+          <w:rFonts w:ascii="Times New Roman" w:cs="Times New Roman" w:eastAsia="Times New Roman" w:hAnsi="Times New Roman"/>
+          <w:b w:val="1"/>
+          <w:bCs w:val="1"/>
+          <w:sz w:val="24"/>
+          <w:szCs w:val="24"/>
+          <w:rtl w:val="0"/>
+        </w:rPr>
+        <w:t xml:space="preserve">Become_volunteer: </w:t>
+      </w:r>
+      <w:r>
+        <w:rPr>
+          <w:rFonts w:ascii="Times New Roman" w:cs="Times New Roman" w:eastAsia="Times New Roman" w:hAnsi="Times New Roman"/>
+          <w:sz w:val="24"/>
+          <w:szCs w:val="24"/>
+          <w:rtl w:val="0"/>
+        </w:rPr>
+        <w:t xml:space="preserve">Menu for customers to become a volunteer by providing relevant information.</w:t>
+      </w:r>
+    </w:p>
+    <w:p>
+      <w:pPr>
+        <w:rPr>
+          <w:rFonts w:ascii="Times New Roman" w:cs="Times New Roman" w:eastAsia="Times New Roman" w:hAnsi="Times New Roman"/>
+          <w:b w:val="1"/>
+          <w:bCs w:val="1"/>
+          <w:sz w:val="24"/>
+          <w:szCs w:val="24"/>
+        </w:rPr>
+      </w:pPr>
+      <w:r>
+        <w:rPr>
+          <w:rtl w:val="0"/>
+        </w:rPr>
+      </w:r>
+    </w:p>
+    <w:p>
+      <w:pPr>
+        <w:rPr>
+          <w:rFonts w:ascii="Times New Roman" w:cs="Times New Roman" w:eastAsia="Times New Roman" w:hAnsi="Times New Roman"/>
+          <w:b w:val="1"/>
+          <w:bCs w:val="1"/>
+          <w:sz w:val="24"/>
+          <w:szCs w:val="24"/>
+        </w:rPr>
+      </w:pPr>
+      <w:r>
+        <w:rPr>
           <w:rFonts w:ascii="Times New Roman" w:cs="Times New Roman" w:eastAsia="Times New Roman" w:hAnsi="Times New Roman"/>
           <w:b w:val="1"/>
           <w:bCs w:val="1"/>
@@ -8117,12 +6875,12 @@
           <wp:inline distB="114300" distT="114300" distL="114300" distR="114300">
             <wp:extent cx="5731200" cy="2895600"/>
             <wp:effectExtent b="0" l="0" r="0" t="0"/>
-            <wp:docPr id="26" name="image30.png"/>
+            <wp:docPr id="43" name="image35.png"/>
             <a:graphic>
               <a:graphicData uri="http://schemas.openxmlformats.org/drawingml/2006/picture">
                 <pic:pic>
                   <pic:nvPicPr>
-                    <pic:cNvPr id="0" name="image30.png"/>
+                    <pic:cNvPr id="0" name="image35.png"/>
                     <pic:cNvPicPr preferRelativeResize="0"/>
                   </pic:nvPicPr>
                   <pic:blipFill>
@@ -8156,6 +6914,406 @@
       <w:pPr>
         <w:rPr>
           <w:rFonts w:ascii="Times New Roman" w:cs="Times New Roman" w:eastAsia="Times New Roman" w:hAnsi="Times New Roman"/>
+          <w:sz w:val="24"/>
+          <w:szCs w:val="24"/>
+        </w:rPr>
+      </w:pPr>
+      <w:r>
+        <w:rPr>
+          <w:rtl w:val="0"/>
+        </w:rPr>
+      </w:r>
+    </w:p>
+    <w:p>
+      <w:pPr>
+        <w:rPr>
+          <w:rFonts w:ascii="Times New Roman" w:cs="Times New Roman" w:eastAsia="Times New Roman" w:hAnsi="Times New Roman"/>
+          <w:b w:val="1"/>
+          <w:bCs w:val="1"/>
+          <w:sz w:val="24"/>
+          <w:szCs w:val="24"/>
+        </w:rPr>
+      </w:pPr>
+      <w:r>
+        <w:rPr>
+          <w:rtl w:val="0"/>
+        </w:rPr>
+      </w:r>
+    </w:p>
+    <w:p>
+      <w:pPr>
+        <w:jc w:val="center"/>
+        <w:rPr>
+          <w:rFonts w:ascii="Times New Roman" w:cs="Times New Roman" w:eastAsia="Times New Roman" w:hAnsi="Times New Roman"/>
+          <w:b w:val="1"/>
+          <w:bCs w:val="1"/>
+          <w:sz w:val="24"/>
+          <w:szCs w:val="24"/>
+        </w:rPr>
+      </w:pPr>
+      <w:r>
+        <w:rPr>
+          <w:rtl w:val="0"/>
+        </w:rPr>
+      </w:r>
+    </w:p>
+    <w:p>
+      <w:pPr>
+        <w:jc w:val="center"/>
+        <w:rPr>
+          <w:rFonts w:ascii="Times New Roman" w:cs="Times New Roman" w:eastAsia="Times New Roman" w:hAnsi="Times New Roman"/>
+          <w:b w:val="1"/>
+          <w:bCs w:val="1"/>
+          <w:sz w:val="24"/>
+          <w:szCs w:val="24"/>
+        </w:rPr>
+      </w:pPr>
+      <w:r>
+        <w:rPr>
+          <w:rtl w:val="0"/>
+        </w:rPr>
+      </w:r>
+    </w:p>
+    <w:p>
+      <w:pPr>
+        <w:jc w:val="center"/>
+        <w:rPr>
+          <w:rFonts w:ascii="Times New Roman" w:cs="Times New Roman" w:eastAsia="Times New Roman" w:hAnsi="Times New Roman"/>
+          <w:b w:val="1"/>
+          <w:bCs w:val="1"/>
+          <w:sz w:val="24"/>
+          <w:szCs w:val="24"/>
+        </w:rPr>
+      </w:pPr>
+      <w:r>
+        <w:rPr>
+          <w:rtl w:val="0"/>
+        </w:rPr>
+      </w:r>
+    </w:p>
+    <w:p>
+      <w:pPr>
+        <w:jc w:val="center"/>
+        <w:rPr>
+          <w:rFonts w:ascii="Times New Roman" w:cs="Times New Roman" w:eastAsia="Times New Roman" w:hAnsi="Times New Roman"/>
+          <w:b w:val="1"/>
+          <w:bCs w:val="1"/>
+          <w:sz w:val="24"/>
+          <w:szCs w:val="24"/>
+        </w:rPr>
+      </w:pPr>
+      <w:r>
+        <w:rPr>
+          <w:rtl w:val="0"/>
+        </w:rPr>
+      </w:r>
+    </w:p>
+    <w:p>
+      <w:pPr>
+        <w:jc w:val="center"/>
+        <w:rPr>
+          <w:rFonts w:ascii="Times New Roman" w:cs="Times New Roman" w:eastAsia="Times New Roman" w:hAnsi="Times New Roman"/>
+          <w:b w:val="1"/>
+          <w:bCs w:val="1"/>
+          <w:sz w:val="24"/>
+          <w:szCs w:val="24"/>
+        </w:rPr>
+      </w:pPr>
+      <w:r>
+        <w:rPr>
+          <w:rtl w:val="0"/>
+        </w:rPr>
+      </w:r>
+    </w:p>
+    <w:p>
+      <w:pPr>
+        <w:jc w:val="center"/>
+        <w:rPr>
+          <w:rFonts w:ascii="Times New Roman" w:cs="Times New Roman" w:eastAsia="Times New Roman" w:hAnsi="Times New Roman"/>
+          <w:b w:val="1"/>
+          <w:bCs w:val="1"/>
+          <w:sz w:val="24"/>
+          <w:szCs w:val="24"/>
+        </w:rPr>
+      </w:pPr>
+      <w:r>
+        <w:rPr>
+          <w:rtl w:val="0"/>
+        </w:rPr>
+      </w:r>
+    </w:p>
+    <w:p>
+      <w:pPr>
+        <w:jc w:val="center"/>
+        <w:rPr>
+          <w:rFonts w:ascii="Times New Roman" w:cs="Times New Roman" w:eastAsia="Times New Roman" w:hAnsi="Times New Roman"/>
+          <w:b w:val="1"/>
+          <w:bCs w:val="1"/>
+          <w:sz w:val="24"/>
+          <w:szCs w:val="24"/>
+        </w:rPr>
+      </w:pPr>
+      <w:r>
+        <w:rPr>
+          <w:rtl w:val="0"/>
+        </w:rPr>
+      </w:r>
+    </w:p>
+    <w:p>
+      <w:pPr>
+        <w:jc w:val="center"/>
+        <w:rPr>
+          <w:rFonts w:ascii="Times New Roman" w:cs="Times New Roman" w:eastAsia="Times New Roman" w:hAnsi="Times New Roman"/>
+          <w:b w:val="1"/>
+          <w:bCs w:val="1"/>
+          <w:sz w:val="24"/>
+          <w:szCs w:val="24"/>
+        </w:rPr>
+      </w:pPr>
+      <w:r>
+        <w:rPr>
+          <w:rtl w:val="0"/>
+        </w:rPr>
+      </w:r>
+    </w:p>
+    <w:p>
+      <w:pPr>
+        <w:rPr>
+          <w:rFonts w:ascii="Times New Roman" w:cs="Times New Roman" w:eastAsia="Times New Roman" w:hAnsi="Times New Roman"/>
+          <w:b w:val="1"/>
+          <w:bCs w:val="1"/>
+          <w:sz w:val="24"/>
+          <w:szCs w:val="24"/>
+        </w:rPr>
+      </w:pPr>
+      <w:r>
+        <w:rPr>
+          <w:rFonts w:ascii="Times New Roman" w:cs="Times New Roman" w:eastAsia="Times New Roman" w:hAnsi="Times New Roman"/>
+          <w:b w:val="1"/>
+          <w:bCs w:val="1"/>
+          <w:sz w:val="24"/>
+          <w:szCs w:val="24"/>
+          <w:rtl w:val="0"/>
+        </w:rPr>
+        <w:t xml:space="preserve">Contribution of ID: 24301348, Name: Kazi Aryan Rahman</w:t>
+      </w:r>
+    </w:p>
+    <w:p>
+      <w:pPr>
+        <w:rPr>
+          <w:rFonts w:ascii="Times New Roman" w:cs="Times New Roman" w:eastAsia="Times New Roman" w:hAnsi="Times New Roman"/>
+          <w:b w:val="1"/>
+          <w:bCs w:val="1"/>
+          <w:sz w:val="24"/>
+          <w:szCs w:val="24"/>
+        </w:rPr>
+      </w:pPr>
+      <w:r>
+        <w:rPr>
+          <w:rtl w:val="0"/>
+        </w:rPr>
+      </w:r>
+    </w:p>
+    <w:p>
+      <w:pPr>
+        <w:keepNext w:val="0"/>
+        <w:keepLines w:val="0"/>
+        <w:pageBreakBefore w:val="0"/>
+        <w:widowControl w:val="1"/>
+        <w:pBdr>
+          <w:top w:space="0" w:sz="0" w:val="nil"/>
+          <w:left w:space="0" w:sz="0" w:val="nil"/>
+          <w:bottom w:space="0" w:sz="0" w:val="nil"/>
+          <w:right w:space="0" w:sz="0" w:val="nil"/>
+          <w:between w:space="0" w:sz="0" w:val="nil"/>
+        </w:pBdr>
+        <w:shd w:fill="auto" w:val="clear"/>
+        <w:spacing w:after="0" w:before="0" w:line="276" w:lineRule="auto"/>
+        <w:ind w:left="0" w:right="0" w:firstLine="0"/>
+        <w:jc w:val="left"/>
+        <w:rPr>
+          <w:rFonts w:ascii="Times New Roman" w:cs="Times New Roman" w:eastAsia="Times New Roman" w:hAnsi="Times New Roman"/>
+          <w:sz w:val="24"/>
+          <w:szCs w:val="24"/>
+        </w:rPr>
+      </w:pPr>
+      <w:r>
+        <w:rPr>
+          <w:rFonts w:ascii="Times New Roman" w:cs="Times New Roman" w:eastAsia="Times New Roman" w:hAnsi="Times New Roman"/>
+          <w:sz w:val="24"/>
+          <w:szCs w:val="24"/>
+          <w:rtl w:val="0"/>
+        </w:rPr>
+        <w:t xml:space="preserve">In the frontend section, I designed the following administrative interfaces:</w:t>
+      </w:r>
+    </w:p>
+    <w:p>
+      <w:pPr>
+        <w:rPr>
+          <w:rFonts w:ascii="Times New Roman" w:cs="Times New Roman" w:eastAsia="Times New Roman" w:hAnsi="Times New Roman"/>
+          <w:b w:val="1"/>
+          <w:bCs w:val="1"/>
+          <w:sz w:val="24"/>
+          <w:szCs w:val="24"/>
+        </w:rPr>
+      </w:pPr>
+      <w:r>
+        <w:rPr>
+          <w:rtl w:val="0"/>
+        </w:rPr>
+      </w:r>
+    </w:p>
+    <w:p>
+      <w:pPr>
+        <w:rPr>
+          <w:sz w:val="24"/>
+          <w:szCs w:val="24"/>
+        </w:rPr>
+      </w:pPr>
+      <w:r>
+        <w:rPr>
+          <w:rFonts w:ascii="Times New Roman" w:cs="Times New Roman" w:eastAsia="Times New Roman" w:hAnsi="Times New Roman"/>
+          <w:b w:val="1"/>
+          <w:bCs w:val="1"/>
+          <w:sz w:val="24"/>
+          <w:szCs w:val="24"/>
+          <w:rtl w:val="0"/>
+        </w:rPr>
+        <w:t xml:space="preserve">1. manage_zones page (Disaster Zone &amp; Shipment Tracking): </w:t>
+      </w:r>
+      <w:r>
+        <w:rPr>
+          <w:rFonts w:ascii="Times New Roman" w:cs="Times New Roman" w:eastAsia="Times New Roman" w:hAnsi="Times New Roman"/>
+          <w:sz w:val="24"/>
+          <w:szCs w:val="24"/>
+          <w:rtl w:val="0"/>
+        </w:rPr>
+        <w:t xml:space="preserve">Interface for admins to declare new disaster zones and update the operational statuses of active ones.</w:t>
+      </w:r>
+      <w:r>
+        <w:rPr>
+          <w:rtl w:val="0"/>
+        </w:rPr>
+      </w:r>
+    </w:p>
+    <w:p>
+      <w:pPr>
+        <w:rPr>
+          <w:rFonts w:ascii="Times New Roman" w:cs="Times New Roman" w:eastAsia="Times New Roman" w:hAnsi="Times New Roman"/>
+          <w:b w:val="1"/>
+          <w:bCs w:val="1"/>
+          <w:sz w:val="24"/>
+          <w:szCs w:val="24"/>
+        </w:rPr>
+      </w:pPr>
+      <w:r>
+        <w:rPr>
+          <w:rFonts w:ascii="Times New Roman" w:cs="Times New Roman" w:eastAsia="Times New Roman" w:hAnsi="Times New Roman"/>
+          <w:b w:val="1"/>
+          <w:bCs w:val="1"/>
+          <w:sz w:val="24"/>
+          <w:szCs w:val="24"/>
+        </w:rPr>
+        <w:drawing>
+          <wp:inline distB="114300" distT="114300" distL="114300" distR="114300">
+            <wp:extent cx="5731200" cy="2870200"/>
+            <wp:effectExtent b="0" l="0" r="0" t="0"/>
+            <wp:docPr id="39" name="image41.png"/>
+            <a:graphic>
+              <a:graphicData uri="http://schemas.openxmlformats.org/drawingml/2006/picture">
+                <pic:pic>
+                  <pic:nvPicPr>
+                    <pic:cNvPr id="0" name="image41.png"/>
+                    <pic:cNvPicPr preferRelativeResize="0"/>
+                  </pic:nvPicPr>
+                  <pic:blipFill>
+                    <a:blip r:embed="rId18"/>
+                    <a:srcRect b="0" l="0" r="0" t="0"/>
+                    <a:stretch>
+                      <a:fillRect/>
+                    </a:stretch>
+                  </pic:blipFill>
+                  <pic:spPr>
+                    <a:xfrm>
+                      <a:off x="0" y="0"/>
+                      <a:ext cx="5731200" cy="2870200"/>
+                    </a:xfrm>
+                    <a:prstGeom prst="rect"/>
+                    <a:ln/>
+                  </pic:spPr>
+                </pic:pic>
+              </a:graphicData>
+            </a:graphic>
+          </wp:inline>
+        </w:drawing>
+      </w:r>
+      <w:r>
+        <w:rPr>
+          <w:rtl w:val="0"/>
+        </w:rPr>
+      </w:r>
+    </w:p>
+    <w:p>
+      <w:pPr>
+        <w:rPr>
+          <w:rFonts w:ascii="Times New Roman" w:cs="Times New Roman" w:eastAsia="Times New Roman" w:hAnsi="Times New Roman"/>
+          <w:b w:val="1"/>
+          <w:bCs w:val="1"/>
+          <w:sz w:val="24"/>
+          <w:szCs w:val="24"/>
+        </w:rPr>
+      </w:pPr>
+      <w:r>
+        <w:rPr>
+          <w:rFonts w:ascii="Times New Roman" w:cs="Times New Roman" w:eastAsia="Times New Roman" w:hAnsi="Times New Roman"/>
+          <w:b w:val="1"/>
+          <w:bCs w:val="1"/>
+          <w:sz w:val="24"/>
+          <w:szCs w:val="24"/>
+        </w:rPr>
+        <w:drawing>
+          <wp:inline distB="114300" distT="114300" distL="114300" distR="114300">
+            <wp:extent cx="5731200" cy="2895600"/>
+            <wp:effectExtent b="0" l="0" r="0" t="0"/>
+            <wp:docPr id="27" name="image18.png"/>
+            <a:graphic>
+              <a:graphicData uri="http://schemas.openxmlformats.org/drawingml/2006/picture">
+                <pic:pic>
+                  <pic:nvPicPr>
+                    <pic:cNvPr id="0" name="image18.png"/>
+                    <pic:cNvPicPr preferRelativeResize="0"/>
+                  </pic:nvPicPr>
+                  <pic:blipFill>
+                    <a:blip r:embed="rId19"/>
+                    <a:srcRect b="0" l="0" r="0" t="0"/>
+                    <a:stretch>
+                      <a:fillRect/>
+                    </a:stretch>
+                  </pic:blipFill>
+                  <pic:spPr>
+                    <a:xfrm>
+                      <a:off x="0" y="0"/>
+                      <a:ext cx="5731200" cy="2895600"/>
+                    </a:xfrm>
+                    <a:prstGeom prst="rect"/>
+                    <a:ln/>
+                  </pic:spPr>
+                </pic:pic>
+              </a:graphicData>
+            </a:graphic>
+          </wp:inline>
+        </w:drawing>
+      </w:r>
+      <w:r>
+        <w:rPr>
+          <w:rtl w:val="0"/>
+        </w:rPr>
+      </w:r>
+    </w:p>
+    <w:p>
+      <w:pPr>
+        <w:rPr>
+          <w:rFonts w:ascii="Times New Roman" w:cs="Times New Roman" w:eastAsia="Times New Roman" w:hAnsi="Times New Roman"/>
           <w:b w:val="1"/>
           <w:bCs w:val="1"/>
           <w:sz w:val="24"/>
@@ -8194,16 +7352,16 @@
           <wp:inline distB="114300" distT="114300" distL="114300" distR="114300">
             <wp:extent cx="5731200" cy="2514600"/>
             <wp:effectExtent b="0" l="0" r="0" t="0"/>
-            <wp:docPr id="51" name="image50.png"/>
+            <wp:docPr id="53" name="image58.png"/>
             <a:graphic>
               <a:graphicData uri="http://schemas.openxmlformats.org/drawingml/2006/picture">
                 <pic:pic>
                   <pic:nvPicPr>
-                    <pic:cNvPr id="0" name="image50.png"/>
+                    <pic:cNvPr id="0" name="image58.png"/>
                     <pic:cNvPicPr preferRelativeResize="0"/>
                   </pic:nvPicPr>
                   <pic:blipFill>
-                    <a:blip r:embed="rId18"/>
+                    <a:blip r:embed="rId20"/>
                     <a:srcRect b="0" l="0" r="0" t="0"/>
                     <a:stretch>
                       <a:fillRect/>
@@ -8287,16 +7445,16 @@
           <wp:inline distB="114300" distT="114300" distL="114300" distR="114300">
             <wp:extent cx="5731200" cy="2730500"/>
             <wp:effectExtent b="0" l="0" r="0" t="0"/>
-            <wp:docPr id="58" name="image53.png"/>
+            <wp:docPr id="60" name="image48.png"/>
             <a:graphic>
               <a:graphicData uri="http://schemas.openxmlformats.org/drawingml/2006/picture">
                 <pic:pic>
                   <pic:nvPicPr>
-                    <pic:cNvPr id="0" name="image53.png"/>
+                    <pic:cNvPr id="0" name="image48.png"/>
                     <pic:cNvPicPr preferRelativeResize="0"/>
                   </pic:nvPicPr>
                   <pic:blipFill>
-                    <a:blip r:embed="rId19"/>
+                    <a:blip r:embed="rId21"/>
                     <a:srcRect b="0" l="0" r="0" t="0"/>
                     <a:stretch>
                       <a:fillRect/>
@@ -8665,16 +7823,16 @@
           <wp:inline distB="114300" distT="114300" distL="114300" distR="114300">
             <wp:extent cx="4752975" cy="438150"/>
             <wp:effectExtent b="0" l="0" r="0" t="0"/>
-            <wp:docPr id="23" name="image21.png"/>
+            <wp:docPr id="24" name="image13.png"/>
             <a:graphic>
               <a:graphicData uri="http://schemas.openxmlformats.org/drawingml/2006/picture">
                 <pic:pic>
                   <pic:nvPicPr>
-                    <pic:cNvPr id="0" name="image21.png"/>
+                    <pic:cNvPr id="0" name="image13.png"/>
                     <pic:cNvPicPr preferRelativeResize="0"/>
                   </pic:nvPicPr>
                   <pic:blipFill>
-                    <a:blip r:embed="rId20"/>
+                    <a:blip r:embed="rId22"/>
                     <a:srcRect b="0" l="0" r="0" t="0"/>
                     <a:stretch>
                       <a:fillRect/>
@@ -8734,16 +7892,16 @@
           <wp:inline distB="114300" distT="114300" distL="114300" distR="114300">
             <wp:extent cx="5731200" cy="2641600"/>
             <wp:effectExtent b="0" l="0" r="0" t="0"/>
-            <wp:docPr id="21" name="image12.png"/>
+            <wp:docPr id="22" name="image31.png"/>
             <a:graphic>
               <a:graphicData uri="http://schemas.openxmlformats.org/drawingml/2006/picture">
                 <pic:pic>
                   <pic:nvPicPr>
-                    <pic:cNvPr id="0" name="image12.png"/>
+                    <pic:cNvPr id="0" name="image31.png"/>
                     <pic:cNvPicPr preferRelativeResize="0"/>
                   </pic:nvPicPr>
                   <pic:blipFill>
-                    <a:blip r:embed="rId21"/>
+                    <a:blip r:embed="rId23"/>
                     <a:srcRect b="0" l="0" r="0" t="0"/>
                     <a:stretch>
                       <a:fillRect/>
@@ -8807,16 +7965,16 @@
           <wp:inline distB="114300" distT="114300" distL="114300" distR="114300">
             <wp:extent cx="4943475" cy="3238500"/>
             <wp:effectExtent b="0" l="0" r="0" t="0"/>
-            <wp:docPr id="48" name="image41.png"/>
+            <wp:docPr id="50" name="image54.png"/>
             <a:graphic>
               <a:graphicData uri="http://schemas.openxmlformats.org/drawingml/2006/picture">
                 <pic:pic>
                   <pic:nvPicPr>
-                    <pic:cNvPr id="0" name="image41.png"/>
+                    <pic:cNvPr id="0" name="image54.png"/>
                     <pic:cNvPicPr preferRelativeResize="0"/>
                   </pic:nvPicPr>
                   <pic:blipFill>
-                    <a:blip r:embed="rId22"/>
+                    <a:blip r:embed="rId24"/>
                     <a:srcRect b="0" l="0" r="0" t="0"/>
                     <a:stretch>
                       <a:fillRect/>
@@ -8880,16 +8038,16 @@
           <wp:inline distB="114300" distT="114300" distL="114300" distR="114300">
             <wp:extent cx="5731200" cy="609600"/>
             <wp:effectExtent b="0" l="0" r="0" t="0"/>
-            <wp:docPr id="11" name="image5.png"/>
+            <wp:docPr id="12" name="image2.png"/>
             <a:graphic>
               <a:graphicData uri="http://schemas.openxmlformats.org/drawingml/2006/picture">
                 <pic:pic>
                   <pic:nvPicPr>
-                    <pic:cNvPr id="0" name="image5.png"/>
+                    <pic:cNvPr id="0" name="image2.png"/>
                     <pic:cNvPicPr preferRelativeResize="0"/>
                   </pic:nvPicPr>
                   <pic:blipFill>
-                    <a:blip r:embed="rId23"/>
+                    <a:blip r:embed="rId25"/>
                     <a:srcRect b="0" l="0" r="0" t="0"/>
                     <a:stretch>
                       <a:fillRect/>
@@ -9028,16 +8186,16 @@
           <wp:inline distB="114300" distT="114300" distL="114300" distR="114300">
             <wp:extent cx="4829175" cy="409575"/>
             <wp:effectExtent b="0" l="0" r="0" t="0"/>
-            <wp:docPr id="25" name="image25.png"/>
+            <wp:docPr id="26" name="image15.png"/>
             <a:graphic>
               <a:graphicData uri="http://schemas.openxmlformats.org/drawingml/2006/picture">
                 <pic:pic>
                   <pic:nvPicPr>
-                    <pic:cNvPr id="0" name="image25.png"/>
+                    <pic:cNvPr id="0" name="image15.png"/>
                     <pic:cNvPicPr preferRelativeResize="0"/>
                   </pic:nvPicPr>
                   <pic:blipFill>
-                    <a:blip r:embed="rId24"/>
+                    <a:blip r:embed="rId26"/>
                     <a:srcRect b="0" l="0" r="0" t="0"/>
                     <a:stretch>
                       <a:fillRect/>
@@ -9082,16 +8240,16 @@
           <wp:inline distB="114300" distT="114300" distL="114300" distR="114300">
             <wp:extent cx="5731200" cy="2806700"/>
             <wp:effectExtent b="0" l="0" r="0" t="0"/>
-            <wp:docPr id="17" name="image7.png"/>
+            <wp:docPr id="18" name="image49.png"/>
             <a:graphic>
               <a:graphicData uri="http://schemas.openxmlformats.org/drawingml/2006/picture">
                 <pic:pic>
                   <pic:nvPicPr>
-                    <pic:cNvPr id="0" name="image7.png"/>
+                    <pic:cNvPr id="0" name="image49.png"/>
                     <pic:cNvPicPr preferRelativeResize="0"/>
                   </pic:nvPicPr>
                   <pic:blipFill>
-                    <a:blip r:embed="rId25"/>
+                    <a:blip r:embed="rId27"/>
                     <a:srcRect b="0" l="0" r="0" t="0"/>
                     <a:stretch>
                       <a:fillRect/>
@@ -9174,16 +8332,16 @@
           <wp:inline distB="114300" distT="114300" distL="114300" distR="114300">
             <wp:extent cx="5731200" cy="469900"/>
             <wp:effectExtent b="0" l="0" r="0" t="0"/>
-            <wp:docPr id="16" name="image19.png"/>
+            <wp:docPr id="17" name="image7.png"/>
             <a:graphic>
               <a:graphicData uri="http://schemas.openxmlformats.org/drawingml/2006/picture">
                 <pic:pic>
                   <pic:nvPicPr>
-                    <pic:cNvPr id="0" name="image19.png"/>
+                    <pic:cNvPr id="0" name="image7.png"/>
                     <pic:cNvPicPr preferRelativeResize="0"/>
                   </pic:nvPicPr>
                   <pic:blipFill>
-                    <a:blip r:embed="rId26"/>
+                    <a:blip r:embed="rId28"/>
                     <a:srcRect b="0" l="0" r="0" t="0"/>
                     <a:stretch>
                       <a:fillRect/>
@@ -9247,16 +8405,16 @@
           <wp:inline distB="114300" distT="114300" distL="114300" distR="114300">
             <wp:extent cx="5731200" cy="584200"/>
             <wp:effectExtent b="0" l="0" r="0" t="0"/>
-            <wp:docPr id="12" name="image16.png"/>
+            <wp:docPr id="13" name="image3.png"/>
             <a:graphic>
               <a:graphicData uri="http://schemas.openxmlformats.org/drawingml/2006/picture">
                 <pic:pic>
                   <pic:nvPicPr>
-                    <pic:cNvPr id="0" name="image16.png"/>
+                    <pic:cNvPr id="0" name="image3.png"/>
                     <pic:cNvPicPr preferRelativeResize="0"/>
                   </pic:nvPicPr>
                   <pic:blipFill>
-                    <a:blip r:embed="rId27"/>
+                    <a:blip r:embed="rId29"/>
                     <a:srcRect b="0" l="0" r="0" t="0"/>
                     <a:stretch>
                       <a:fillRect/>
@@ -9320,16 +8478,16 @@
           <wp:inline distB="114300" distT="114300" distL="114300" distR="114300">
             <wp:extent cx="5731200" cy="571500"/>
             <wp:effectExtent b="0" l="0" r="0" t="0"/>
-            <wp:docPr id="4" name="image3.png"/>
+            <wp:docPr id="4" name="image25.png"/>
             <a:graphic>
               <a:graphicData uri="http://schemas.openxmlformats.org/drawingml/2006/picture">
                 <pic:pic>
                   <pic:nvPicPr>
-                    <pic:cNvPr id="0" name="image3.png"/>
+                    <pic:cNvPr id="0" name="image25.png"/>
                     <pic:cNvPicPr preferRelativeResize="0"/>
                   </pic:nvPicPr>
                   <pic:blipFill>
-                    <a:blip r:embed="rId28"/>
+                    <a:blip r:embed="rId30"/>
                     <a:srcRect b="0" l="0" r="0" t="0"/>
                     <a:stretch>
                       <a:fillRect/>
@@ -9442,16 +8600,16 @@
           <wp:inline distB="114300" distT="114300" distL="114300" distR="114300">
             <wp:extent cx="5731200" cy="2959100"/>
             <wp:effectExtent b="0" l="0" r="0" t="0"/>
-            <wp:docPr id="2" name="image1.png"/>
+            <wp:docPr id="2" name="image29.png"/>
             <a:graphic>
               <a:graphicData uri="http://schemas.openxmlformats.org/drawingml/2006/picture">
                 <pic:pic>
                   <pic:nvPicPr>
-                    <pic:cNvPr id="0" name="image1.png"/>
+                    <pic:cNvPr id="0" name="image29.png"/>
                     <pic:cNvPicPr preferRelativeResize="0"/>
                   </pic:nvPicPr>
                   <pic:blipFill>
-                    <a:blip r:embed="rId29"/>
+                    <a:blip r:embed="rId31"/>
                     <a:srcRect b="0" l="0" r="0" t="0"/>
                     <a:stretch>
                       <a:fillRect/>
@@ -9530,16 +8688,16 @@
           <wp:inline distB="114300" distT="114300" distL="114300" distR="114300">
             <wp:extent cx="5731200" cy="3124200"/>
             <wp:effectExtent b="0" l="0" r="0" t="0"/>
-            <wp:docPr id="13" name="image14.png"/>
+            <wp:docPr id="14" name="image8.png"/>
             <a:graphic>
               <a:graphicData uri="http://schemas.openxmlformats.org/drawingml/2006/picture">
                 <pic:pic>
                   <pic:nvPicPr>
-                    <pic:cNvPr id="0" name="image14.png"/>
+                    <pic:cNvPr id="0" name="image8.png"/>
                     <pic:cNvPicPr preferRelativeResize="0"/>
                   </pic:nvPicPr>
                   <pic:blipFill>
-                    <a:blip r:embed="rId30"/>
+                    <a:blip r:embed="rId32"/>
                     <a:srcRect b="0" l="0" r="0" t="0"/>
                     <a:stretch>
                       <a:fillRect/>
@@ -9696,16 +8854,16 @@
           <wp:inline distB="114300" distT="114300" distL="114300" distR="114300">
             <wp:extent cx="4772025" cy="438150"/>
             <wp:effectExtent b="0" l="0" r="0" t="0"/>
-            <wp:docPr id="33" name="image29.png"/>
+            <wp:docPr id="35" name="image39.png"/>
             <a:graphic>
               <a:graphicData uri="http://schemas.openxmlformats.org/drawingml/2006/picture">
                 <pic:pic>
                   <pic:nvPicPr>
-                    <pic:cNvPr id="0" name="image29.png"/>
+                    <pic:cNvPr id="0" name="image39.png"/>
                     <pic:cNvPicPr preferRelativeResize="0"/>
                   </pic:nvPicPr>
                   <pic:blipFill>
-                    <a:blip r:embed="rId31"/>
+                    <a:blip r:embed="rId33"/>
                     <a:srcRect b="0" l="0" r="0" t="0"/>
                     <a:stretch>
                       <a:fillRect/>
@@ -9754,16 +8912,16 @@
           <wp:inline distB="114300" distT="114300" distL="114300" distR="114300">
             <wp:extent cx="5731200" cy="2933700"/>
             <wp:effectExtent b="0" l="0" r="0" t="0"/>
-            <wp:docPr id="43" name="image47.png"/>
+            <wp:docPr id="45" name="image50.png"/>
             <a:graphic>
               <a:graphicData uri="http://schemas.openxmlformats.org/drawingml/2006/picture">
                 <pic:pic>
                   <pic:nvPicPr>
-                    <pic:cNvPr id="0" name="image47.png"/>
+                    <pic:cNvPr id="0" name="image50.png"/>
                     <pic:cNvPicPr preferRelativeResize="0"/>
                   </pic:nvPicPr>
                   <pic:blipFill>
-                    <a:blip r:embed="rId32"/>
+                    <a:blip r:embed="rId34"/>
                     <a:srcRect b="0" l="0" r="0" t="0"/>
                     <a:stretch>
                       <a:fillRect/>
@@ -9827,16 +8985,16 @@
           <wp:inline distB="114300" distT="114300" distL="114300" distR="114300">
             <wp:extent cx="5731200" cy="3048000"/>
             <wp:effectExtent b="0" l="0" r="0" t="0"/>
-            <wp:docPr id="47" name="image56.png"/>
+            <wp:docPr id="49" name="image32.png"/>
             <a:graphic>
               <a:graphicData uri="http://schemas.openxmlformats.org/drawingml/2006/picture">
                 <pic:pic>
                   <pic:nvPicPr>
-                    <pic:cNvPr id="0" name="image56.png"/>
+                    <pic:cNvPr id="0" name="image32.png"/>
                     <pic:cNvPicPr preferRelativeResize="0"/>
                   </pic:nvPicPr>
                   <pic:blipFill>
-                    <a:blip r:embed="rId33"/>
+                    <a:blip r:embed="rId35"/>
                     <a:srcRect b="0" l="0" r="0" t="0"/>
                     <a:stretch>
                       <a:fillRect/>
@@ -9947,16 +9105,16 @@
           <wp:inline distB="114300" distT="114300" distL="114300" distR="114300">
             <wp:extent cx="5731200" cy="3086100"/>
             <wp:effectExtent b="0" l="0" r="0" t="0"/>
-            <wp:docPr id="32" name="image38.png"/>
+            <wp:docPr id="34" name="image47.png"/>
             <a:graphic>
               <a:graphicData uri="http://schemas.openxmlformats.org/drawingml/2006/picture">
                 <pic:pic>
                   <pic:nvPicPr>
-                    <pic:cNvPr id="0" name="image38.png"/>
+                    <pic:cNvPr id="0" name="image47.png"/>
                     <pic:cNvPicPr preferRelativeResize="0"/>
                   </pic:nvPicPr>
                   <pic:blipFill>
-                    <a:blip r:embed="rId34"/>
+                    <a:blip r:embed="rId36"/>
                     <a:srcRect b="0" l="0" r="0" t="0"/>
                     <a:stretch>
                       <a:fillRect/>
@@ -10032,16 +9190,16 @@
           <wp:inline distB="114300" distT="114300" distL="114300" distR="114300">
             <wp:extent cx="5731200" cy="2971800"/>
             <wp:effectExtent b="0" l="0" r="0" t="0"/>
-            <wp:docPr id="7" name="image10.png"/>
+            <wp:docPr id="8" name="image22.png"/>
             <a:graphic>
               <a:graphicData uri="http://schemas.openxmlformats.org/drawingml/2006/picture">
                 <pic:pic>
                   <pic:nvPicPr>
-                    <pic:cNvPr id="0" name="image10.png"/>
+                    <pic:cNvPr id="0" name="image22.png"/>
                     <pic:cNvPicPr preferRelativeResize="0"/>
                   </pic:nvPicPr>
                   <pic:blipFill>
-                    <a:blip r:embed="rId35"/>
+                    <a:blip r:embed="rId37"/>
                     <a:srcRect b="0" l="0" r="0" t="0"/>
                     <a:stretch>
                       <a:fillRect/>
@@ -10117,16 +9275,16 @@
           <wp:inline distB="114300" distT="114300" distL="114300" distR="114300">
             <wp:extent cx="5357813" cy="2385206"/>
             <wp:effectExtent b="0" l="0" r="0" t="0"/>
-            <wp:docPr id="30" name="image34.png"/>
+            <wp:docPr id="32" name="image17.png"/>
             <a:graphic>
               <a:graphicData uri="http://schemas.openxmlformats.org/drawingml/2006/picture">
                 <pic:pic>
                   <pic:nvPicPr>
-                    <pic:cNvPr id="0" name="image34.png"/>
+                    <pic:cNvPr id="0" name="image17.png"/>
                     <pic:cNvPicPr preferRelativeResize="0"/>
                   </pic:nvPicPr>
                   <pic:blipFill>
-                    <a:blip r:embed="rId36"/>
+                    <a:blip r:embed="rId38"/>
                     <a:srcRect b="0" l="0" r="0" t="0"/>
                     <a:stretch>
                       <a:fillRect/>
@@ -10202,7 +9360,7 @@
           <wp:inline distB="114300" distT="114300" distL="114300" distR="114300">
             <wp:extent cx="5043488" cy="2781458"/>
             <wp:effectExtent b="0" l="0" r="0" t="0"/>
-            <wp:docPr id="40" name="image28.png"/>
+            <wp:docPr id="42" name="image28.png"/>
             <a:graphic>
               <a:graphicData uri="http://schemas.openxmlformats.org/drawingml/2006/picture">
                 <pic:pic>
@@ -10211,7 +9369,7 @@
                     <pic:cNvPicPr preferRelativeResize="0"/>
                   </pic:nvPicPr>
                   <pic:blipFill>
-                    <a:blip r:embed="rId37"/>
+                    <a:blip r:embed="rId39"/>
                     <a:srcRect b="0" l="0" r="0" t="0"/>
                     <a:stretch>
                       <a:fillRect/>
@@ -10667,16 +9825,16 @@
           <wp:inline distB="114300" distT="114300" distL="114300" distR="114300">
             <wp:extent cx="5731200" cy="3619500"/>
             <wp:effectExtent b="0" l="0" r="0" t="0"/>
-            <wp:docPr id="60" name="image58.png"/>
+            <wp:docPr id="62" name="image53.png"/>
             <a:graphic>
               <a:graphicData uri="http://schemas.openxmlformats.org/drawingml/2006/picture">
                 <pic:pic>
                   <pic:nvPicPr>
-                    <pic:cNvPr id="0" name="image58.png"/>
+                    <pic:cNvPr id="0" name="image53.png"/>
                     <pic:cNvPicPr preferRelativeResize="0"/>
                   </pic:nvPicPr>
                   <pic:blipFill>
-                    <a:blip r:embed="rId38"/>
+                    <a:blip r:embed="rId40"/>
                     <a:srcRect b="0" l="0" r="0" t="0"/>
                     <a:stretch>
                       <a:fillRect/>
@@ -10772,16 +9930,16 @@
           <wp:inline distB="114300" distT="114300" distL="114300" distR="114300">
             <wp:extent cx="5731200" cy="3644900"/>
             <wp:effectExtent b="0" l="0" r="0" t="0"/>
-            <wp:docPr id="39" name="image42.jpg"/>
+            <wp:docPr id="41" name="image61.jpg"/>
             <a:graphic>
               <a:graphicData uri="http://schemas.openxmlformats.org/drawingml/2006/picture">
                 <pic:pic>
                   <pic:nvPicPr>
-                    <pic:cNvPr id="0" name="image42.jpg"/>
+                    <pic:cNvPr id="0" name="image61.jpg"/>
                     <pic:cNvPicPr preferRelativeResize="0"/>
                   </pic:nvPicPr>
                   <pic:blipFill>
-                    <a:blip r:embed="rId39"/>
+                    <a:blip r:embed="rId41"/>
                     <a:srcRect b="0" l="0" r="0" t="0"/>
                     <a:stretch>
                       <a:fillRect/>
@@ -10889,16 +10047,16 @@
           <wp:inline distB="114300" distT="114300" distL="114300" distR="114300">
             <wp:extent cx="5731200" cy="3695700"/>
             <wp:effectExtent b="0" l="0" r="0" t="0"/>
-            <wp:docPr id="8" name="image17.jpg"/>
+            <wp:docPr id="9" name="image37.jpg"/>
             <a:graphic>
               <a:graphicData uri="http://schemas.openxmlformats.org/drawingml/2006/picture">
                 <pic:pic>
                   <pic:nvPicPr>
-                    <pic:cNvPr id="0" name="image17.jpg"/>
+                    <pic:cNvPr id="0" name="image37.jpg"/>
                     <pic:cNvPicPr preferRelativeResize="0"/>
                   </pic:nvPicPr>
                   <pic:blipFill>
-                    <a:blip r:embed="rId40"/>
+                    <a:blip r:embed="rId42"/>
                     <a:srcRect b="0" l="0" r="0" t="0"/>
                     <a:stretch>
                       <a:fillRect/>
@@ -11032,16 +10190,16 @@
           <wp:inline distB="114300" distT="114300" distL="114300" distR="114300">
             <wp:extent cx="5731200" cy="1244600"/>
             <wp:effectExtent b="0" l="0" r="0" t="0"/>
-            <wp:docPr id="49" name="image46.jpg"/>
+            <wp:docPr id="51" name="image38.jpg"/>
             <a:graphic>
               <a:graphicData uri="http://schemas.openxmlformats.org/drawingml/2006/picture">
                 <pic:pic>
                   <pic:nvPicPr>
-                    <pic:cNvPr id="0" name="image46.jpg"/>
+                    <pic:cNvPr id="0" name="image38.jpg"/>
                     <pic:cNvPicPr preferRelativeResize="0"/>
                   </pic:nvPicPr>
                   <pic:blipFill>
-                    <a:blip r:embed="rId41"/>
+                    <a:blip r:embed="rId43"/>
                     <a:srcRect b="0" l="0" r="0" t="0"/>
                     <a:stretch>
                       <a:fillRect/>
@@ -11127,16 +10285,16 @@
           <wp:inline distB="114300" distT="114300" distL="114300" distR="114300">
             <wp:extent cx="5731200" cy="1651000"/>
             <wp:effectExtent b="0" l="0" r="0" t="0"/>
-            <wp:docPr id="57" name="image45.jpg"/>
+            <wp:docPr id="59" name="image55.jpg"/>
             <a:graphic>
               <a:graphicData uri="http://schemas.openxmlformats.org/drawingml/2006/picture">
                 <pic:pic>
                   <pic:nvPicPr>
-                    <pic:cNvPr id="0" name="image45.jpg"/>
+                    <pic:cNvPr id="0" name="image55.jpg"/>
                     <pic:cNvPicPr preferRelativeResize="0"/>
                   </pic:nvPicPr>
                   <pic:blipFill>
-                    <a:blip r:embed="rId42"/>
+                    <a:blip r:embed="rId44"/>
                     <a:srcRect b="0" l="0" r="0" t="0"/>
                     <a:stretch>
                       <a:fillRect/>
@@ -11256,16 +10414,16 @@
           <wp:inline distB="114300" distT="114300" distL="114300" distR="114300">
             <wp:extent cx="5731200" cy="4152900"/>
             <wp:effectExtent b="0" l="0" r="0" t="0"/>
-            <wp:docPr id="34" name="image32.jpg"/>
+            <wp:docPr id="36" name="image43.jpg"/>
             <a:graphic>
               <a:graphicData uri="http://schemas.openxmlformats.org/drawingml/2006/picture">
                 <pic:pic>
                   <pic:nvPicPr>
-                    <pic:cNvPr id="0" name="image32.jpg"/>
+                    <pic:cNvPr id="0" name="image43.jpg"/>
                     <pic:cNvPicPr preferRelativeResize="0"/>
                   </pic:nvPicPr>
                   <pic:blipFill>
-                    <a:blip r:embed="rId43"/>
+                    <a:blip r:embed="rId45"/>
                     <a:srcRect b="0" l="0" r="0" t="0"/>
                     <a:stretch>
                       <a:fillRect/>
@@ -11351,16 +10509,16 @@
           <wp:inline distB="114300" distT="114300" distL="114300" distR="114300">
             <wp:extent cx="5731200" cy="3479800"/>
             <wp:effectExtent b="0" l="0" r="0" t="0"/>
-            <wp:docPr id="46" name="image57.jpg"/>
+            <wp:docPr id="48" name="image56.jpg"/>
             <a:graphic>
               <a:graphicData uri="http://schemas.openxmlformats.org/drawingml/2006/picture">
                 <pic:pic>
                   <pic:nvPicPr>
-                    <pic:cNvPr id="0" name="image57.jpg"/>
+                    <pic:cNvPr id="0" name="image56.jpg"/>
                     <pic:cNvPicPr preferRelativeResize="0"/>
                   </pic:nvPicPr>
                   <pic:blipFill>
-                    <a:blip r:embed="rId44"/>
+                    <a:blip r:embed="rId46"/>
                     <a:srcRect b="0" l="0" r="0" t="0"/>
                     <a:stretch>
                       <a:fillRect/>
@@ -11446,16 +10604,16 @@
           <wp:inline distB="114300" distT="114300" distL="114300" distR="114300">
             <wp:extent cx="5731200" cy="3390900"/>
             <wp:effectExtent b="0" l="0" r="0" t="0"/>
-            <wp:docPr id="45" name="image37.jpg"/>
+            <wp:docPr id="47" name="image45.jpg"/>
             <a:graphic>
               <a:graphicData uri="http://schemas.openxmlformats.org/drawingml/2006/picture">
                 <pic:pic>
                   <pic:nvPicPr>
-                    <pic:cNvPr id="0" name="image37.jpg"/>
+                    <pic:cNvPr id="0" name="image45.jpg"/>
                     <pic:cNvPicPr preferRelativeResize="0"/>
                   </pic:nvPicPr>
                   <pic:blipFill>
-                    <a:blip r:embed="rId45"/>
+                    <a:blip r:embed="rId47"/>
                     <a:srcRect b="0" l="0" r="0" t="0"/>
                     <a:stretch>
                       <a:fillRect/>
@@ -11544,16 +10702,16 @@
           <wp:inline distB="114300" distT="114300" distL="114300" distR="114300">
             <wp:extent cx="5731200" cy="7543800"/>
             <wp:effectExtent b="0" l="0" r="0" t="0"/>
-            <wp:docPr id="50" name="image51.jpg"/>
+            <wp:docPr id="52" name="image60.jpg"/>
             <a:graphic>
               <a:graphicData uri="http://schemas.openxmlformats.org/drawingml/2006/picture">
                 <pic:pic>
                   <pic:nvPicPr>
-                    <pic:cNvPr id="0" name="image51.jpg"/>
+                    <pic:cNvPr id="0" name="image60.jpg"/>
                     <pic:cNvPicPr preferRelativeResize="0"/>
                   </pic:nvPicPr>
                   <pic:blipFill>
-                    <a:blip r:embed="rId46"/>
+                    <a:blip r:embed="rId48"/>
                     <a:srcRect b="0" l="0" r="0" t="0"/>
                     <a:stretch>
                       <a:fillRect/>
@@ -11695,16 +10853,16 @@
           <wp:inline distB="114300" distT="114300" distL="114300" distR="114300">
             <wp:extent cx="5731200" cy="1536700"/>
             <wp:effectExtent b="0" l="0" r="0" t="0"/>
-            <wp:docPr id="5" name="image20.jpg"/>
+            <wp:docPr id="5" name="image10.jpg"/>
             <a:graphic>
               <a:graphicData uri="http://schemas.openxmlformats.org/drawingml/2006/picture">
                 <pic:pic>
                   <pic:nvPicPr>
-                    <pic:cNvPr id="0" name="image20.jpg"/>
+                    <pic:cNvPr id="0" name="image10.jpg"/>
                     <pic:cNvPicPr preferRelativeResize="0"/>
                   </pic:nvPicPr>
                   <pic:blipFill>
-                    <a:blip r:embed="rId47"/>
+                    <a:blip r:embed="rId49"/>
                     <a:srcRect b="0" l="0" r="0" t="0"/>
                     <a:stretch>
                       <a:fillRect/>
@@ -11829,16 +10987,16 @@
           <wp:inline distB="114300" distT="114300" distL="114300" distR="114300">
             <wp:extent cx="5700713" cy="745974"/>
             <wp:effectExtent b="0" l="0" r="0" t="0"/>
-            <wp:docPr id="36" name="image40.png"/>
+            <wp:docPr id="38" name="image24.png"/>
             <a:graphic>
               <a:graphicData uri="http://schemas.openxmlformats.org/drawingml/2006/picture">
                 <pic:pic>
                   <pic:nvPicPr>
-                    <pic:cNvPr id="0" name="image40.png"/>
+                    <pic:cNvPr id="0" name="image24.png"/>
                     <pic:cNvPicPr preferRelativeResize="0"/>
                   </pic:nvPicPr>
                   <pic:blipFill>
-                    <a:blip r:embed="rId48"/>
+                    <a:blip r:embed="rId50"/>
                     <a:srcRect b="0" l="0" r="0" t="0"/>
                     <a:stretch>
                       <a:fillRect/>
@@ -11898,16 +11056,16 @@
           <wp:inline distB="114300" distT="114300" distL="114300" distR="114300">
             <wp:extent cx="5691188" cy="1665267"/>
             <wp:effectExtent b="0" l="0" r="0" t="0"/>
-            <wp:docPr id="53" name="image44.png"/>
+            <wp:docPr id="55" name="image59.png"/>
             <a:graphic>
               <a:graphicData uri="http://schemas.openxmlformats.org/drawingml/2006/picture">
                 <pic:pic>
                   <pic:nvPicPr>
-                    <pic:cNvPr id="0" name="image44.png"/>
+                    <pic:cNvPr id="0" name="image59.png"/>
                     <pic:cNvPicPr preferRelativeResize="0"/>
                   </pic:nvPicPr>
                   <pic:blipFill>
-                    <a:blip r:embed="rId49"/>
+                    <a:blip r:embed="rId51"/>
                     <a:srcRect b="0" l="0" r="0" t="0"/>
                     <a:stretch>
                       <a:fillRect/>
@@ -11967,16 +11125,16 @@
           <wp:inline distB="114300" distT="114300" distL="114300" distR="114300">
             <wp:extent cx="5731200" cy="330200"/>
             <wp:effectExtent b="0" l="0" r="0" t="0"/>
-            <wp:docPr id="52" name="image48.png"/>
+            <wp:docPr id="54" name="image57.png"/>
             <a:graphic>
               <a:graphicData uri="http://schemas.openxmlformats.org/drawingml/2006/picture">
                 <pic:pic>
                   <pic:nvPicPr>
-                    <pic:cNvPr id="0" name="image48.png"/>
+                    <pic:cNvPr id="0" name="image57.png"/>
                     <pic:cNvPicPr preferRelativeResize="0"/>
                   </pic:nvPicPr>
                   <pic:blipFill>
-                    <a:blip r:embed="rId50"/>
+                    <a:blip r:embed="rId52"/>
                     <a:srcRect b="0" l="0" r="0" t="0"/>
                     <a:stretch>
                       <a:fillRect/>
@@ -12085,16 +11243,16 @@
           <wp:inline distB="114300" distT="114300" distL="114300" distR="114300">
             <wp:extent cx="5693719" cy="2013031"/>
             <wp:effectExtent b="0" l="0" r="0" t="0"/>
-            <wp:docPr id="3" name="image13.png"/>
+            <wp:docPr id="3" name="image1.png"/>
             <a:graphic>
               <a:graphicData uri="http://schemas.openxmlformats.org/drawingml/2006/picture">
                 <pic:pic>
                   <pic:nvPicPr>
-                    <pic:cNvPr id="0" name="image13.png"/>
+                    <pic:cNvPr id="0" name="image1.png"/>
                     <pic:cNvPicPr preferRelativeResize="0"/>
                   </pic:nvPicPr>
                   <pic:blipFill>
-                    <a:blip r:embed="rId51"/>
+                    <a:blip r:embed="rId53"/>
                     <a:srcRect b="0" l="0" r="0" t="0"/>
                     <a:stretch>
                       <a:fillRect/>
@@ -12164,16 +11322,16 @@
           <wp:inline distB="114300" distT="114300" distL="114300" distR="114300">
             <wp:extent cx="5731200" cy="4330700"/>
             <wp:effectExtent b="0" l="0" r="0" t="0"/>
-            <wp:docPr id="38" name="image39.png"/>
+            <wp:docPr id="40" name="image51.png"/>
             <a:graphic>
               <a:graphicData uri="http://schemas.openxmlformats.org/drawingml/2006/picture">
                 <pic:pic>
                   <pic:nvPicPr>
-                    <pic:cNvPr id="0" name="image39.png"/>
+                    <pic:cNvPr id="0" name="image51.png"/>
                     <pic:cNvPicPr preferRelativeResize="0"/>
                   </pic:nvPicPr>
                   <pic:blipFill>
-                    <a:blip r:embed="rId52"/>
+                    <a:blip r:embed="rId54"/>
                     <a:srcRect b="0" l="0" r="0" t="0"/>
                     <a:stretch>
                       <a:fillRect/>
@@ -12280,16 +11438,16 @@
           <wp:inline distB="114300" distT="114300" distL="114300" distR="114300">
             <wp:extent cx="5731200" cy="3111500"/>
             <wp:effectExtent b="0" l="0" r="0" t="0"/>
-            <wp:docPr id="6" name="image6.png"/>
+            <wp:docPr id="6" name="image5.png"/>
             <a:graphic>
               <a:graphicData uri="http://schemas.openxmlformats.org/drawingml/2006/picture">
                 <pic:pic>
                   <pic:nvPicPr>
-                    <pic:cNvPr id="0" name="image6.png"/>
+                    <pic:cNvPr id="0" name="image5.png"/>
                     <pic:cNvPicPr preferRelativeResize="0"/>
                   </pic:nvPicPr>
                   <pic:blipFill>
-                    <a:blip r:embed="rId53"/>
+                    <a:blip r:embed="rId55"/>
                     <a:srcRect b="0" l="0" r="0" t="0"/>
                     <a:stretch>
                       <a:fillRect/>
@@ -12416,16 +11574,16 @@
           <wp:inline distB="114300" distT="114300" distL="114300" distR="114300">
             <wp:extent cx="5553075" cy="2895600"/>
             <wp:effectExtent b="0" l="0" r="0" t="0"/>
-            <wp:docPr id="20" name="image2.png"/>
+            <wp:docPr id="21" name="image33.png"/>
             <a:graphic>
               <a:graphicData uri="http://schemas.openxmlformats.org/drawingml/2006/picture">
                 <pic:pic>
                   <pic:nvPicPr>
-                    <pic:cNvPr id="0" name="image2.png"/>
+                    <pic:cNvPr id="0" name="image33.png"/>
                     <pic:cNvPicPr preferRelativeResize="0"/>
                   </pic:nvPicPr>
                   <pic:blipFill>
-                    <a:blip r:embed="rId54"/>
+                    <a:blip r:embed="rId56"/>
                     <a:srcRect b="0" l="0" r="0" t="0"/>
                     <a:stretch>
                       <a:fillRect/>
@@ -12571,16 +11729,16 @@
           <wp:inline distB="114300" distT="114300" distL="114300" distR="114300">
             <wp:extent cx="5731200" cy="2819400"/>
             <wp:effectExtent b="0" l="0" r="0" t="0"/>
-            <wp:docPr id="35" name="image31.png"/>
+            <wp:docPr id="37" name="image36.png"/>
             <a:graphic>
               <a:graphicData uri="http://schemas.openxmlformats.org/drawingml/2006/picture">
                 <pic:pic>
                   <pic:nvPicPr>
-                    <pic:cNvPr id="0" name="image31.png"/>
+                    <pic:cNvPr id="0" name="image36.png"/>
                     <pic:cNvPicPr preferRelativeResize="0"/>
                   </pic:nvPicPr>
                   <pic:blipFill>
-                    <a:blip r:embed="rId55"/>
+                    <a:blip r:embed="rId57"/>
                     <a:srcRect b="0" l="0" r="0" t="0"/>
                     <a:stretch>
                       <a:fillRect/>
@@ -12670,16 +11828,16 @@
           <wp:inline distB="114300" distT="114300" distL="114300" distR="114300">
             <wp:extent cx="4924425" cy="828675"/>
             <wp:effectExtent b="0" l="0" r="0" t="0"/>
-            <wp:docPr id="10" name="image15.png"/>
+            <wp:docPr id="11" name="image6.png"/>
             <a:graphic>
               <a:graphicData uri="http://schemas.openxmlformats.org/drawingml/2006/picture">
                 <pic:pic>
                   <pic:nvPicPr>
-                    <pic:cNvPr id="0" name="image15.png"/>
+                    <pic:cNvPr id="0" name="image6.png"/>
                     <pic:cNvPicPr preferRelativeResize="0"/>
                   </pic:nvPicPr>
                   <pic:blipFill>
-                    <a:blip r:embed="rId56"/>
+                    <a:blip r:embed="rId58"/>
                     <a:srcRect b="0" l="0" r="0" t="0"/>
                     <a:stretch>
                       <a:fillRect/>
@@ -12755,16 +11913,16 @@
           <wp:inline distB="114300" distT="114300" distL="114300" distR="114300">
             <wp:extent cx="5731200" cy="2019300"/>
             <wp:effectExtent b="0" l="0" r="0" t="0"/>
-            <wp:docPr id="59" name="image52.png"/>
+            <wp:docPr id="61" name="image46.png"/>
             <a:graphic>
               <a:graphicData uri="http://schemas.openxmlformats.org/drawingml/2006/picture">
                 <pic:pic>
                   <pic:nvPicPr>
-                    <pic:cNvPr id="0" name="image52.png"/>
+                    <pic:cNvPr id="0" name="image46.png"/>
                     <pic:cNvPicPr preferRelativeResize="0"/>
                   </pic:nvPicPr>
                   <pic:blipFill>
-                    <a:blip r:embed="rId57"/>
+                    <a:blip r:embed="rId59"/>
                     <a:srcRect b="0" l="0" r="0" t="0"/>
                     <a:stretch>
                       <a:fillRect/>
@@ -12840,16 +11998,16 @@
           <wp:inline distB="114300" distT="114300" distL="114300" distR="114300">
             <wp:extent cx="5731200" cy="3886200"/>
             <wp:effectExtent b="0" l="0" r="0" t="0"/>
-            <wp:docPr id="24" name="image27.png"/>
+            <wp:docPr id="25" name="image12.png"/>
             <a:graphic>
               <a:graphicData uri="http://schemas.openxmlformats.org/drawingml/2006/picture">
                 <pic:pic>
                   <pic:nvPicPr>
-                    <pic:cNvPr id="0" name="image27.png"/>
+                    <pic:cNvPr id="0" name="image12.png"/>
                     <pic:cNvPicPr preferRelativeResize="0"/>
                   </pic:nvPicPr>
                   <pic:blipFill>
-                    <a:blip r:embed="rId58"/>
+                    <a:blip r:embed="rId60"/>
                     <a:srcRect b="0" l="0" r="0" t="0"/>
                     <a:stretch>
                       <a:fillRect/>
@@ -12957,16 +12115,16 @@
           <wp:inline distB="114300" distT="114300" distL="114300" distR="114300">
             <wp:extent cx="4810125" cy="1238250"/>
             <wp:effectExtent b="0" l="0" r="0" t="0"/>
-            <wp:docPr id="42" name="image43.png"/>
+            <wp:docPr id="44" name="image26.png"/>
             <a:graphic>
               <a:graphicData uri="http://schemas.openxmlformats.org/drawingml/2006/picture">
                 <pic:pic>
                   <pic:nvPicPr>
-                    <pic:cNvPr id="0" name="image43.png"/>
+                    <pic:cNvPr id="0" name="image26.png"/>
                     <pic:cNvPicPr preferRelativeResize="0"/>
                   </pic:nvPicPr>
                   <pic:blipFill>
-                    <a:blip r:embed="rId59"/>
+                    <a:blip r:embed="rId61"/>
                     <a:srcRect b="0" l="0" r="0" t="0"/>
                     <a:stretch>
                       <a:fillRect/>
@@ -13044,16 +12202,16 @@
           <wp:inline distB="114300" distT="114300" distL="114300" distR="114300">
             <wp:extent cx="5731200" cy="1460500"/>
             <wp:effectExtent b="0" l="0" r="0" t="0"/>
-            <wp:docPr id="22" name="image24.png"/>
+            <wp:docPr id="23" name="image14.png"/>
             <a:graphic>
               <a:graphicData uri="http://schemas.openxmlformats.org/drawingml/2006/picture">
                 <pic:pic>
                   <pic:nvPicPr>
-                    <pic:cNvPr id="0" name="image24.png"/>
+                    <pic:cNvPr id="0" name="image14.png"/>
                     <pic:cNvPicPr preferRelativeResize="0"/>
                   </pic:nvPicPr>
                   <pic:blipFill>
-                    <a:blip r:embed="rId60"/>
+                    <a:blip r:embed="rId62"/>
                     <a:srcRect b="0" l="0" r="0" t="0"/>
                     <a:stretch>
                       <a:fillRect/>
@@ -13157,16 +12315,16 @@
           <wp:inline distB="114300" distT="114300" distL="114300" distR="114300">
             <wp:extent cx="5731200" cy="1092200"/>
             <wp:effectExtent b="0" l="0" r="0" t="0"/>
-            <wp:docPr id="27" name="image35.png"/>
+            <wp:docPr id="28" name="image16.png"/>
             <a:graphic>
               <a:graphicData uri="http://schemas.openxmlformats.org/drawingml/2006/picture">
                 <pic:pic>
                   <pic:nvPicPr>
-                    <pic:cNvPr id="0" name="image35.png"/>
+                    <pic:cNvPr id="0" name="image16.png"/>
                     <pic:cNvPicPr preferRelativeResize="0"/>
                   </pic:nvPicPr>
                   <pic:blipFill>
-                    <a:blip r:embed="rId61"/>
+                    <a:blip r:embed="rId63"/>
                     <a:srcRect b="0" l="0" r="0" t="0"/>
                     <a:stretch>
                       <a:fillRect/>
@@ -13242,16 +12400,16 @@
           <wp:inline distB="114300" distT="114300" distL="114300" distR="114300">
             <wp:extent cx="5731200" cy="673100"/>
             <wp:effectExtent b="0" l="0" r="0" t="0"/>
-            <wp:docPr id="9" name="image9.png"/>
+            <wp:docPr id="10" name="image52.png"/>
             <a:graphic>
               <a:graphicData uri="http://schemas.openxmlformats.org/drawingml/2006/picture">
                 <pic:pic>
                   <pic:nvPicPr>
-                    <pic:cNvPr id="0" name="image9.png"/>
+                    <pic:cNvPr id="0" name="image52.png"/>
                     <pic:cNvPicPr preferRelativeResize="0"/>
                   </pic:nvPicPr>
                   <pic:blipFill>
-                    <a:blip r:embed="rId62"/>
+                    <a:blip r:embed="rId64"/>
                     <a:srcRect b="0" l="0" r="0" t="0"/>
                     <a:stretch>
                       <a:fillRect/>
@@ -13327,16 +12485,16 @@
           <wp:inline distB="114300" distT="114300" distL="114300" distR="114300">
             <wp:extent cx="5731200" cy="990600"/>
             <wp:effectExtent b="0" l="0" r="0" t="0"/>
-            <wp:docPr id="54" name="image49.png"/>
+            <wp:docPr id="56" name="image42.png"/>
             <a:graphic>
               <a:graphicData uri="http://schemas.openxmlformats.org/drawingml/2006/picture">
                 <pic:pic>
                   <pic:nvPicPr>
-                    <pic:cNvPr id="0" name="image49.png"/>
+                    <pic:cNvPr id="0" name="image42.png"/>
                     <pic:cNvPicPr preferRelativeResize="0"/>
                   </pic:nvPicPr>
                   <pic:blipFill>
-                    <a:blip r:embed="rId63"/>
+                    <a:blip r:embed="rId65"/>
                     <a:srcRect b="0" l="0" r="0" t="0"/>
                     <a:stretch>
                       <a:fillRect/>
@@ -13398,16 +12556,16 @@
           <wp:inline distB="114300" distT="114300" distL="114300" distR="114300">
             <wp:extent cx="3609975" cy="1752600"/>
             <wp:effectExtent b="0" l="0" r="0" t="0"/>
-            <wp:docPr id="56" name="image59.png"/>
+            <wp:docPr id="58" name="image44.png"/>
             <a:graphic>
               <a:graphicData uri="http://schemas.openxmlformats.org/drawingml/2006/picture">
                 <pic:pic>
                   <pic:nvPicPr>
-                    <pic:cNvPr id="0" name="image59.png"/>
+                    <pic:cNvPr id="0" name="image44.png"/>
                     <pic:cNvPicPr preferRelativeResize="0"/>
                   </pic:nvPicPr>
                   <pic:blipFill>
-                    <a:blip r:embed="rId64"/>
+                    <a:blip r:embed="rId66"/>
                     <a:srcRect b="0" l="0" r="0" t="0"/>
                     <a:stretch>
                       <a:fillRect/>
@@ -13483,16 +12641,16 @@
           <wp:inline distB="114300" distT="114300" distL="114300" distR="114300">
             <wp:extent cx="5731200" cy="1358900"/>
             <wp:effectExtent b="0" l="0" r="0" t="0"/>
-            <wp:docPr id="15" name="image8.png"/>
+            <wp:docPr id="16" name="image27.png"/>
             <a:graphic>
               <a:graphicData uri="http://schemas.openxmlformats.org/drawingml/2006/picture">
                 <pic:pic>
                   <pic:nvPicPr>
-                    <pic:cNvPr id="0" name="image8.png"/>
+                    <pic:cNvPr id="0" name="image27.png"/>
                     <pic:cNvPicPr preferRelativeResize="0"/>
                   </pic:nvPicPr>
                   <pic:blipFill>
-                    <a:blip r:embed="rId65"/>
+                    <a:blip r:embed="rId67"/>
                     <a:srcRect b="0" l="0" r="0" t="0"/>
                     <a:stretch>
                       <a:fillRect/>
@@ -13698,7 +12856,7 @@
         </w:rPr>
         <w:t xml:space="preserve">Google Drive: </w:t>
       </w:r>
-      <w:hyperlink r:id="rId66">
+      <w:hyperlink r:id="rId68">
         <w:r>
           <w:rPr>
             <w:rFonts w:ascii="Times New Roman" w:cs="Times New Roman" w:eastAsia="Times New Roman" w:hAnsi="Times New Roman"/>
@@ -13757,7 +12915,7 @@
           <w:szCs w:val="28"/>
         </w:rPr>
       </w:pPr>
-      <w:hyperlink r:id="rId67">
+      <w:hyperlink r:id="rId69">
         <w:r>
           <w:rPr>
             <w:rFonts w:ascii="Times New Roman" w:cs="Times New Roman" w:eastAsia="Times New Roman" w:hAnsi="Times New Roman"/>
@@ -13910,230 +13068,267 @@
         <w:jc w:val="center"/>
         <w:rPr>
           <w:rFonts w:ascii="Times New Roman" w:cs="Times New Roman" w:eastAsia="Times New Roman" w:hAnsi="Times New Roman"/>
+          <w:sz w:val="24"/>
+          <w:szCs w:val="24"/>
+        </w:rPr>
+      </w:pPr>
+      <w:r>
+        <w:rPr>
+          <w:rFonts w:ascii="Times New Roman" w:cs="Times New Roman" w:eastAsia="Times New Roman" w:hAnsi="Times New Roman"/>
           <w:b w:val="1"/>
           <w:bCs w:val="1"/>
           <w:sz w:val="28"/>
           <w:szCs w:val="28"/>
-        </w:rPr>
-      </w:pPr>
-      <w:r>
+          <w:rtl w:val="0"/>
+        </w:rPr>
+        <w:t xml:space="preserve">Conclusion </w:t>
+      </w:r>
+      <w:r>
+        <w:rPr>
+          <w:rtl w:val="0"/>
+        </w:rPr>
+      </w:r>
+    </w:p>
+    <w:p>
+      <w:pPr>
+        <w:rPr>
+          <w:rFonts w:ascii="Times New Roman" w:cs="Times New Roman" w:eastAsia="Times New Roman" w:hAnsi="Times New Roman"/>
+          <w:sz w:val="24"/>
+          <w:szCs w:val="24"/>
+        </w:rPr>
+      </w:pPr>
+      <w:r>
+        <w:rPr>
+          <w:rtl w:val="0"/>
+        </w:rPr>
+      </w:r>
+    </w:p>
+    <w:p>
+      <w:pPr>
+        <w:rPr>
+          <w:rFonts w:ascii="Times New Roman" w:cs="Times New Roman" w:eastAsia="Times New Roman" w:hAnsi="Times New Roman"/>
+          <w:sz w:val="24"/>
+          <w:szCs w:val="24"/>
+        </w:rPr>
+      </w:pPr>
+      <w:r>
+        <w:rPr>
+          <w:rFonts w:ascii="Times New Roman" w:cs="Times New Roman" w:eastAsia="Times New Roman" w:hAnsi="Times New Roman"/>
+          <w:sz w:val="24"/>
+          <w:szCs w:val="24"/>
+          <w:rtl w:val="0"/>
+        </w:rPr>
+        <w:t xml:space="preserve">Through this project, we learned how to handle a real-life problem using an RDBMS to create relationships between different entities and using SQL queries to store, retrieve and manage data. We also learned to connect our database with a Flask application and create features like registration, login, deployment, and updating. To sum up, our project helped us understand how to deal with the frontend, backend, and database all together to build a working system. </w:t>
+      </w:r>
+    </w:p>
+    <w:p>
+      <w:pPr>
+        <w:jc w:val="center"/>
+        <w:rPr>
+          <w:rFonts w:ascii="Times New Roman" w:cs="Times New Roman" w:eastAsia="Times New Roman" w:hAnsi="Times New Roman"/>
+          <w:sz w:val="24"/>
+          <w:szCs w:val="24"/>
+        </w:rPr>
+      </w:pPr>
+      <w:r>
+        <w:rPr>
+          <w:rtl w:val="0"/>
+        </w:rPr>
+      </w:r>
+    </w:p>
+    <w:p>
+      <w:pPr>
+        <w:jc w:val="center"/>
+        <w:rPr>
+          <w:rFonts w:ascii="Times New Roman" w:cs="Times New Roman" w:eastAsia="Times New Roman" w:hAnsi="Times New Roman"/>
+          <w:sz w:val="24"/>
+          <w:szCs w:val="24"/>
+        </w:rPr>
+      </w:pPr>
+      <w:r>
+        <w:rPr>
+          <w:rtl w:val="0"/>
+        </w:rPr>
+      </w:r>
+    </w:p>
+    <w:p>
+      <w:pPr>
+        <w:jc w:val="left"/>
+        <w:rPr>
+          <w:rFonts w:ascii="Times New Roman" w:cs="Times New Roman" w:eastAsia="Times New Roman" w:hAnsi="Times New Roman"/>
+          <w:sz w:val="24"/>
+          <w:szCs w:val="24"/>
+        </w:rPr>
+      </w:pPr>
+      <w:r>
+        <w:rPr>
+          <w:rtl w:val="0"/>
+        </w:rPr>
+      </w:r>
+    </w:p>
+    <w:p>
+      <w:pPr>
+        <w:jc w:val="left"/>
+        <w:rPr>
+          <w:rFonts w:ascii="Times New Roman" w:cs="Times New Roman" w:eastAsia="Times New Roman" w:hAnsi="Times New Roman"/>
+          <w:sz w:val="24"/>
+          <w:szCs w:val="24"/>
+        </w:rPr>
+      </w:pPr>
+      <w:r>
+        <w:rPr>
+          <w:rtl w:val="0"/>
+        </w:rPr>
+      </w:r>
+    </w:p>
+    <w:p>
+      <w:pPr>
+        <w:jc w:val="left"/>
+        <w:rPr>
+          <w:rFonts w:ascii="Times New Roman" w:cs="Times New Roman" w:eastAsia="Times New Roman" w:hAnsi="Times New Roman"/>
+          <w:sz w:val="24"/>
+          <w:szCs w:val="24"/>
+        </w:rPr>
+      </w:pPr>
+      <w:r>
+        <w:rPr>
+          <w:rtl w:val="0"/>
+        </w:rPr>
+      </w:r>
+    </w:p>
+    <w:p>
+      <w:pPr>
+        <w:jc w:val="center"/>
+        <w:rPr>
+          <w:rFonts w:ascii="Times New Roman" w:cs="Times New Roman" w:eastAsia="Times New Roman" w:hAnsi="Times New Roman"/>
+          <w:sz w:val="24"/>
+          <w:szCs w:val="24"/>
+        </w:rPr>
+      </w:pPr>
+      <w:r>
+        <w:rPr>
+          <w:rtl w:val="0"/>
+        </w:rPr>
+      </w:r>
+    </w:p>
+    <w:p>
+      <w:pPr>
+        <w:jc w:val="center"/>
+        <w:rPr>
+          <w:rFonts w:ascii="Times New Roman" w:cs="Times New Roman" w:eastAsia="Times New Roman" w:hAnsi="Times New Roman"/>
+          <w:sz w:val="24"/>
+          <w:szCs w:val="24"/>
+        </w:rPr>
+      </w:pPr>
+      <w:r>
+        <w:rPr>
+          <w:rtl w:val="0"/>
+        </w:rPr>
+      </w:r>
+    </w:p>
+    <w:p>
+      <w:pPr>
+        <w:jc w:val="center"/>
+        <w:rPr>
+          <w:rFonts w:ascii="Times New Roman" w:cs="Times New Roman" w:eastAsia="Times New Roman" w:hAnsi="Times New Roman"/>
+          <w:sz w:val="24"/>
+          <w:szCs w:val="24"/>
+        </w:rPr>
+      </w:pPr>
+      <w:r>
+        <w:rPr>
+          <w:rtl w:val="0"/>
+        </w:rPr>
+      </w:r>
+    </w:p>
+    <w:p>
+      <w:pPr>
+        <w:jc w:val="center"/>
+        <w:rPr>
+          <w:rFonts w:ascii="Times New Roman" w:cs="Times New Roman" w:eastAsia="Times New Roman" w:hAnsi="Times New Roman"/>
+          <w:sz w:val="24"/>
+          <w:szCs w:val="24"/>
+        </w:rPr>
+      </w:pPr>
+      <w:r>
+        <w:rPr>
+          <w:rtl w:val="0"/>
+        </w:rPr>
+      </w:r>
+    </w:p>
+    <w:p>
+      <w:pPr>
+        <w:jc w:val="center"/>
+        <w:rPr>
+          <w:rFonts w:ascii="Times New Roman" w:cs="Times New Roman" w:eastAsia="Times New Roman" w:hAnsi="Times New Roman"/>
+          <w:sz w:val="24"/>
+          <w:szCs w:val="24"/>
+        </w:rPr>
+      </w:pPr>
+      <w:r>
+        <w:rPr>
+          <w:rtl w:val="0"/>
+        </w:rPr>
+      </w:r>
+    </w:p>
+    <w:p>
+      <w:pPr>
+        <w:jc w:val="center"/>
+        <w:rPr>
+          <w:rFonts w:ascii="Times New Roman" w:cs="Times New Roman" w:eastAsia="Times New Roman" w:hAnsi="Times New Roman"/>
+          <w:sz w:val="24"/>
+          <w:szCs w:val="24"/>
+        </w:rPr>
+      </w:pPr>
+      <w:r>
+        <w:rPr>
+          <w:rtl w:val="0"/>
+        </w:rPr>
+      </w:r>
+    </w:p>
+    <w:p>
+      <w:pPr>
+        <w:jc w:val="center"/>
         <w:rPr>
           <w:rFonts w:ascii="Times New Roman" w:cs="Times New Roman" w:eastAsia="Times New Roman" w:hAnsi="Times New Roman"/>
           <w:b w:val="1"/>
           <w:bCs w:val="1"/>
           <w:sz w:val="28"/>
           <w:szCs w:val="28"/>
-          <w:rtl w:val="0"/>
-        </w:rPr>
-        <w:t xml:space="preserve">Conclusion </w:t>
-      </w:r>
-    </w:p>
-    <w:p>
-      <w:pPr>
-        <w:jc w:val="center"/>
-        <w:rPr>
-          <w:rFonts w:ascii="Times New Roman" w:cs="Times New Roman" w:eastAsia="Times New Roman" w:hAnsi="Times New Roman"/>
-          <w:sz w:val="24"/>
-          <w:szCs w:val="24"/>
-        </w:rPr>
-      </w:pPr>
-      <w:r>
-        <w:rPr>
-          <w:rtl w:val="0"/>
-        </w:rPr>
-      </w:r>
-    </w:p>
-    <w:p>
-      <w:pPr>
-        <w:jc w:val="center"/>
-        <w:rPr>
-          <w:rFonts w:ascii="Times New Roman" w:cs="Times New Roman" w:eastAsia="Times New Roman" w:hAnsi="Times New Roman"/>
-          <w:sz w:val="24"/>
-          <w:szCs w:val="24"/>
-        </w:rPr>
-      </w:pPr>
-      <w:r>
-        <w:rPr>
-          <w:rtl w:val="0"/>
-        </w:rPr>
-      </w:r>
-    </w:p>
-    <w:p>
-      <w:pPr>
-        <w:jc w:val="center"/>
-        <w:rPr>
-          <w:rFonts w:ascii="Times New Roman" w:cs="Times New Roman" w:eastAsia="Times New Roman" w:hAnsi="Times New Roman"/>
-          <w:sz w:val="24"/>
-          <w:szCs w:val="24"/>
-        </w:rPr>
-      </w:pPr>
-      <w:r>
-        <w:rPr>
-          <w:rtl w:val="0"/>
-        </w:rPr>
-      </w:r>
-    </w:p>
-    <w:p>
-      <w:pPr>
-        <w:jc w:val="left"/>
-        <w:rPr>
-          <w:rFonts w:ascii="Times New Roman" w:cs="Times New Roman" w:eastAsia="Times New Roman" w:hAnsi="Times New Roman"/>
-          <w:sz w:val="24"/>
-          <w:szCs w:val="24"/>
-        </w:rPr>
-      </w:pPr>
-      <w:r>
-        <w:rPr>
-          <w:rtl w:val="0"/>
-        </w:rPr>
-      </w:r>
-    </w:p>
-    <w:p>
-      <w:pPr>
-        <w:jc w:val="left"/>
-        <w:rPr>
-          <w:rFonts w:ascii="Times New Roman" w:cs="Times New Roman" w:eastAsia="Times New Roman" w:hAnsi="Times New Roman"/>
-          <w:sz w:val="24"/>
-          <w:szCs w:val="24"/>
-        </w:rPr>
-      </w:pPr>
-      <w:r>
-        <w:rPr>
-          <w:rtl w:val="0"/>
-        </w:rPr>
-      </w:r>
-    </w:p>
-    <w:p>
-      <w:pPr>
-        <w:jc w:val="left"/>
-        <w:rPr>
-          <w:rFonts w:ascii="Times New Roman" w:cs="Times New Roman" w:eastAsia="Times New Roman" w:hAnsi="Times New Roman"/>
-          <w:sz w:val="24"/>
-          <w:szCs w:val="24"/>
-        </w:rPr>
-      </w:pPr>
-      <w:r>
-        <w:rPr>
-          <w:rtl w:val="0"/>
-        </w:rPr>
-      </w:r>
-    </w:p>
-    <w:p>
-      <w:pPr>
-        <w:jc w:val="center"/>
-        <w:rPr>
-          <w:rFonts w:ascii="Times New Roman" w:cs="Times New Roman" w:eastAsia="Times New Roman" w:hAnsi="Times New Roman"/>
-          <w:sz w:val="24"/>
-          <w:szCs w:val="24"/>
-        </w:rPr>
-      </w:pPr>
-      <w:r>
-        <w:rPr>
-          <w:rtl w:val="0"/>
-        </w:rPr>
-      </w:r>
-    </w:p>
-    <w:p>
-      <w:pPr>
-        <w:jc w:val="center"/>
-        <w:rPr>
-          <w:rFonts w:ascii="Times New Roman" w:cs="Times New Roman" w:eastAsia="Times New Roman" w:hAnsi="Times New Roman"/>
-          <w:sz w:val="24"/>
-          <w:szCs w:val="24"/>
-        </w:rPr>
-      </w:pPr>
-      <w:r>
-        <w:rPr>
-          <w:rtl w:val="0"/>
-        </w:rPr>
-      </w:r>
-    </w:p>
-    <w:p>
-      <w:pPr>
-        <w:jc w:val="center"/>
-        <w:rPr>
-          <w:rFonts w:ascii="Times New Roman" w:cs="Times New Roman" w:eastAsia="Times New Roman" w:hAnsi="Times New Roman"/>
-          <w:sz w:val="24"/>
-          <w:szCs w:val="24"/>
-        </w:rPr>
-      </w:pPr>
-      <w:r>
-        <w:rPr>
-          <w:rtl w:val="0"/>
-        </w:rPr>
-      </w:r>
-    </w:p>
-    <w:p>
-      <w:pPr>
-        <w:jc w:val="center"/>
-        <w:rPr>
-          <w:rFonts w:ascii="Times New Roman" w:cs="Times New Roman" w:eastAsia="Times New Roman" w:hAnsi="Times New Roman"/>
-          <w:sz w:val="24"/>
-          <w:szCs w:val="24"/>
-        </w:rPr>
-      </w:pPr>
-      <w:r>
-        <w:rPr>
-          <w:rtl w:val="0"/>
-        </w:rPr>
-      </w:r>
-    </w:p>
-    <w:p>
-      <w:pPr>
-        <w:jc w:val="center"/>
-        <w:rPr>
-          <w:rFonts w:ascii="Times New Roman" w:cs="Times New Roman" w:eastAsia="Times New Roman" w:hAnsi="Times New Roman"/>
-          <w:sz w:val="24"/>
-          <w:szCs w:val="24"/>
-        </w:rPr>
-      </w:pPr>
-      <w:r>
-        <w:rPr>
-          <w:rtl w:val="0"/>
-        </w:rPr>
-      </w:r>
-    </w:p>
-    <w:p>
-      <w:pPr>
-        <w:jc w:val="center"/>
-        <w:rPr>
-          <w:rFonts w:ascii="Times New Roman" w:cs="Times New Roman" w:eastAsia="Times New Roman" w:hAnsi="Times New Roman"/>
-          <w:sz w:val="24"/>
-          <w:szCs w:val="24"/>
-        </w:rPr>
-      </w:pPr>
-      <w:r>
-        <w:rPr>
-          <w:rtl w:val="0"/>
-        </w:rPr>
-      </w:r>
-    </w:p>
-    <w:p>
-      <w:pPr>
-        <w:jc w:val="center"/>
+        </w:rPr>
+      </w:pPr>
+      <w:r>
         <w:rPr>
           <w:rFonts w:ascii="Times New Roman" w:cs="Times New Roman" w:eastAsia="Times New Roman" w:hAnsi="Times New Roman"/>
           <w:b w:val="1"/>
           <w:bCs w:val="1"/>
           <w:sz w:val="28"/>
           <w:szCs w:val="28"/>
-        </w:rPr>
-      </w:pPr>
-      <w:r>
+          <w:rtl w:val="0"/>
+        </w:rPr>
+        <w:t xml:space="preserve">References</w:t>
+      </w:r>
+    </w:p>
+    <w:p>
+      <w:pPr>
+        <w:jc w:val="center"/>
         <w:rPr>
           <w:rFonts w:ascii="Times New Roman" w:cs="Times New Roman" w:eastAsia="Times New Roman" w:hAnsi="Times New Roman"/>
           <w:b w:val="1"/>
           <w:bCs w:val="1"/>
           <w:sz w:val="28"/>
           <w:szCs w:val="28"/>
-          <w:rtl w:val="0"/>
-        </w:rPr>
-        <w:t xml:space="preserve">References</w:t>
-      </w:r>
-    </w:p>
-    <w:p>
-      <w:pPr>
-        <w:jc w:val="center"/>
+        </w:rPr>
+      </w:pPr>
+      <w:r>
+        <w:rPr>
+          <w:rtl w:val="0"/>
+        </w:rPr>
+      </w:r>
+    </w:p>
+    <w:p>
+      <w:pPr>
+        <w:jc w:val="left"/>
         <w:rPr>
           <w:rFonts w:ascii="Times New Roman" w:cs="Times New Roman" w:eastAsia="Times New Roman" w:hAnsi="Times New Roman"/>
           <w:b w:val="1"/>
@@ -14148,26 +13343,9 @@
         </w:rPr>
       </w:r>
     </w:p>
-    <w:p>
-      <w:pPr>
-        <w:jc w:val="left"/>
-        <w:rPr>
-          <w:rFonts w:ascii="Times New Roman" w:cs="Times New Roman" w:eastAsia="Times New Roman" w:hAnsi="Times New Roman"/>
-          <w:b w:val="1"/>
-          <w:bCs w:val="1"/>
-          <w:sz w:val="28"/>
-          <w:szCs w:val="28"/>
-        </w:rPr>
-      </w:pPr>
-      <w:r>
-        <w:rPr>
-          <w:rtl w:val="0"/>
-        </w:rPr>
-      </w:r>
-    </w:p>
     <w:sectPr>
-      <w:footerReference r:id="rId68" w:type="default"/>
-      <w:footerReference r:id="rId69" w:type="first"/>
+      <w:footerReference r:id="rId70" w:type="default"/>
+      <w:footerReference r:id="rId71" w:type="first"/>
       <w:pgSz w:h="16838" w:w="11906" w:orient="portrait"/>
       <w:pgMar w:bottom="1440" w:top="1440" w:left="1440" w:right="1440" w:header="720" w:footer="720"/>
       <w:pgNumType w:start="1"/>

--- a/Project Report Group 8.docx
+++ b/Project Report Group 8.docx
@@ -4819,12 +4819,12 @@
           <wp:inline distB="114300" distT="114300" distL="114300" distR="114300">
             <wp:extent cx="5724525" cy="5781675"/>
             <wp:effectExtent b="0" l="0" r="0" t="0"/>
-            <wp:docPr id="31" name="image21.png"/>
+            <wp:docPr id="31" name="image59.png"/>
             <a:graphic>
               <a:graphicData uri="http://schemas.openxmlformats.org/drawingml/2006/picture">
                 <pic:pic>
                   <pic:nvPicPr>
-                    <pic:cNvPr id="0" name="image21.png"/>
+                    <pic:cNvPr id="0" name="image59.png"/>
                     <pic:cNvPicPr preferRelativeResize="0"/>
                   </pic:nvPicPr>
                   <pic:blipFill>
@@ -5067,12 +5067,12 @@
           <wp:inline distB="114300" distT="114300" distL="114300" distR="114300">
             <wp:extent cx="5731200" cy="7416800"/>
             <wp:effectExtent b="0" l="0" r="0" t="0"/>
-            <wp:docPr id="7" name="image4.jpg"/>
+            <wp:docPr id="7" name="image17.jpg"/>
             <a:graphic>
               <a:graphicData uri="http://schemas.openxmlformats.org/drawingml/2006/picture">
                 <pic:pic>
                   <pic:nvPicPr>
-                    <pic:cNvPr id="0" name="image4.jpg"/>
+                    <pic:cNvPr id="0" name="image17.jpg"/>
                     <pic:cNvPicPr preferRelativeResize="0"/>
                   </pic:nvPicPr>
                   <pic:blipFill>
@@ -5380,7 +5380,7 @@
           <w:szCs w:val="28"/>
           <w:rtl w:val="0"/>
         </w:rPr>
-        <w:t xml:space="preserve">Yes, it is in 2NF because there are no functional dependencies</w:t>
+        <w:t xml:space="preserve">Yes, it is in 2NF because there are no partial dependencies</w:t>
       </w:r>
     </w:p>
     <w:p>
@@ -5894,12 +5894,12 @@
           <wp:inline distB="114300" distT="114300" distL="114300" distR="114300">
             <wp:extent cx="5731200" cy="2705100"/>
             <wp:effectExtent b="0" l="0" r="0" t="0"/>
-            <wp:docPr id="20" name="image9.png"/>
+            <wp:docPr id="20" name="image11.png"/>
             <a:graphic>
               <a:graphicData uri="http://schemas.openxmlformats.org/drawingml/2006/picture">
                 <pic:pic>
                   <pic:nvPicPr>
-                    <pic:cNvPr id="0" name="image9.png"/>
+                    <pic:cNvPr id="0" name="image11.png"/>
                     <pic:cNvPicPr preferRelativeResize="0"/>
                   </pic:nvPicPr>
                   <pic:blipFill>
@@ -6050,12 +6050,12 @@
           <wp:inline distB="114300" distT="114300" distL="114300" distR="114300">
             <wp:extent cx="5731200" cy="2692400"/>
             <wp:effectExtent b="0" l="0" r="0" t="0"/>
-            <wp:docPr id="30" name="image20.png"/>
+            <wp:docPr id="30" name="image31.png"/>
             <a:graphic>
               <a:graphicData uri="http://schemas.openxmlformats.org/drawingml/2006/picture">
                 <pic:pic>
                   <pic:nvPicPr>
-                    <pic:cNvPr id="0" name="image20.png"/>
+                    <pic:cNvPr id="0" name="image31.png"/>
                     <pic:cNvPicPr preferRelativeResize="0"/>
                   </pic:nvPicPr>
                   <pic:blipFill>
@@ -6149,12 +6149,12 @@
           <wp:inline distB="114300" distT="114300" distL="114300" distR="114300">
             <wp:extent cx="5731200" cy="2679700"/>
             <wp:effectExtent b="0" l="0" r="0" t="0"/>
-            <wp:docPr id="15" name="image11.png"/>
+            <wp:docPr id="15" name="image13.png"/>
             <a:graphic>
               <a:graphicData uri="http://schemas.openxmlformats.org/drawingml/2006/picture">
                 <pic:pic>
                   <pic:nvPicPr>
-                    <pic:cNvPr id="0" name="image11.png"/>
+                    <pic:cNvPr id="0" name="image13.png"/>
                     <pic:cNvPicPr preferRelativeResize="0"/>
                   </pic:nvPicPr>
                   <pic:blipFill>
@@ -6248,12 +6248,12 @@
           <wp:inline distB="114300" distT="114300" distL="114300" distR="114300">
             <wp:extent cx="5731200" cy="2895600"/>
             <wp:effectExtent b="0" l="0" r="0" t="0"/>
-            <wp:docPr id="1" name="image34.png"/>
+            <wp:docPr id="1" name="image10.png"/>
             <a:graphic>
               <a:graphicData uri="http://schemas.openxmlformats.org/drawingml/2006/picture">
                 <pic:pic>
                   <pic:nvPicPr>
-                    <pic:cNvPr id="0" name="image34.png"/>
+                    <pic:cNvPr id="0" name="image10.png"/>
                     <pic:cNvPicPr preferRelativeResize="0"/>
                   </pic:nvPicPr>
                   <pic:blipFill>
@@ -6351,12 +6351,12 @@
           <wp:inline distB="114300" distT="114300" distL="114300" distR="114300">
             <wp:extent cx="5731200" cy="2857500"/>
             <wp:effectExtent b="0" l="0" r="0" t="0"/>
-            <wp:docPr id="57" name="image40.png"/>
+            <wp:docPr id="57" name="image49.png"/>
             <a:graphic>
               <a:graphicData uri="http://schemas.openxmlformats.org/drawingml/2006/picture">
                 <pic:pic>
                   <pic:nvPicPr>
-                    <pic:cNvPr id="0" name="image40.png"/>
+                    <pic:cNvPr id="0" name="image49.png"/>
                     <pic:cNvPicPr preferRelativeResize="0"/>
                   </pic:nvPicPr>
                   <pic:blipFill>
@@ -6477,12 +6477,12 @@
           <wp:inline distB="114300" distT="114300" distL="114300" distR="114300">
             <wp:extent cx="5731200" cy="2882900"/>
             <wp:effectExtent b="0" l="0" r="0" t="0"/>
-            <wp:docPr id="19" name="image30.png"/>
+            <wp:docPr id="19" name="image7.png"/>
             <a:graphic>
               <a:graphicData uri="http://schemas.openxmlformats.org/drawingml/2006/picture">
                 <pic:pic>
                   <pic:nvPicPr>
-                    <pic:cNvPr id="0" name="image30.png"/>
+                    <pic:cNvPr id="0" name="image7.png"/>
                     <pic:cNvPicPr preferRelativeResize="0"/>
                   </pic:nvPicPr>
                   <pic:blipFill>
@@ -6607,12 +6607,12 @@
           <wp:inline distB="114300" distT="114300" distL="114300" distR="114300">
             <wp:extent cx="5731200" cy="2832100"/>
             <wp:effectExtent b="0" l="0" r="0" t="0"/>
-            <wp:docPr id="29" name="image23.png"/>
+            <wp:docPr id="29" name="image30.png"/>
             <a:graphic>
               <a:graphicData uri="http://schemas.openxmlformats.org/drawingml/2006/picture">
                 <pic:pic>
                   <pic:nvPicPr>
-                    <pic:cNvPr id="0" name="image23.png"/>
+                    <pic:cNvPr id="0" name="image30.png"/>
                     <pic:cNvPicPr preferRelativeResize="0"/>
                   </pic:nvPicPr>
                   <pic:blipFill>
@@ -6741,12 +6741,12 @@
           <wp:inline distB="114300" distT="114300" distL="114300" distR="114300">
             <wp:extent cx="5731200" cy="2870200"/>
             <wp:effectExtent b="0" l="0" r="0" t="0"/>
-            <wp:docPr id="33" name="image19.png"/>
+            <wp:docPr id="33" name="image29.png"/>
             <a:graphic>
               <a:graphicData uri="http://schemas.openxmlformats.org/drawingml/2006/picture">
                 <pic:pic>
                   <pic:nvPicPr>
-                    <pic:cNvPr id="0" name="image19.png"/>
+                    <pic:cNvPr id="0" name="image29.png"/>
                     <pic:cNvPicPr preferRelativeResize="0"/>
                   </pic:nvPicPr>
                   <pic:blipFill>
@@ -6875,12 +6875,12 @@
           <wp:inline distB="114300" distT="114300" distL="114300" distR="114300">
             <wp:extent cx="5731200" cy="2895600"/>
             <wp:effectExtent b="0" l="0" r="0" t="0"/>
-            <wp:docPr id="43" name="image35.png"/>
+            <wp:docPr id="43" name="image41.png"/>
             <a:graphic>
               <a:graphicData uri="http://schemas.openxmlformats.org/drawingml/2006/picture">
                 <pic:pic>
                   <pic:nvPicPr>
-                    <pic:cNvPr id="0" name="image35.png"/>
+                    <pic:cNvPr id="0" name="image41.png"/>
                     <pic:cNvPicPr preferRelativeResize="0"/>
                   </pic:nvPicPr>
                   <pic:blipFill>
@@ -7218,12 +7218,12 @@
           <wp:inline distB="114300" distT="114300" distL="114300" distR="114300">
             <wp:extent cx="5731200" cy="2870200"/>
             <wp:effectExtent b="0" l="0" r="0" t="0"/>
-            <wp:docPr id="39" name="image41.png"/>
+            <wp:docPr id="39" name="image33.png"/>
             <a:graphic>
               <a:graphicData uri="http://schemas.openxmlformats.org/drawingml/2006/picture">
                 <pic:pic>
                   <pic:nvPicPr>
-                    <pic:cNvPr id="0" name="image41.png"/>
+                    <pic:cNvPr id="0" name="image33.png"/>
                     <pic:cNvPicPr preferRelativeResize="0"/>
                   </pic:nvPicPr>
                   <pic:blipFill>
@@ -7275,12 +7275,12 @@
           <wp:inline distB="114300" distT="114300" distL="114300" distR="114300">
             <wp:extent cx="5731200" cy="2895600"/>
             <wp:effectExtent b="0" l="0" r="0" t="0"/>
-            <wp:docPr id="27" name="image18.png"/>
+            <wp:docPr id="27" name="image24.png"/>
             <a:graphic>
               <a:graphicData uri="http://schemas.openxmlformats.org/drawingml/2006/picture">
                 <pic:pic>
                   <pic:nvPicPr>
-                    <pic:cNvPr id="0" name="image18.png"/>
+                    <pic:cNvPr id="0" name="image24.png"/>
                     <pic:cNvPicPr preferRelativeResize="0"/>
                   </pic:nvPicPr>
                   <pic:blipFill>
@@ -7352,12 +7352,12 @@
           <wp:inline distB="114300" distT="114300" distL="114300" distR="114300">
             <wp:extent cx="5731200" cy="2514600"/>
             <wp:effectExtent b="0" l="0" r="0" t="0"/>
-            <wp:docPr id="53" name="image58.png"/>
+            <wp:docPr id="53" name="image43.png"/>
             <a:graphic>
               <a:graphicData uri="http://schemas.openxmlformats.org/drawingml/2006/picture">
                 <pic:pic>
                   <pic:nvPicPr>
-                    <pic:cNvPr id="0" name="image58.png"/>
+                    <pic:cNvPr id="0" name="image43.png"/>
                     <pic:cNvPicPr preferRelativeResize="0"/>
                   </pic:nvPicPr>
                   <pic:blipFill>
@@ -7823,12 +7823,12 @@
           <wp:inline distB="114300" distT="114300" distL="114300" distR="114300">
             <wp:extent cx="4752975" cy="438150"/>
             <wp:effectExtent b="0" l="0" r="0" t="0"/>
-            <wp:docPr id="24" name="image13.png"/>
+            <wp:docPr id="24" name="image20.png"/>
             <a:graphic>
               <a:graphicData uri="http://schemas.openxmlformats.org/drawingml/2006/picture">
                 <pic:pic>
                   <pic:nvPicPr>
-                    <pic:cNvPr id="0" name="image13.png"/>
+                    <pic:cNvPr id="0" name="image20.png"/>
                     <pic:cNvPicPr preferRelativeResize="0"/>
                   </pic:nvPicPr>
                   <pic:blipFill>
@@ -7892,12 +7892,12 @@
           <wp:inline distB="114300" distT="114300" distL="114300" distR="114300">
             <wp:extent cx="5731200" cy="2641600"/>
             <wp:effectExtent b="0" l="0" r="0" t="0"/>
-            <wp:docPr id="22" name="image31.png"/>
+            <wp:docPr id="22" name="image25.png"/>
             <a:graphic>
               <a:graphicData uri="http://schemas.openxmlformats.org/drawingml/2006/picture">
                 <pic:pic>
                   <pic:nvPicPr>
-                    <pic:cNvPr id="0" name="image31.png"/>
+                    <pic:cNvPr id="0" name="image25.png"/>
                     <pic:cNvPicPr preferRelativeResize="0"/>
                   </pic:nvPicPr>
                   <pic:blipFill>
@@ -7965,12 +7965,12 @@
           <wp:inline distB="114300" distT="114300" distL="114300" distR="114300">
             <wp:extent cx="4943475" cy="3238500"/>
             <wp:effectExtent b="0" l="0" r="0" t="0"/>
-            <wp:docPr id="50" name="image54.png"/>
+            <wp:docPr id="50" name="image42.png"/>
             <a:graphic>
               <a:graphicData uri="http://schemas.openxmlformats.org/drawingml/2006/picture">
                 <pic:pic>
                   <pic:nvPicPr>
-                    <pic:cNvPr id="0" name="image54.png"/>
+                    <pic:cNvPr id="0" name="image42.png"/>
                     <pic:cNvPicPr preferRelativeResize="0"/>
                   </pic:nvPicPr>
                   <pic:blipFill>
@@ -8186,12 +8186,12 @@
           <wp:inline distB="114300" distT="114300" distL="114300" distR="114300">
             <wp:extent cx="4829175" cy="409575"/>
             <wp:effectExtent b="0" l="0" r="0" t="0"/>
-            <wp:docPr id="26" name="image15.png"/>
+            <wp:docPr id="26" name="image23.png"/>
             <a:graphic>
               <a:graphicData uri="http://schemas.openxmlformats.org/drawingml/2006/picture">
                 <pic:pic>
                   <pic:nvPicPr>
-                    <pic:cNvPr id="0" name="image15.png"/>
+                    <pic:cNvPr id="0" name="image23.png"/>
                     <pic:cNvPicPr preferRelativeResize="0"/>
                   </pic:nvPicPr>
                   <pic:blipFill>
@@ -8240,12 +8240,12 @@
           <wp:inline distB="114300" distT="114300" distL="114300" distR="114300">
             <wp:extent cx="5731200" cy="2806700"/>
             <wp:effectExtent b="0" l="0" r="0" t="0"/>
-            <wp:docPr id="18" name="image49.png"/>
+            <wp:docPr id="18" name="image39.png"/>
             <a:graphic>
               <a:graphicData uri="http://schemas.openxmlformats.org/drawingml/2006/picture">
                 <pic:pic>
                   <pic:nvPicPr>
-                    <pic:cNvPr id="0" name="image49.png"/>
+                    <pic:cNvPr id="0" name="image39.png"/>
                     <pic:cNvPicPr preferRelativeResize="0"/>
                   </pic:nvPicPr>
                   <pic:blipFill>
@@ -8332,12 +8332,12 @@
           <wp:inline distB="114300" distT="114300" distL="114300" distR="114300">
             <wp:extent cx="5731200" cy="469900"/>
             <wp:effectExtent b="0" l="0" r="0" t="0"/>
-            <wp:docPr id="17" name="image7.png"/>
+            <wp:docPr id="17" name="image5.png"/>
             <a:graphic>
               <a:graphicData uri="http://schemas.openxmlformats.org/drawingml/2006/picture">
                 <pic:pic>
                   <pic:nvPicPr>
-                    <pic:cNvPr id="0" name="image7.png"/>
+                    <pic:cNvPr id="0" name="image5.png"/>
                     <pic:cNvPicPr preferRelativeResize="0"/>
                   </pic:nvPicPr>
                   <pic:blipFill>
@@ -8405,12 +8405,12 @@
           <wp:inline distB="114300" distT="114300" distL="114300" distR="114300">
             <wp:extent cx="5731200" cy="584200"/>
             <wp:effectExtent b="0" l="0" r="0" t="0"/>
-            <wp:docPr id="13" name="image3.png"/>
+            <wp:docPr id="13" name="image16.png"/>
             <a:graphic>
               <a:graphicData uri="http://schemas.openxmlformats.org/drawingml/2006/picture">
                 <pic:pic>
                   <pic:nvPicPr>
-                    <pic:cNvPr id="0" name="image3.png"/>
+                    <pic:cNvPr id="0" name="image16.png"/>
                     <pic:cNvPicPr preferRelativeResize="0"/>
                   </pic:nvPicPr>
                   <pic:blipFill>
@@ -8478,12 +8478,12 @@
           <wp:inline distB="114300" distT="114300" distL="114300" distR="114300">
             <wp:extent cx="5731200" cy="571500"/>
             <wp:effectExtent b="0" l="0" r="0" t="0"/>
-            <wp:docPr id="4" name="image25.png"/>
+            <wp:docPr id="4" name="image15.png"/>
             <a:graphic>
               <a:graphicData uri="http://schemas.openxmlformats.org/drawingml/2006/picture">
                 <pic:pic>
                   <pic:nvPicPr>
-                    <pic:cNvPr id="0" name="image25.png"/>
+                    <pic:cNvPr id="0" name="image15.png"/>
                     <pic:cNvPicPr preferRelativeResize="0"/>
                   </pic:nvPicPr>
                   <pic:blipFill>
@@ -8600,12 +8600,12 @@
           <wp:inline distB="114300" distT="114300" distL="114300" distR="114300">
             <wp:extent cx="5731200" cy="2959100"/>
             <wp:effectExtent b="0" l="0" r="0" t="0"/>
-            <wp:docPr id="2" name="image29.png"/>
+            <wp:docPr id="2" name="image12.png"/>
             <a:graphic>
               <a:graphicData uri="http://schemas.openxmlformats.org/drawingml/2006/picture">
                 <pic:pic>
                   <pic:nvPicPr>
-                    <pic:cNvPr id="0" name="image29.png"/>
+                    <pic:cNvPr id="0" name="image12.png"/>
                     <pic:cNvPicPr preferRelativeResize="0"/>
                   </pic:nvPicPr>
                   <pic:blipFill>
@@ -8688,12 +8688,12 @@
           <wp:inline distB="114300" distT="114300" distL="114300" distR="114300">
             <wp:extent cx="5731200" cy="3124200"/>
             <wp:effectExtent b="0" l="0" r="0" t="0"/>
-            <wp:docPr id="14" name="image8.png"/>
+            <wp:docPr id="14" name="image9.png"/>
             <a:graphic>
               <a:graphicData uri="http://schemas.openxmlformats.org/drawingml/2006/picture">
                 <pic:pic>
                   <pic:nvPicPr>
-                    <pic:cNvPr id="0" name="image8.png"/>
+                    <pic:cNvPr id="0" name="image9.png"/>
                     <pic:cNvPicPr preferRelativeResize="0"/>
                   </pic:nvPicPr>
                   <pic:blipFill>
@@ -8854,12 +8854,12 @@
           <wp:inline distB="114300" distT="114300" distL="114300" distR="114300">
             <wp:extent cx="4772025" cy="438150"/>
             <wp:effectExtent b="0" l="0" r="0" t="0"/>
-            <wp:docPr id="35" name="image39.png"/>
+            <wp:docPr id="35" name="image21.png"/>
             <a:graphic>
               <a:graphicData uri="http://schemas.openxmlformats.org/drawingml/2006/picture">
                 <pic:pic>
                   <pic:nvPicPr>
-                    <pic:cNvPr id="0" name="image39.png"/>
+                    <pic:cNvPr id="0" name="image21.png"/>
                     <pic:cNvPicPr preferRelativeResize="0"/>
                   </pic:nvPicPr>
                   <pic:blipFill>
@@ -8912,12 +8912,12 @@
           <wp:inline distB="114300" distT="114300" distL="114300" distR="114300">
             <wp:extent cx="5731200" cy="2933700"/>
             <wp:effectExtent b="0" l="0" r="0" t="0"/>
-            <wp:docPr id="45" name="image50.png"/>
+            <wp:docPr id="45" name="image36.png"/>
             <a:graphic>
               <a:graphicData uri="http://schemas.openxmlformats.org/drawingml/2006/picture">
                 <pic:pic>
                   <pic:nvPicPr>
-                    <pic:cNvPr id="0" name="image50.png"/>
+                    <pic:cNvPr id="0" name="image36.png"/>
                     <pic:cNvPicPr preferRelativeResize="0"/>
                   </pic:nvPicPr>
                   <pic:blipFill>
@@ -8985,12 +8985,12 @@
           <wp:inline distB="114300" distT="114300" distL="114300" distR="114300">
             <wp:extent cx="5731200" cy="3048000"/>
             <wp:effectExtent b="0" l="0" r="0" t="0"/>
-            <wp:docPr id="49" name="image32.png"/>
+            <wp:docPr id="49" name="image40.png"/>
             <a:graphic>
               <a:graphicData uri="http://schemas.openxmlformats.org/drawingml/2006/picture">
                 <pic:pic>
                   <pic:nvPicPr>
-                    <pic:cNvPr id="0" name="image32.png"/>
+                    <pic:cNvPr id="0" name="image40.png"/>
                     <pic:cNvPicPr preferRelativeResize="0"/>
                   </pic:nvPicPr>
                   <pic:blipFill>
@@ -9105,12 +9105,12 @@
           <wp:inline distB="114300" distT="114300" distL="114300" distR="114300">
             <wp:extent cx="5731200" cy="3086100"/>
             <wp:effectExtent b="0" l="0" r="0" t="0"/>
-            <wp:docPr id="34" name="image47.png"/>
+            <wp:docPr id="34" name="image28.png"/>
             <a:graphic>
               <a:graphicData uri="http://schemas.openxmlformats.org/drawingml/2006/picture">
                 <pic:pic>
                   <pic:nvPicPr>
-                    <pic:cNvPr id="0" name="image47.png"/>
+                    <pic:cNvPr id="0" name="image28.png"/>
                     <pic:cNvPicPr preferRelativeResize="0"/>
                   </pic:nvPicPr>
                   <pic:blipFill>
@@ -9190,12 +9190,12 @@
           <wp:inline distB="114300" distT="114300" distL="114300" distR="114300">
             <wp:extent cx="5731200" cy="2971800"/>
             <wp:effectExtent b="0" l="0" r="0" t="0"/>
-            <wp:docPr id="8" name="image22.png"/>
+            <wp:docPr id="8" name="image6.png"/>
             <a:graphic>
               <a:graphicData uri="http://schemas.openxmlformats.org/drawingml/2006/picture">
                 <pic:pic>
                   <pic:nvPicPr>
-                    <pic:cNvPr id="0" name="image22.png"/>
+                    <pic:cNvPr id="0" name="image6.png"/>
                     <pic:cNvPicPr preferRelativeResize="0"/>
                   </pic:nvPicPr>
                   <pic:blipFill>
@@ -9275,12 +9275,12 @@
           <wp:inline distB="114300" distT="114300" distL="114300" distR="114300">
             <wp:extent cx="5357813" cy="2385206"/>
             <wp:effectExtent b="0" l="0" r="0" t="0"/>
-            <wp:docPr id="32" name="image17.png"/>
+            <wp:docPr id="32" name="image27.png"/>
             <a:graphic>
               <a:graphicData uri="http://schemas.openxmlformats.org/drawingml/2006/picture">
                 <pic:pic>
                   <pic:nvPicPr>
-                    <pic:cNvPr id="0" name="image17.png"/>
+                    <pic:cNvPr id="0" name="image27.png"/>
                     <pic:cNvPicPr preferRelativeResize="0"/>
                   </pic:nvPicPr>
                   <pic:blipFill>
@@ -9360,12 +9360,12 @@
           <wp:inline distB="114300" distT="114300" distL="114300" distR="114300">
             <wp:extent cx="5043488" cy="2781458"/>
             <wp:effectExtent b="0" l="0" r="0" t="0"/>
-            <wp:docPr id="42" name="image28.png"/>
+            <wp:docPr id="42" name="image38.png"/>
             <a:graphic>
               <a:graphicData uri="http://schemas.openxmlformats.org/drawingml/2006/picture">
                 <pic:pic>
                   <pic:nvPicPr>
-                    <pic:cNvPr id="0" name="image28.png"/>
+                    <pic:cNvPr id="0" name="image38.png"/>
                     <pic:cNvPicPr preferRelativeResize="0"/>
                   </pic:nvPicPr>
                   <pic:blipFill>
@@ -9825,12 +9825,12 @@
           <wp:inline distB="114300" distT="114300" distL="114300" distR="114300">
             <wp:extent cx="5731200" cy="3619500"/>
             <wp:effectExtent b="0" l="0" r="0" t="0"/>
-            <wp:docPr id="62" name="image53.png"/>
+            <wp:docPr id="62" name="image51.png"/>
             <a:graphic>
               <a:graphicData uri="http://schemas.openxmlformats.org/drawingml/2006/picture">
                 <pic:pic>
                   <pic:nvPicPr>
-                    <pic:cNvPr id="0" name="image53.png"/>
+                    <pic:cNvPr id="0" name="image51.png"/>
                     <pic:cNvPicPr preferRelativeResize="0"/>
                   </pic:nvPicPr>
                   <pic:blipFill>
@@ -9930,12 +9930,12 @@
           <wp:inline distB="114300" distT="114300" distL="114300" distR="114300">
             <wp:extent cx="5731200" cy="3644900"/>
             <wp:effectExtent b="0" l="0" r="0" t="0"/>
-            <wp:docPr id="41" name="image61.jpg"/>
+            <wp:docPr id="41" name="image54.jpg"/>
             <a:graphic>
               <a:graphicData uri="http://schemas.openxmlformats.org/drawingml/2006/picture">
                 <pic:pic>
                   <pic:nvPicPr>
-                    <pic:cNvPr id="0" name="image61.jpg"/>
+                    <pic:cNvPr id="0" name="image54.jpg"/>
                     <pic:cNvPicPr preferRelativeResize="0"/>
                   </pic:nvPicPr>
                   <pic:blipFill>
@@ -10190,12 +10190,12 @@
           <wp:inline distB="114300" distT="114300" distL="114300" distR="114300">
             <wp:extent cx="5731200" cy="1244600"/>
             <wp:effectExtent b="0" l="0" r="0" t="0"/>
-            <wp:docPr id="51" name="image38.jpg"/>
+            <wp:docPr id="51" name="image47.jpg"/>
             <a:graphic>
               <a:graphicData uri="http://schemas.openxmlformats.org/drawingml/2006/picture">
                 <pic:pic>
                   <pic:nvPicPr>
-                    <pic:cNvPr id="0" name="image38.jpg"/>
+                    <pic:cNvPr id="0" name="image47.jpg"/>
                     <pic:cNvPicPr preferRelativeResize="0"/>
                   </pic:nvPicPr>
                   <pic:blipFill>
@@ -10285,12 +10285,12 @@
           <wp:inline distB="114300" distT="114300" distL="114300" distR="114300">
             <wp:extent cx="5731200" cy="1651000"/>
             <wp:effectExtent b="0" l="0" r="0" t="0"/>
-            <wp:docPr id="59" name="image55.jpg"/>
+            <wp:docPr id="59" name="image56.jpg"/>
             <a:graphic>
               <a:graphicData uri="http://schemas.openxmlformats.org/drawingml/2006/picture">
                 <pic:pic>
                   <pic:nvPicPr>
-                    <pic:cNvPr id="0" name="image55.jpg"/>
+                    <pic:cNvPr id="0" name="image56.jpg"/>
                     <pic:cNvPicPr preferRelativeResize="0"/>
                   </pic:nvPicPr>
                   <pic:blipFill>
@@ -10414,12 +10414,12 @@
           <wp:inline distB="114300" distT="114300" distL="114300" distR="114300">
             <wp:extent cx="5731200" cy="4152900"/>
             <wp:effectExtent b="0" l="0" r="0" t="0"/>
-            <wp:docPr id="36" name="image43.jpg"/>
+            <wp:docPr id="36" name="image55.jpg"/>
             <a:graphic>
               <a:graphicData uri="http://schemas.openxmlformats.org/drawingml/2006/picture">
                 <pic:pic>
                   <pic:nvPicPr>
-                    <pic:cNvPr id="0" name="image43.jpg"/>
+                    <pic:cNvPr id="0" name="image55.jpg"/>
                     <pic:cNvPicPr preferRelativeResize="0"/>
                   </pic:nvPicPr>
                   <pic:blipFill>
@@ -10509,12 +10509,12 @@
           <wp:inline distB="114300" distT="114300" distL="114300" distR="114300">
             <wp:extent cx="5731200" cy="3479800"/>
             <wp:effectExtent b="0" l="0" r="0" t="0"/>
-            <wp:docPr id="48" name="image56.jpg"/>
+            <wp:docPr id="48" name="image58.jpg"/>
             <a:graphic>
               <a:graphicData uri="http://schemas.openxmlformats.org/drawingml/2006/picture">
                 <pic:pic>
                   <pic:nvPicPr>
-                    <pic:cNvPr id="0" name="image56.jpg"/>
+                    <pic:cNvPr id="0" name="image58.jpg"/>
                     <pic:cNvPicPr preferRelativeResize="0"/>
                   </pic:nvPicPr>
                   <pic:blipFill>
@@ -10604,12 +10604,12 @@
           <wp:inline distB="114300" distT="114300" distL="114300" distR="114300">
             <wp:extent cx="5731200" cy="3390900"/>
             <wp:effectExtent b="0" l="0" r="0" t="0"/>
-            <wp:docPr id="47" name="image45.jpg"/>
+            <wp:docPr id="47" name="image57.jpg"/>
             <a:graphic>
               <a:graphicData uri="http://schemas.openxmlformats.org/drawingml/2006/picture">
                 <pic:pic>
                   <pic:nvPicPr>
-                    <pic:cNvPr id="0" name="image45.jpg"/>
+                    <pic:cNvPr id="0" name="image57.jpg"/>
                     <pic:cNvPicPr preferRelativeResize="0"/>
                   </pic:nvPicPr>
                   <pic:blipFill>
@@ -10702,12 +10702,12 @@
           <wp:inline distB="114300" distT="114300" distL="114300" distR="114300">
             <wp:extent cx="5731200" cy="7543800"/>
             <wp:effectExtent b="0" l="0" r="0" t="0"/>
-            <wp:docPr id="52" name="image60.jpg"/>
+            <wp:docPr id="52" name="image61.jpg"/>
             <a:graphic>
               <a:graphicData uri="http://schemas.openxmlformats.org/drawingml/2006/picture">
                 <pic:pic>
                   <pic:nvPicPr>
-                    <pic:cNvPr id="0" name="image60.jpg"/>
+                    <pic:cNvPr id="0" name="image61.jpg"/>
                     <pic:cNvPicPr preferRelativeResize="0"/>
                   </pic:nvPicPr>
                   <pic:blipFill>
@@ -10853,12 +10853,12 @@
           <wp:inline distB="114300" distT="114300" distL="114300" distR="114300">
             <wp:extent cx="5731200" cy="1536700"/>
             <wp:effectExtent b="0" l="0" r="0" t="0"/>
-            <wp:docPr id="5" name="image10.jpg"/>
+            <wp:docPr id="5" name="image19.jpg"/>
             <a:graphic>
               <a:graphicData uri="http://schemas.openxmlformats.org/drawingml/2006/picture">
                 <pic:pic>
                   <pic:nvPicPr>
-                    <pic:cNvPr id="0" name="image10.jpg"/>
+                    <pic:cNvPr id="0" name="image19.jpg"/>
                     <pic:cNvPicPr preferRelativeResize="0"/>
                   </pic:nvPicPr>
                   <pic:blipFill>
@@ -10987,12 +10987,12 @@
           <wp:inline distB="114300" distT="114300" distL="114300" distR="114300">
             <wp:extent cx="5700713" cy="745974"/>
             <wp:effectExtent b="0" l="0" r="0" t="0"/>
-            <wp:docPr id="38" name="image24.png"/>
+            <wp:docPr id="38" name="image32.png"/>
             <a:graphic>
               <a:graphicData uri="http://schemas.openxmlformats.org/drawingml/2006/picture">
                 <pic:pic>
                   <pic:nvPicPr>
-                    <pic:cNvPr id="0" name="image24.png"/>
+                    <pic:cNvPr id="0" name="image32.png"/>
                     <pic:cNvPicPr preferRelativeResize="0"/>
                   </pic:nvPicPr>
                   <pic:blipFill>
@@ -11056,12 +11056,12 @@
           <wp:inline distB="114300" distT="114300" distL="114300" distR="114300">
             <wp:extent cx="5691188" cy="1665267"/>
             <wp:effectExtent b="0" l="0" r="0" t="0"/>
-            <wp:docPr id="55" name="image59.png"/>
+            <wp:docPr id="55" name="image53.png"/>
             <a:graphic>
               <a:graphicData uri="http://schemas.openxmlformats.org/drawingml/2006/picture">
                 <pic:pic>
                   <pic:nvPicPr>
-                    <pic:cNvPr id="0" name="image59.png"/>
+                    <pic:cNvPr id="0" name="image53.png"/>
                     <pic:cNvPicPr preferRelativeResize="0"/>
                   </pic:nvPicPr>
                   <pic:blipFill>
@@ -11125,12 +11125,12 @@
           <wp:inline distB="114300" distT="114300" distL="114300" distR="114300">
             <wp:extent cx="5731200" cy="330200"/>
             <wp:effectExtent b="0" l="0" r="0" t="0"/>
-            <wp:docPr id="54" name="image57.png"/>
+            <wp:docPr id="54" name="image44.png"/>
             <a:graphic>
               <a:graphicData uri="http://schemas.openxmlformats.org/drawingml/2006/picture">
                 <pic:pic>
                   <pic:nvPicPr>
-                    <pic:cNvPr id="0" name="image57.png"/>
+                    <pic:cNvPr id="0" name="image44.png"/>
                     <pic:cNvPicPr preferRelativeResize="0"/>
                   </pic:nvPicPr>
                   <pic:blipFill>
@@ -11243,12 +11243,12 @@
           <wp:inline distB="114300" distT="114300" distL="114300" distR="114300">
             <wp:extent cx="5693719" cy="2013031"/>
             <wp:effectExtent b="0" l="0" r="0" t="0"/>
-            <wp:docPr id="3" name="image1.png"/>
+            <wp:docPr id="3" name="image4.png"/>
             <a:graphic>
               <a:graphicData uri="http://schemas.openxmlformats.org/drawingml/2006/picture">
                 <pic:pic>
                   <pic:nvPicPr>
-                    <pic:cNvPr id="0" name="image1.png"/>
+                    <pic:cNvPr id="0" name="image4.png"/>
                     <pic:cNvPicPr preferRelativeResize="0"/>
                   </pic:nvPicPr>
                   <pic:blipFill>
@@ -11322,12 +11322,12 @@
           <wp:inline distB="114300" distT="114300" distL="114300" distR="114300">
             <wp:extent cx="5731200" cy="4330700"/>
             <wp:effectExtent b="0" l="0" r="0" t="0"/>
-            <wp:docPr id="40" name="image51.png"/>
+            <wp:docPr id="40" name="image34.png"/>
             <a:graphic>
               <a:graphicData uri="http://schemas.openxmlformats.org/drawingml/2006/picture">
                 <pic:pic>
                   <pic:nvPicPr>
-                    <pic:cNvPr id="0" name="image51.png"/>
+                    <pic:cNvPr id="0" name="image34.png"/>
                     <pic:cNvPicPr preferRelativeResize="0"/>
                   </pic:nvPicPr>
                   <pic:blipFill>
@@ -11438,12 +11438,12 @@
           <wp:inline distB="114300" distT="114300" distL="114300" distR="114300">
             <wp:extent cx="5731200" cy="3111500"/>
             <wp:effectExtent b="0" l="0" r="0" t="0"/>
-            <wp:docPr id="6" name="image5.png"/>
+            <wp:docPr id="6" name="image14.png"/>
             <a:graphic>
               <a:graphicData uri="http://schemas.openxmlformats.org/drawingml/2006/picture">
                 <pic:pic>
                   <pic:nvPicPr>
-                    <pic:cNvPr id="0" name="image5.png"/>
+                    <pic:cNvPr id="0" name="image14.png"/>
                     <pic:cNvPicPr preferRelativeResize="0"/>
                   </pic:nvPicPr>
                   <pic:blipFill>
@@ -11574,12 +11574,12 @@
           <wp:inline distB="114300" distT="114300" distL="114300" distR="114300">
             <wp:extent cx="5553075" cy="2895600"/>
             <wp:effectExtent b="0" l="0" r="0" t="0"/>
-            <wp:docPr id="21" name="image33.png"/>
+            <wp:docPr id="21" name="image18.png"/>
             <a:graphic>
               <a:graphicData uri="http://schemas.openxmlformats.org/drawingml/2006/picture">
                 <pic:pic>
                   <pic:nvPicPr>
-                    <pic:cNvPr id="0" name="image33.png"/>
+                    <pic:cNvPr id="0" name="image18.png"/>
                     <pic:cNvPicPr preferRelativeResize="0"/>
                   </pic:nvPicPr>
                   <pic:blipFill>
@@ -11729,12 +11729,12 @@
           <wp:inline distB="114300" distT="114300" distL="114300" distR="114300">
             <wp:extent cx="5731200" cy="2819400"/>
             <wp:effectExtent b="0" l="0" r="0" t="0"/>
-            <wp:docPr id="37" name="image36.png"/>
+            <wp:docPr id="37" name="image60.png"/>
             <a:graphic>
               <a:graphicData uri="http://schemas.openxmlformats.org/drawingml/2006/picture">
                 <pic:pic>
                   <pic:nvPicPr>
-                    <pic:cNvPr id="0" name="image36.png"/>
+                    <pic:cNvPr id="0" name="image60.png"/>
                     <pic:cNvPicPr preferRelativeResize="0"/>
                   </pic:nvPicPr>
                   <pic:blipFill>
@@ -11828,12 +11828,12 @@
           <wp:inline distB="114300" distT="114300" distL="114300" distR="114300">
             <wp:extent cx="4924425" cy="828675"/>
             <wp:effectExtent b="0" l="0" r="0" t="0"/>
-            <wp:docPr id="11" name="image6.png"/>
+            <wp:docPr id="11" name="image3.png"/>
             <a:graphic>
               <a:graphicData uri="http://schemas.openxmlformats.org/drawingml/2006/picture">
                 <pic:pic>
                   <pic:nvPicPr>
-                    <pic:cNvPr id="0" name="image6.png"/>
+                    <pic:cNvPr id="0" name="image3.png"/>
                     <pic:cNvPicPr preferRelativeResize="0"/>
                   </pic:nvPicPr>
                   <pic:blipFill>
@@ -11913,12 +11913,12 @@
           <wp:inline distB="114300" distT="114300" distL="114300" distR="114300">
             <wp:extent cx="5731200" cy="2019300"/>
             <wp:effectExtent b="0" l="0" r="0" t="0"/>
-            <wp:docPr id="61" name="image46.png"/>
+            <wp:docPr id="61" name="image52.png"/>
             <a:graphic>
               <a:graphicData uri="http://schemas.openxmlformats.org/drawingml/2006/picture">
                 <pic:pic>
                   <pic:nvPicPr>
-                    <pic:cNvPr id="0" name="image46.png"/>
+                    <pic:cNvPr id="0" name="image52.png"/>
                     <pic:cNvPicPr preferRelativeResize="0"/>
                   </pic:nvPicPr>
                   <pic:blipFill>
@@ -11998,12 +11998,12 @@
           <wp:inline distB="114300" distT="114300" distL="114300" distR="114300">
             <wp:extent cx="5731200" cy="3886200"/>
             <wp:effectExtent b="0" l="0" r="0" t="0"/>
-            <wp:docPr id="25" name="image12.png"/>
+            <wp:docPr id="25" name="image22.png"/>
             <a:graphic>
               <a:graphicData uri="http://schemas.openxmlformats.org/drawingml/2006/picture">
                 <pic:pic>
                   <pic:nvPicPr>
-                    <pic:cNvPr id="0" name="image12.png"/>
+                    <pic:cNvPr id="0" name="image22.png"/>
                     <pic:cNvPicPr preferRelativeResize="0"/>
                   </pic:nvPicPr>
                   <pic:blipFill>
@@ -12115,12 +12115,12 @@
           <wp:inline distB="114300" distT="114300" distL="114300" distR="114300">
             <wp:extent cx="4810125" cy="1238250"/>
             <wp:effectExtent b="0" l="0" r="0" t="0"/>
-            <wp:docPr id="44" name="image26.png"/>
+            <wp:docPr id="44" name="image35.png"/>
             <a:graphic>
               <a:graphicData uri="http://schemas.openxmlformats.org/drawingml/2006/picture">
                 <pic:pic>
                   <pic:nvPicPr>
-                    <pic:cNvPr id="0" name="image26.png"/>
+                    <pic:cNvPr id="0" name="image35.png"/>
                     <pic:cNvPicPr preferRelativeResize="0"/>
                   </pic:nvPicPr>
                   <pic:blipFill>
@@ -12202,12 +12202,12 @@
           <wp:inline distB="114300" distT="114300" distL="114300" distR="114300">
             <wp:extent cx="5731200" cy="1460500"/>
             <wp:effectExtent b="0" l="0" r="0" t="0"/>
-            <wp:docPr id="23" name="image14.png"/>
+            <wp:docPr id="23" name="image26.png"/>
             <a:graphic>
               <a:graphicData uri="http://schemas.openxmlformats.org/drawingml/2006/picture">
                 <pic:pic>
                   <pic:nvPicPr>
-                    <pic:cNvPr id="0" name="image14.png"/>
+                    <pic:cNvPr id="0" name="image26.png"/>
                     <pic:cNvPicPr preferRelativeResize="0"/>
                   </pic:nvPicPr>
                   <pic:blipFill>
@@ -12315,12 +12315,12 @@
           <wp:inline distB="114300" distT="114300" distL="114300" distR="114300">
             <wp:extent cx="5731200" cy="1092200"/>
             <wp:effectExtent b="0" l="0" r="0" t="0"/>
-            <wp:docPr id="28" name="image16.png"/>
+            <wp:docPr id="28" name="image50.png"/>
             <a:graphic>
               <a:graphicData uri="http://schemas.openxmlformats.org/drawingml/2006/picture">
                 <pic:pic>
                   <pic:nvPicPr>
-                    <pic:cNvPr id="0" name="image16.png"/>
+                    <pic:cNvPr id="0" name="image50.png"/>
                     <pic:cNvPicPr preferRelativeResize="0"/>
                   </pic:nvPicPr>
                   <pic:blipFill>
@@ -12400,12 +12400,12 @@
           <wp:inline distB="114300" distT="114300" distL="114300" distR="114300">
             <wp:extent cx="5731200" cy="673100"/>
             <wp:effectExtent b="0" l="0" r="0" t="0"/>
-            <wp:docPr id="10" name="image52.png"/>
+            <wp:docPr id="10" name="image1.png"/>
             <a:graphic>
               <a:graphicData uri="http://schemas.openxmlformats.org/drawingml/2006/picture">
                 <pic:pic>
                   <pic:nvPicPr>
-                    <pic:cNvPr id="0" name="image52.png"/>
+                    <pic:cNvPr id="0" name="image1.png"/>
                     <pic:cNvPicPr preferRelativeResize="0"/>
                   </pic:nvPicPr>
                   <pic:blipFill>
@@ -12485,12 +12485,12 @@
           <wp:inline distB="114300" distT="114300" distL="114300" distR="114300">
             <wp:extent cx="5731200" cy="990600"/>
             <wp:effectExtent b="0" l="0" r="0" t="0"/>
-            <wp:docPr id="56" name="image42.png"/>
+            <wp:docPr id="56" name="image45.png"/>
             <a:graphic>
               <a:graphicData uri="http://schemas.openxmlformats.org/drawingml/2006/picture">
                 <pic:pic>
                   <pic:nvPicPr>
-                    <pic:cNvPr id="0" name="image42.png"/>
+                    <pic:cNvPr id="0" name="image45.png"/>
                     <pic:cNvPicPr preferRelativeResize="0"/>
                   </pic:nvPicPr>
                   <pic:blipFill>
@@ -12556,12 +12556,12 @@
           <wp:inline distB="114300" distT="114300" distL="114300" distR="114300">
             <wp:extent cx="3609975" cy="1752600"/>
             <wp:effectExtent b="0" l="0" r="0" t="0"/>
-            <wp:docPr id="58" name="image44.png"/>
+            <wp:docPr id="58" name="image46.png"/>
             <a:graphic>
               <a:graphicData uri="http://schemas.openxmlformats.org/drawingml/2006/picture">
                 <pic:pic>
                   <pic:nvPicPr>
-                    <pic:cNvPr id="0" name="image44.png"/>
+                    <pic:cNvPr id="0" name="image46.png"/>
                     <pic:cNvPicPr preferRelativeResize="0"/>
                   </pic:nvPicPr>
                   <pic:blipFill>
@@ -12641,12 +12641,12 @@
           <wp:inline distB="114300" distT="114300" distL="114300" distR="114300">
             <wp:extent cx="5731200" cy="1358900"/>
             <wp:effectExtent b="0" l="0" r="0" t="0"/>
-            <wp:docPr id="16" name="image27.png"/>
+            <wp:docPr id="16" name="image8.png"/>
             <a:graphic>
               <a:graphicData uri="http://schemas.openxmlformats.org/drawingml/2006/picture">
                 <pic:pic>
                   <pic:nvPicPr>
-                    <pic:cNvPr id="0" name="image27.png"/>
+                    <pic:cNvPr id="0" name="image8.png"/>
                     <pic:cNvPicPr preferRelativeResize="0"/>
                   </pic:nvPicPr>
                   <pic:blipFill>
